--- a/DoanNguyenTuanAnh_DH52300031.docx
+++ b/DoanNguyenTuanAnh_DH52300031.docx
@@ -10,16 +10,16 @@
           <w:rFonts w:cs="Times New Roman"/>
           <w:b/>
           <w:bCs/>
-          <w:sz w:val="32"/>
-          <w:szCs w:val="28"/>
-        </w:rPr>
-      </w:pPr>
-      <w:r>
-        <w:rPr>
-          <w:rFonts w:cs="Times New Roman"/>
-          <w:b/>
-          <w:bCs/>
-          <w:sz w:val="32"/>
+          <w:sz w:val="28"/>
+          <w:szCs w:val="28"/>
+        </w:rPr>
+      </w:pPr>
+      <w:r>
+        <w:rPr>
+          <w:rFonts w:cs="Times New Roman"/>
+          <w:b/>
+          <w:bCs/>
+          <w:sz w:val="28"/>
           <w:szCs w:val="28"/>
         </w:rPr>
         <w:t>TRƯỜNG ĐẠI  HỌC CÔNG NGHỆ SÀI GÒN</w:t>
@@ -34,16 +34,16 @@
           <w:b/>
           <w:bCs/>
           <w:sz w:val="28"/>
-          <w:szCs w:val="24"/>
-        </w:rPr>
-      </w:pPr>
-      <w:r>
-        <w:rPr>
-          <w:rFonts w:cs="Times New Roman"/>
-          <w:b/>
-          <w:bCs/>
-          <w:sz w:val="28"/>
-          <w:szCs w:val="24"/>
+          <w:szCs w:val="28"/>
+        </w:rPr>
+      </w:pPr>
+      <w:r>
+        <w:rPr>
+          <w:rFonts w:cs="Times New Roman"/>
+          <w:b/>
+          <w:bCs/>
+          <w:sz w:val="28"/>
+          <w:szCs w:val="28"/>
         </w:rPr>
         <w:t>KHOA CÔNG NGHỆ THÔNG TIN</w:t>
       </w:r>
@@ -241,46 +241,10 @@
         <w:rPr>
           <w:b/>
           <w:bCs/>
-          <w:sz w:val="28"/>
-          <w:szCs w:val="24"/>
-        </w:rPr>
-      </w:pPr>
-      <w:r>
-        <w:rPr>
-          <w:b/>
-          <w:bCs/>
-          <w:sz w:val="28"/>
-          <w:szCs w:val="24"/>
-        </w:rPr>
-        <w:t>Đề tài</w:t>
-      </w:r>
-      <w:r>
-        <w:rPr>
-          <w:b/>
-          <w:bCs/>
-          <w:sz w:val="28"/>
-          <w:szCs w:val="24"/>
-        </w:rPr>
-        <w:t xml:space="preserve">: </w:t>
-      </w:r>
-      <w:r>
-        <w:rPr>
-          <w:b/>
-          <w:bCs/>
-          <w:sz w:val="28"/>
-          <w:szCs w:val="24"/>
-        </w:rPr>
-        <w:t xml:space="preserve">Xây dừng hệ thống quản lý dữ liệu về hành vi mua sắm của khách </w:t>
-      </w:r>
-      <w:r>
-        <w:rPr>
-          <w:b/>
-          <w:bCs/>
-          <w:sz w:val="28"/>
-          <w:szCs w:val="24"/>
-        </w:rPr>
-        <w:t>hàng bằng cây AVL</w:t>
-      </w:r>
+          <w:sz w:val="36"/>
+          <w:szCs w:val="32"/>
+        </w:rPr>
+      </w:pPr>
     </w:p>
     <w:p>
       <w:pPr>
@@ -289,8 +253,8 @@
         <w:rPr>
           <w:b/>
           <w:bCs/>
-          <w:sz w:val="28"/>
-          <w:szCs w:val="24"/>
+          <w:sz w:val="36"/>
+          <w:szCs w:val="32"/>
         </w:rPr>
       </w:pPr>
     </w:p>
@@ -301,10 +265,37 @@
         <w:rPr>
           <w:b/>
           <w:bCs/>
-          <w:sz w:val="28"/>
-          <w:szCs w:val="24"/>
-        </w:rPr>
-      </w:pPr>
+          <w:sz w:val="36"/>
+          <w:szCs w:val="32"/>
+        </w:rPr>
+      </w:pPr>
+      <w:r>
+        <w:rPr>
+          <w:b/>
+          <w:bCs/>
+          <w:sz w:val="36"/>
+          <w:szCs w:val="32"/>
+        </w:rPr>
+        <w:t>Đề tài</w:t>
+      </w:r>
+      <w:r>
+        <w:rPr>
+          <w:b/>
+          <w:bCs/>
+          <w:sz w:val="36"/>
+          <w:szCs w:val="32"/>
+        </w:rPr>
+        <w:t xml:space="preserve">: </w:t>
+      </w:r>
+      <w:r>
+        <w:rPr>
+          <w:b/>
+          <w:bCs/>
+          <w:sz w:val="36"/>
+          <w:szCs w:val="32"/>
+        </w:rPr>
+        <w:t>Xây dừng hệ thống quản lý dữ liệu về hành vi mua sắm của khách hàng bằng cây AVL</w:t>
+      </w:r>
     </w:p>
     <w:p>
       <w:pPr>
@@ -381,6 +372,7 @@
     <w:p>
       <w:pPr>
         <w:spacing w:after="0" w:line="360" w:lineRule="auto"/>
+        <w:ind w:left="2880"/>
         <w:jc w:val="both"/>
         <w:rPr>
           <w:b/>
@@ -406,6 +398,7 @@
           <w:tab w:val="left" w:pos="5245"/>
         </w:tabs>
         <w:spacing w:after="0" w:line="360" w:lineRule="auto"/>
+        <w:ind w:left="2880"/>
         <w:jc w:val="both"/>
         <w:rPr>
           <w:b/>
@@ -432,7 +425,15 @@
           <w:szCs w:val="24"/>
         </w:rPr>
         <w:tab/>
-        <w:t xml:space="preserve">    Đoàn Nguyễn Tuấn Anh</w:t>
+      </w:r>
+      <w:r>
+        <w:rPr>
+          <w:b/>
+          <w:bCs/>
+          <w:sz w:val="28"/>
+          <w:szCs w:val="24"/>
+        </w:rPr>
+        <w:t>Đoàn Nguyễn Tuấn Anh</w:t>
       </w:r>
     </w:p>
     <w:p>
@@ -442,6 +443,7 @@
           <w:tab w:val="left" w:pos="5245"/>
         </w:tabs>
         <w:spacing w:after="0" w:line="360" w:lineRule="auto"/>
+        <w:ind w:left="2880"/>
         <w:rPr>
           <w:b/>
           <w:bCs/>
@@ -542,25 +544,6 @@
           <w:szCs w:val="28"/>
         </w:rPr>
       </w:pPr>
-      <w:r>
-        <w:rPr>
-          <w:b/>
-          <w:bCs/>
-          <w:sz w:val="28"/>
-          <w:szCs w:val="28"/>
-        </w:rPr>
-        <w:lastRenderedPageBreak/>
-        <w:t>Nhận xét của giảng viên:</w:t>
-      </w:r>
-      <w:r>
-        <w:rPr>
-          <w:b/>
-          <w:bCs/>
-          <w:sz w:val="28"/>
-          <w:szCs w:val="28"/>
-        </w:rPr>
-        <w:tab/>
-      </w:r>
     </w:p>
     <w:p>
       <w:pPr>
@@ -582,6 +565,15 @@
           <w:sz w:val="28"/>
           <w:szCs w:val="28"/>
         </w:rPr>
+        <w:t>Nhận xét của giảng viên:</w:t>
+      </w:r>
+      <w:r>
+        <w:rPr>
+          <w:b/>
+          <w:bCs/>
+          <w:sz w:val="28"/>
+          <w:szCs w:val="28"/>
+        </w:rPr>
         <w:tab/>
       </w:r>
     </w:p>
@@ -1139,6 +1131,29 @@
     </w:p>
     <w:p>
       <w:pPr>
+        <w:tabs>
+          <w:tab w:val="left" w:leader="dot" w:pos="8789"/>
+        </w:tabs>
+        <w:ind w:right="-45"/>
+        <w:rPr>
+          <w:b/>
+          <w:bCs/>
+          <w:sz w:val="28"/>
+          <w:szCs w:val="28"/>
+        </w:rPr>
+      </w:pPr>
+      <w:r>
+        <w:rPr>
+          <w:b/>
+          <w:bCs/>
+          <w:sz w:val="28"/>
+          <w:szCs w:val="28"/>
+        </w:rPr>
+        <w:tab/>
+      </w:r>
+    </w:p>
+    <w:p>
+      <w:pPr>
         <w:spacing w:after="0" w:line="360" w:lineRule="auto"/>
         <w:jc w:val="center"/>
         <w:rPr>
@@ -1169,6 +1184,27 @@
         </w:rPr>
         <w:lastRenderedPageBreak/>
         <w:t xml:space="preserve">    </w:t>
+      </w:r>
+    </w:p>
+    <w:p>
+      <w:pPr>
+        <w:spacing w:after="100" w:afterAutospacing="1"/>
+        <w:ind w:left="2160" w:firstLine="720"/>
+        <w:rPr>
+          <w:b/>
+          <w:bCs/>
+          <w:sz w:val="36"/>
+          <w:szCs w:val="36"/>
+        </w:rPr>
+      </w:pPr>
+      <w:r>
+        <w:rPr>
+          <w:b/>
+          <w:bCs/>
+          <w:sz w:val="36"/>
+          <w:szCs w:val="36"/>
+        </w:rPr>
+        <w:t xml:space="preserve"> </w:t>
       </w:r>
       <w:r>
         <w:rPr>
@@ -1511,7 +1547,7 @@
               <w:rPr>
                 <w:webHidden/>
               </w:rPr>
-              <w:t>5</w:t>
+              <w:t>6</w:t>
             </w:r>
             <w:r>
               <w:rPr>
@@ -1590,7 +1626,7 @@
               <w:rPr>
                 <w:webHidden/>
               </w:rPr>
-              <w:t>5</w:t>
+              <w:t>6</w:t>
             </w:r>
             <w:r>
               <w:rPr>
@@ -1687,7 +1723,7 @@
                 <w:noProof/>
                 <w:webHidden/>
               </w:rPr>
-              <w:t>5</w:t>
+              <w:t>6</w:t>
             </w:r>
             <w:r>
               <w:rPr>
@@ -1785,7 +1821,7 @@
                 <w:noProof/>
                 <w:webHidden/>
               </w:rPr>
-              <w:t>5</w:t>
+              <w:t>6</w:t>
             </w:r>
             <w:r>
               <w:rPr>
@@ -1883,7 +1919,7 @@
                 <w:noProof/>
                 <w:webHidden/>
               </w:rPr>
-              <w:t>6</w:t>
+              <w:t>7</w:t>
             </w:r>
             <w:r>
               <w:rPr>
@@ -1946,7 +1982,7 @@
               <w:rPr>
                 <w:webHidden/>
               </w:rPr>
-              <w:t>7</w:t>
+              <w:t>8</w:t>
             </w:r>
             <w:r>
               <w:rPr>
@@ -2008,7 +2044,7 @@
               <w:rPr>
                 <w:webHidden/>
               </w:rPr>
-              <w:t>7</w:t>
+              <w:t>8</w:t>
             </w:r>
             <w:r>
               <w:rPr>
@@ -2083,7 +2119,7 @@
                 <w:noProof/>
                 <w:webHidden/>
               </w:rPr>
-              <w:t>7</w:t>
+              <w:t>8</w:t>
             </w:r>
             <w:r>
               <w:rPr>
@@ -2159,7 +2195,7 @@
                 <w:noProof/>
                 <w:webHidden/>
               </w:rPr>
-              <w:t>7</w:t>
+              <w:t>8</w:t>
             </w:r>
             <w:r>
               <w:rPr>
@@ -2259,7 +2295,7 @@
                 <w:noProof/>
                 <w:webHidden/>
               </w:rPr>
-              <w:t>8</w:t>
+              <w:t>9</w:t>
             </w:r>
             <w:r>
               <w:rPr>
@@ -2350,7 +2386,7 @@
               <w:rPr>
                 <w:webHidden/>
               </w:rPr>
-              <w:t>8</w:t>
+              <w:t>9</w:t>
             </w:r>
             <w:r>
               <w:rPr>
@@ -2440,7 +2476,7 @@
               <w:rPr>
                 <w:webHidden/>
               </w:rPr>
-              <w:t>8</w:t>
+              <w:t>9</w:t>
             </w:r>
             <w:r>
               <w:rPr>
@@ -2530,7 +2566,7 @@
               <w:rPr>
                 <w:webHidden/>
               </w:rPr>
-              <w:t>9</w:t>
+              <w:t>10</w:t>
             </w:r>
             <w:r>
               <w:rPr>
@@ -2627,7 +2663,7 @@
                 <w:noProof/>
                 <w:webHidden/>
               </w:rPr>
-              <w:t>9</w:t>
+              <w:t>10</w:t>
             </w:r>
             <w:r>
               <w:rPr>
@@ -2694,7 +2730,7 @@
               <w:rPr>
                 <w:webHidden/>
               </w:rPr>
-              <w:t>9</w:t>
+              <w:t>10</w:t>
             </w:r>
             <w:r>
               <w:rPr>
@@ -2760,7 +2796,7 @@
               <w:rPr>
                 <w:webHidden/>
               </w:rPr>
-              <w:t>10</w:t>
+              <w:t>11</w:t>
             </w:r>
             <w:r>
               <w:rPr>
@@ -2826,7 +2862,7 @@
               <w:rPr>
                 <w:webHidden/>
               </w:rPr>
-              <w:t>10</w:t>
+              <w:t>11</w:t>
             </w:r>
             <w:r>
               <w:rPr>
@@ -2971,7 +3007,7 @@
               <w:rPr>
                 <w:webHidden/>
               </w:rPr>
-              <w:t>11</w:t>
+              <w:t>12</w:t>
             </w:r>
             <w:r>
               <w:rPr>
@@ -3046,7 +3082,7 @@
                 <w:noProof/>
                 <w:webHidden/>
               </w:rPr>
-              <w:t>11</w:t>
+              <w:t>12</w:t>
             </w:r>
             <w:r>
               <w:rPr>
@@ -3113,7 +3149,7 @@
               <w:rPr>
                 <w:webHidden/>
               </w:rPr>
-              <w:t>11</w:t>
+              <w:t>12</w:t>
             </w:r>
             <w:r>
               <w:rPr>
@@ -3179,7 +3215,7 @@
               <w:rPr>
                 <w:webHidden/>
               </w:rPr>
-              <w:t>13</w:t>
+              <w:t>15</w:t>
             </w:r>
             <w:r>
               <w:rPr>
@@ -3245,7 +3281,7 @@
               <w:rPr>
                 <w:webHidden/>
               </w:rPr>
-              <w:t>14</w:t>
+              <w:t>15</w:t>
             </w:r>
             <w:r>
               <w:rPr>
@@ -3321,7 +3357,7 @@
                 <w:noProof/>
                 <w:webHidden/>
               </w:rPr>
-              <w:t>15</w:t>
+              <w:t>16</w:t>
             </w:r>
             <w:r>
               <w:rPr>
@@ -3388,7 +3424,7 @@
               <w:rPr>
                 <w:webHidden/>
               </w:rPr>
-              <w:t>15</w:t>
+              <w:t>16</w:t>
             </w:r>
             <w:r>
               <w:rPr>
@@ -3454,7 +3490,7 @@
               <w:rPr>
                 <w:webHidden/>
               </w:rPr>
-              <w:t>16</w:t>
+              <w:t>17</w:t>
             </w:r>
             <w:r>
               <w:rPr>
@@ -3520,7 +3556,7 @@
               <w:rPr>
                 <w:webHidden/>
               </w:rPr>
-              <w:t>17</w:t>
+              <w:t>18</w:t>
             </w:r>
             <w:r>
               <w:rPr>
@@ -3586,7 +3622,7 @@
               <w:rPr>
                 <w:webHidden/>
               </w:rPr>
-              <w:t>19</w:t>
+              <w:t>20</w:t>
             </w:r>
             <w:r>
               <w:rPr>
@@ -3652,7 +3688,7 @@
               <w:rPr>
                 <w:webHidden/>
               </w:rPr>
-              <w:t>20</w:t>
+              <w:t>21</w:t>
             </w:r>
             <w:r>
               <w:rPr>
@@ -3718,7 +3754,7 @@
               <w:rPr>
                 <w:webHidden/>
               </w:rPr>
-              <w:t>22</w:t>
+              <w:t>23</w:t>
             </w:r>
             <w:r>
               <w:rPr>
@@ -3784,7 +3820,7 @@
               <w:rPr>
                 <w:webHidden/>
               </w:rPr>
-              <w:t>25</w:t>
+              <w:t>26</w:t>
             </w:r>
             <w:r>
               <w:rPr>
@@ -3846,7 +3882,7 @@
               <w:rPr>
                 <w:webHidden/>
               </w:rPr>
-              <w:t>28</w:t>
+              <w:t>30</w:t>
             </w:r>
             <w:r>
               <w:rPr>
@@ -3921,7 +3957,7 @@
                 <w:noProof/>
                 <w:webHidden/>
               </w:rPr>
-              <w:t>28</w:t>
+              <w:t>30</w:t>
             </w:r>
             <w:r>
               <w:rPr>
@@ -3997,7 +4033,7 @@
                 <w:noProof/>
                 <w:webHidden/>
               </w:rPr>
-              <w:t>32</w:t>
+              <w:t>34</w:t>
             </w:r>
             <w:r>
               <w:rPr>
@@ -4073,7 +4109,7 @@
                 <w:noProof/>
                 <w:webHidden/>
               </w:rPr>
-              <w:t>33</w:t>
+              <w:t>35</w:t>
             </w:r>
             <w:r>
               <w:rPr>
@@ -4149,7 +4185,7 @@
                 <w:noProof/>
                 <w:webHidden/>
               </w:rPr>
-              <w:t>34</w:t>
+              <w:t>36</w:t>
             </w:r>
             <w:r>
               <w:rPr>
@@ -4212,7 +4248,7 @@
               <w:rPr>
                 <w:webHidden/>
               </w:rPr>
-              <w:t>35</w:t>
+              <w:t>37</w:t>
             </w:r>
             <w:r>
               <w:rPr>
@@ -4244,12 +4280,1632 @@
           <w:szCs w:val="24"/>
         </w:rPr>
       </w:pPr>
-      <w:r>
-        <w:rPr>
-          <w:b/>
-          <w:bCs/>
-          <w:sz w:val="28"/>
-          <w:szCs w:val="24"/>
+      <w:bookmarkStart w:id="0" w:name="_Toc216472741"/>
+      <w:r>
+        <w:rPr>
+          <w:sz w:val="36"/>
+          <w:szCs w:val="40"/>
+        </w:rPr>
+        <w:br w:type="page"/>
+      </w:r>
+      <w:r>
+        <w:rPr>
+          <w:b/>
+          <w:bCs/>
+          <w:sz w:val="36"/>
+          <w:szCs w:val="40"/>
+        </w:rPr>
+        <w:lastRenderedPageBreak/>
+        <w:t>Mục Lục Hình Ảnh</w:t>
+      </w:r>
+      <w:r>
+        <w:rPr>
+          <w:b/>
+          <w:bCs/>
+          <w:sz w:val="36"/>
+          <w:szCs w:val="40"/>
+        </w:rPr>
+        <w:fldChar w:fldCharType="begin"/>
+      </w:r>
+      <w:r>
+        <w:rPr>
+          <w:b/>
+          <w:bCs/>
+          <w:sz w:val="36"/>
+          <w:szCs w:val="40"/>
+        </w:rPr>
+        <w:instrText xml:space="preserve"> TOC \h \z \t "Hình Ảnh,1" </w:instrText>
+      </w:r>
+      <w:r>
+        <w:rPr>
+          <w:b/>
+          <w:bCs/>
+          <w:sz w:val="36"/>
+          <w:szCs w:val="40"/>
+        </w:rPr>
+        <w:fldChar w:fldCharType="separate"/>
+      </w:r>
+    </w:p>
+    <w:p>
+      <w:pPr>
+        <w:pStyle w:val="TOC1"/>
+        <w:rPr>
+          <w:rFonts w:asciiTheme="minorHAnsi" w:eastAsiaTheme="minorEastAsia" w:hAnsiTheme="minorHAnsi"/>
+          <w:kern w:val="2"/>
+          <w:sz w:val="24"/>
+          <w:szCs w:val="24"/>
+          <w:lang w:eastAsia="vi-VN"/>
+          <w14:ligatures w14:val="standardContextual"/>
+        </w:rPr>
+      </w:pPr>
+      <w:hyperlink w:anchor="_Toc216516513" w:history="1">
+        <w:r>
+          <w:rPr>
+            <w:rStyle w:val="Hyperlink"/>
+          </w:rPr>
+          <w:t>Hình 1.1: Class Customer Recod 1.</w:t>
+        </w:r>
+        <w:r>
+          <w:rPr>
+            <w:webHidden/>
+          </w:rPr>
+          <w:tab/>
+        </w:r>
+        <w:r>
+          <w:rPr>
+            <w:webHidden/>
+          </w:rPr>
+          <w:fldChar w:fldCharType="begin"/>
+        </w:r>
+        <w:r>
+          <w:rPr>
+            <w:webHidden/>
+          </w:rPr>
+          <w:instrText xml:space="preserve"> PAGEREF _Toc216516513 \h </w:instrText>
+        </w:r>
+        <w:r>
+          <w:rPr>
+            <w:webHidden/>
+          </w:rPr>
+        </w:r>
+        <w:r>
+          <w:rPr>
+            <w:webHidden/>
+          </w:rPr>
+          <w:fldChar w:fldCharType="separate"/>
+        </w:r>
+        <w:r>
+          <w:rPr>
+            <w:webHidden/>
+          </w:rPr>
+          <w:t>13</w:t>
+        </w:r>
+        <w:r>
+          <w:rPr>
+            <w:webHidden/>
+          </w:rPr>
+          <w:fldChar w:fldCharType="end"/>
+        </w:r>
+      </w:hyperlink>
+    </w:p>
+    <w:p>
+      <w:pPr>
+        <w:pStyle w:val="TOC1"/>
+        <w:rPr>
+          <w:rFonts w:asciiTheme="minorHAnsi" w:eastAsiaTheme="minorEastAsia" w:hAnsiTheme="minorHAnsi"/>
+          <w:kern w:val="2"/>
+          <w:sz w:val="24"/>
+          <w:szCs w:val="24"/>
+          <w:lang w:eastAsia="vi-VN"/>
+          <w14:ligatures w14:val="standardContextual"/>
+        </w:rPr>
+      </w:pPr>
+      <w:hyperlink w:anchor="_Toc216516514" w:history="1">
+        <w:r>
+          <w:rPr>
+            <w:rStyle w:val="Hyperlink"/>
+          </w:rPr>
+          <w:t>Hình 1.2: Class Customer Recod 2.</w:t>
+        </w:r>
+        <w:r>
+          <w:rPr>
+            <w:webHidden/>
+          </w:rPr>
+          <w:tab/>
+        </w:r>
+        <w:r>
+          <w:rPr>
+            <w:webHidden/>
+          </w:rPr>
+          <w:fldChar w:fldCharType="begin"/>
+        </w:r>
+        <w:r>
+          <w:rPr>
+            <w:webHidden/>
+          </w:rPr>
+          <w:instrText xml:space="preserve"> PAGEREF _Toc216516514 \h </w:instrText>
+        </w:r>
+        <w:r>
+          <w:rPr>
+            <w:webHidden/>
+          </w:rPr>
+        </w:r>
+        <w:r>
+          <w:rPr>
+            <w:webHidden/>
+          </w:rPr>
+          <w:fldChar w:fldCharType="separate"/>
+        </w:r>
+        <w:r>
+          <w:rPr>
+            <w:webHidden/>
+          </w:rPr>
+          <w:t>15</w:t>
+        </w:r>
+        <w:r>
+          <w:rPr>
+            <w:webHidden/>
+          </w:rPr>
+          <w:fldChar w:fldCharType="end"/>
+        </w:r>
+      </w:hyperlink>
+    </w:p>
+    <w:p>
+      <w:pPr>
+        <w:pStyle w:val="TOC1"/>
+        <w:rPr>
+          <w:rFonts w:asciiTheme="minorHAnsi" w:eastAsiaTheme="minorEastAsia" w:hAnsiTheme="minorHAnsi"/>
+          <w:kern w:val="2"/>
+          <w:sz w:val="24"/>
+          <w:szCs w:val="24"/>
+          <w:lang w:eastAsia="vi-VN"/>
+          <w14:ligatures w14:val="standardContextual"/>
+        </w:rPr>
+      </w:pPr>
+      <w:hyperlink w:anchor="_Toc216516515" w:history="1">
+        <w:r>
+          <w:rPr>
+            <w:rStyle w:val="Hyperlink"/>
+          </w:rPr>
+          <w:t>Hình 1.3: Class Customer Recod 3.</w:t>
+        </w:r>
+        <w:r>
+          <w:rPr>
+            <w:webHidden/>
+          </w:rPr>
+          <w:tab/>
+        </w:r>
+        <w:r>
+          <w:rPr>
+            <w:webHidden/>
+          </w:rPr>
+          <w:fldChar w:fldCharType="begin"/>
+        </w:r>
+        <w:r>
+          <w:rPr>
+            <w:webHidden/>
+          </w:rPr>
+          <w:instrText xml:space="preserve"> PAGEREF _Toc216516515 \h </w:instrText>
+        </w:r>
+        <w:r>
+          <w:rPr>
+            <w:webHidden/>
+          </w:rPr>
+        </w:r>
+        <w:r>
+          <w:rPr>
+            <w:webHidden/>
+          </w:rPr>
+          <w:fldChar w:fldCharType="separate"/>
+        </w:r>
+        <w:r>
+          <w:rPr>
+            <w:webHidden/>
+          </w:rPr>
+          <w:t>15</w:t>
+        </w:r>
+        <w:r>
+          <w:rPr>
+            <w:webHidden/>
+          </w:rPr>
+          <w:fldChar w:fldCharType="end"/>
+        </w:r>
+      </w:hyperlink>
+    </w:p>
+    <w:p>
+      <w:pPr>
+        <w:pStyle w:val="TOC1"/>
+        <w:rPr>
+          <w:rFonts w:asciiTheme="minorHAnsi" w:eastAsiaTheme="minorEastAsia" w:hAnsiTheme="minorHAnsi"/>
+          <w:kern w:val="2"/>
+          <w:sz w:val="24"/>
+          <w:szCs w:val="24"/>
+          <w:lang w:eastAsia="vi-VN"/>
+          <w14:ligatures w14:val="standardContextual"/>
+        </w:rPr>
+      </w:pPr>
+      <w:hyperlink w:anchor="_Toc216516516" w:history="1">
+        <w:r>
+          <w:rPr>
+            <w:rStyle w:val="Hyperlink"/>
+          </w:rPr>
+          <w:t>Hình 2.1: Class AVLNode.</w:t>
+        </w:r>
+        <w:r>
+          <w:rPr>
+            <w:webHidden/>
+          </w:rPr>
+          <w:tab/>
+        </w:r>
+        <w:r>
+          <w:rPr>
+            <w:webHidden/>
+          </w:rPr>
+          <w:fldChar w:fldCharType="begin"/>
+        </w:r>
+        <w:r>
+          <w:rPr>
+            <w:webHidden/>
+          </w:rPr>
+          <w:instrText xml:space="preserve"> PAGEREF _Toc216516516 \h </w:instrText>
+        </w:r>
+        <w:r>
+          <w:rPr>
+            <w:webHidden/>
+          </w:rPr>
+        </w:r>
+        <w:r>
+          <w:rPr>
+            <w:webHidden/>
+          </w:rPr>
+          <w:fldChar w:fldCharType="separate"/>
+        </w:r>
+        <w:r>
+          <w:rPr>
+            <w:webHidden/>
+          </w:rPr>
+          <w:t>16</w:t>
+        </w:r>
+        <w:r>
+          <w:rPr>
+            <w:webHidden/>
+          </w:rPr>
+          <w:fldChar w:fldCharType="end"/>
+        </w:r>
+      </w:hyperlink>
+    </w:p>
+    <w:p>
+      <w:pPr>
+        <w:pStyle w:val="TOC1"/>
+        <w:rPr>
+          <w:rFonts w:asciiTheme="minorHAnsi" w:eastAsiaTheme="minorEastAsia" w:hAnsiTheme="minorHAnsi"/>
+          <w:kern w:val="2"/>
+          <w:sz w:val="24"/>
+          <w:szCs w:val="24"/>
+          <w:lang w:eastAsia="vi-VN"/>
+          <w14:ligatures w14:val="standardContextual"/>
+        </w:rPr>
+      </w:pPr>
+      <w:hyperlink w:anchor="_Toc216516517" w:history="1">
+        <w:r>
+          <w:rPr>
+            <w:rStyle w:val="Hyperlink"/>
+          </w:rPr>
+          <w:t>Hình 3.1: Class SinglyNode.</w:t>
+        </w:r>
+        <w:r>
+          <w:rPr>
+            <w:webHidden/>
+          </w:rPr>
+          <w:tab/>
+        </w:r>
+        <w:r>
+          <w:rPr>
+            <w:webHidden/>
+          </w:rPr>
+          <w:fldChar w:fldCharType="begin"/>
+        </w:r>
+        <w:r>
+          <w:rPr>
+            <w:webHidden/>
+          </w:rPr>
+          <w:instrText xml:space="preserve"> PAGEREF _Toc216516517 \h </w:instrText>
+        </w:r>
+        <w:r>
+          <w:rPr>
+            <w:webHidden/>
+          </w:rPr>
+        </w:r>
+        <w:r>
+          <w:rPr>
+            <w:webHidden/>
+          </w:rPr>
+          <w:fldChar w:fldCharType="separate"/>
+        </w:r>
+        <w:r>
+          <w:rPr>
+            <w:webHidden/>
+          </w:rPr>
+          <w:t>17</w:t>
+        </w:r>
+        <w:r>
+          <w:rPr>
+            <w:webHidden/>
+          </w:rPr>
+          <w:fldChar w:fldCharType="end"/>
+        </w:r>
+      </w:hyperlink>
+    </w:p>
+    <w:p>
+      <w:pPr>
+        <w:pStyle w:val="TOC1"/>
+        <w:rPr>
+          <w:rFonts w:asciiTheme="minorHAnsi" w:eastAsiaTheme="minorEastAsia" w:hAnsiTheme="minorHAnsi"/>
+          <w:kern w:val="2"/>
+          <w:sz w:val="24"/>
+          <w:szCs w:val="24"/>
+          <w:lang w:eastAsia="vi-VN"/>
+          <w14:ligatures w14:val="standardContextual"/>
+        </w:rPr>
+      </w:pPr>
+      <w:hyperlink w:anchor="_Toc216516518" w:history="1">
+        <w:r>
+          <w:rPr>
+            <w:rStyle w:val="Hyperlink"/>
+          </w:rPr>
+          <w:t>Hình 4.1: Các hàm phụ trợ.</w:t>
+        </w:r>
+        <w:r>
+          <w:rPr>
+            <w:webHidden/>
+          </w:rPr>
+          <w:tab/>
+        </w:r>
+        <w:r>
+          <w:rPr>
+            <w:webHidden/>
+          </w:rPr>
+          <w:fldChar w:fldCharType="begin"/>
+        </w:r>
+        <w:r>
+          <w:rPr>
+            <w:webHidden/>
+          </w:rPr>
+          <w:instrText xml:space="preserve"> PAGEREF _Toc216516518 \h </w:instrText>
+        </w:r>
+        <w:r>
+          <w:rPr>
+            <w:webHidden/>
+          </w:rPr>
+        </w:r>
+        <w:r>
+          <w:rPr>
+            <w:webHidden/>
+          </w:rPr>
+          <w:fldChar w:fldCharType="separate"/>
+        </w:r>
+        <w:r>
+          <w:rPr>
+            <w:webHidden/>
+          </w:rPr>
+          <w:t>18</w:t>
+        </w:r>
+        <w:r>
+          <w:rPr>
+            <w:webHidden/>
+          </w:rPr>
+          <w:fldChar w:fldCharType="end"/>
+        </w:r>
+      </w:hyperlink>
+    </w:p>
+    <w:p>
+      <w:pPr>
+        <w:pStyle w:val="TOC1"/>
+        <w:rPr>
+          <w:rFonts w:asciiTheme="minorHAnsi" w:eastAsiaTheme="minorEastAsia" w:hAnsiTheme="minorHAnsi"/>
+          <w:kern w:val="2"/>
+          <w:sz w:val="24"/>
+          <w:szCs w:val="24"/>
+          <w:lang w:eastAsia="vi-VN"/>
+          <w14:ligatures w14:val="standardContextual"/>
+        </w:rPr>
+      </w:pPr>
+      <w:hyperlink w:anchor="_Toc216516519" w:history="1">
+        <w:r>
+          <w:rPr>
+            <w:rStyle w:val="Hyperlink"/>
+          </w:rPr>
+          <w:t>Hình 4.2: Xoay Phải Và Xoay Trái.</w:t>
+        </w:r>
+        <w:r>
+          <w:rPr>
+            <w:webHidden/>
+          </w:rPr>
+          <w:tab/>
+        </w:r>
+        <w:r>
+          <w:rPr>
+            <w:webHidden/>
+          </w:rPr>
+          <w:fldChar w:fldCharType="begin"/>
+        </w:r>
+        <w:r>
+          <w:rPr>
+            <w:webHidden/>
+          </w:rPr>
+          <w:instrText xml:space="preserve"> PAGEREF _Toc216516519 \h </w:instrText>
+        </w:r>
+        <w:r>
+          <w:rPr>
+            <w:webHidden/>
+          </w:rPr>
+        </w:r>
+        <w:r>
+          <w:rPr>
+            <w:webHidden/>
+          </w:rPr>
+          <w:fldChar w:fldCharType="separate"/>
+        </w:r>
+        <w:r>
+          <w:rPr>
+            <w:webHidden/>
+          </w:rPr>
+          <w:t>19</w:t>
+        </w:r>
+        <w:r>
+          <w:rPr>
+            <w:webHidden/>
+          </w:rPr>
+          <w:fldChar w:fldCharType="end"/>
+        </w:r>
+      </w:hyperlink>
+    </w:p>
+    <w:p>
+      <w:pPr>
+        <w:pStyle w:val="TOC1"/>
+        <w:rPr>
+          <w:rFonts w:asciiTheme="minorHAnsi" w:eastAsiaTheme="minorEastAsia" w:hAnsiTheme="minorHAnsi"/>
+          <w:kern w:val="2"/>
+          <w:sz w:val="24"/>
+          <w:szCs w:val="24"/>
+          <w:lang w:eastAsia="vi-VN"/>
+          <w14:ligatures w14:val="standardContextual"/>
+        </w:rPr>
+      </w:pPr>
+      <w:hyperlink w:anchor="_Toc216516520" w:history="1">
+        <w:r>
+          <w:rPr>
+            <w:rStyle w:val="Hyperlink"/>
+          </w:rPr>
+          <w:t>Hình 4.3: Hàm Cân Bằng.</w:t>
+        </w:r>
+        <w:r>
+          <w:rPr>
+            <w:webHidden/>
+          </w:rPr>
+          <w:tab/>
+        </w:r>
+        <w:r>
+          <w:rPr>
+            <w:webHidden/>
+          </w:rPr>
+          <w:fldChar w:fldCharType="begin"/>
+        </w:r>
+        <w:r>
+          <w:rPr>
+            <w:webHidden/>
+          </w:rPr>
+          <w:instrText xml:space="preserve"> PAGEREF _Toc216516520 \h </w:instrText>
+        </w:r>
+        <w:r>
+          <w:rPr>
+            <w:webHidden/>
+          </w:rPr>
+        </w:r>
+        <w:r>
+          <w:rPr>
+            <w:webHidden/>
+          </w:rPr>
+          <w:fldChar w:fldCharType="separate"/>
+        </w:r>
+        <w:r>
+          <w:rPr>
+            <w:webHidden/>
+          </w:rPr>
+          <w:t>20</w:t>
+        </w:r>
+        <w:r>
+          <w:rPr>
+            <w:webHidden/>
+          </w:rPr>
+          <w:fldChar w:fldCharType="end"/>
+        </w:r>
+      </w:hyperlink>
+    </w:p>
+    <w:p>
+      <w:pPr>
+        <w:pStyle w:val="TOC1"/>
+        <w:rPr>
+          <w:rFonts w:asciiTheme="minorHAnsi" w:eastAsiaTheme="minorEastAsia" w:hAnsiTheme="minorHAnsi"/>
+          <w:kern w:val="2"/>
+          <w:sz w:val="24"/>
+          <w:szCs w:val="24"/>
+          <w:lang w:eastAsia="vi-VN"/>
+          <w14:ligatures w14:val="standardContextual"/>
+        </w:rPr>
+      </w:pPr>
+      <w:hyperlink w:anchor="_Toc216516521" w:history="1">
+        <w:r>
+          <w:rPr>
+            <w:rStyle w:val="Hyperlink"/>
+          </w:rPr>
+          <w:t>Hình 4.4: Hàm Thêm.</w:t>
+        </w:r>
+        <w:r>
+          <w:rPr>
+            <w:webHidden/>
+          </w:rPr>
+          <w:tab/>
+        </w:r>
+        <w:r>
+          <w:rPr>
+            <w:webHidden/>
+          </w:rPr>
+          <w:fldChar w:fldCharType="begin"/>
+        </w:r>
+        <w:r>
+          <w:rPr>
+            <w:webHidden/>
+          </w:rPr>
+          <w:instrText xml:space="preserve"> PAGEREF _Toc216516521 \h </w:instrText>
+        </w:r>
+        <w:r>
+          <w:rPr>
+            <w:webHidden/>
+          </w:rPr>
+        </w:r>
+        <w:r>
+          <w:rPr>
+            <w:webHidden/>
+          </w:rPr>
+          <w:fldChar w:fldCharType="separate"/>
+        </w:r>
+        <w:r>
+          <w:rPr>
+            <w:webHidden/>
+          </w:rPr>
+          <w:t>22</w:t>
+        </w:r>
+        <w:r>
+          <w:rPr>
+            <w:webHidden/>
+          </w:rPr>
+          <w:fldChar w:fldCharType="end"/>
+        </w:r>
+      </w:hyperlink>
+    </w:p>
+    <w:p>
+      <w:pPr>
+        <w:pStyle w:val="TOC1"/>
+        <w:rPr>
+          <w:rFonts w:asciiTheme="minorHAnsi" w:eastAsiaTheme="minorEastAsia" w:hAnsiTheme="minorHAnsi"/>
+          <w:kern w:val="2"/>
+          <w:sz w:val="24"/>
+          <w:szCs w:val="24"/>
+          <w:lang w:eastAsia="vi-VN"/>
+          <w14:ligatures w14:val="standardContextual"/>
+        </w:rPr>
+      </w:pPr>
+      <w:hyperlink w:anchor="_Toc216516522" w:history="1">
+        <w:r>
+          <w:rPr>
+            <w:rStyle w:val="Hyperlink"/>
+          </w:rPr>
+          <w:t>Hình 4.5: Hàm Tìm Kiếm.</w:t>
+        </w:r>
+        <w:r>
+          <w:rPr>
+            <w:webHidden/>
+          </w:rPr>
+          <w:tab/>
+        </w:r>
+        <w:r>
+          <w:rPr>
+            <w:webHidden/>
+          </w:rPr>
+          <w:fldChar w:fldCharType="begin"/>
+        </w:r>
+        <w:r>
+          <w:rPr>
+            <w:webHidden/>
+          </w:rPr>
+          <w:instrText xml:space="preserve"> PAGEREF _Toc216516522 \h </w:instrText>
+        </w:r>
+        <w:r>
+          <w:rPr>
+            <w:webHidden/>
+          </w:rPr>
+        </w:r>
+        <w:r>
+          <w:rPr>
+            <w:webHidden/>
+          </w:rPr>
+          <w:fldChar w:fldCharType="separate"/>
+        </w:r>
+        <w:r>
+          <w:rPr>
+            <w:webHidden/>
+          </w:rPr>
+          <w:t>24</w:t>
+        </w:r>
+        <w:r>
+          <w:rPr>
+            <w:webHidden/>
+          </w:rPr>
+          <w:fldChar w:fldCharType="end"/>
+        </w:r>
+      </w:hyperlink>
+    </w:p>
+    <w:p>
+      <w:pPr>
+        <w:pStyle w:val="TOC1"/>
+        <w:rPr>
+          <w:rFonts w:asciiTheme="minorHAnsi" w:eastAsiaTheme="minorEastAsia" w:hAnsiTheme="minorHAnsi"/>
+          <w:kern w:val="2"/>
+          <w:sz w:val="24"/>
+          <w:szCs w:val="24"/>
+          <w:lang w:eastAsia="vi-VN"/>
+          <w14:ligatures w14:val="standardContextual"/>
+        </w:rPr>
+      </w:pPr>
+      <w:hyperlink w:anchor="_Toc216516523" w:history="1">
+        <w:r>
+          <w:rPr>
+            <w:rStyle w:val="Hyperlink"/>
+          </w:rPr>
+          <w:t>Hình 4.6: Hàm Hỗ Trợ Hàm Xóa.</w:t>
+        </w:r>
+        <w:r>
+          <w:rPr>
+            <w:webHidden/>
+          </w:rPr>
+          <w:tab/>
+        </w:r>
+        <w:r>
+          <w:rPr>
+            <w:webHidden/>
+          </w:rPr>
+          <w:fldChar w:fldCharType="begin"/>
+        </w:r>
+        <w:r>
+          <w:rPr>
+            <w:webHidden/>
+          </w:rPr>
+          <w:instrText xml:space="preserve"> PAGEREF _Toc216516523 \h </w:instrText>
+        </w:r>
+        <w:r>
+          <w:rPr>
+            <w:webHidden/>
+          </w:rPr>
+        </w:r>
+        <w:r>
+          <w:rPr>
+            <w:webHidden/>
+          </w:rPr>
+          <w:fldChar w:fldCharType="separate"/>
+        </w:r>
+        <w:r>
+          <w:rPr>
+            <w:webHidden/>
+          </w:rPr>
+          <w:t>25</w:t>
+        </w:r>
+        <w:r>
+          <w:rPr>
+            <w:webHidden/>
+          </w:rPr>
+          <w:fldChar w:fldCharType="end"/>
+        </w:r>
+      </w:hyperlink>
+    </w:p>
+    <w:p>
+      <w:pPr>
+        <w:pStyle w:val="TOC1"/>
+        <w:rPr>
+          <w:rFonts w:asciiTheme="minorHAnsi" w:eastAsiaTheme="minorEastAsia" w:hAnsiTheme="minorHAnsi"/>
+          <w:kern w:val="2"/>
+          <w:sz w:val="24"/>
+          <w:szCs w:val="24"/>
+          <w:lang w:eastAsia="vi-VN"/>
+          <w14:ligatures w14:val="standardContextual"/>
+        </w:rPr>
+      </w:pPr>
+      <w:hyperlink w:anchor="_Toc216516524" w:history="1">
+        <w:r>
+          <w:rPr>
+            <w:rStyle w:val="Hyperlink"/>
+          </w:rPr>
+          <w:t>Hình 4.7: Hàm Xóa.</w:t>
+        </w:r>
+        <w:r>
+          <w:rPr>
+            <w:webHidden/>
+          </w:rPr>
+          <w:tab/>
+        </w:r>
+        <w:r>
+          <w:rPr>
+            <w:webHidden/>
+          </w:rPr>
+          <w:fldChar w:fldCharType="begin"/>
+        </w:r>
+        <w:r>
+          <w:rPr>
+            <w:webHidden/>
+          </w:rPr>
+          <w:instrText xml:space="preserve"> PAGEREF _Toc216516524 \h </w:instrText>
+        </w:r>
+        <w:r>
+          <w:rPr>
+            <w:webHidden/>
+          </w:rPr>
+        </w:r>
+        <w:r>
+          <w:rPr>
+            <w:webHidden/>
+          </w:rPr>
+          <w:fldChar w:fldCharType="separate"/>
+        </w:r>
+        <w:r>
+          <w:rPr>
+            <w:webHidden/>
+          </w:rPr>
+          <w:t>27</w:t>
+        </w:r>
+        <w:r>
+          <w:rPr>
+            <w:webHidden/>
+          </w:rPr>
+          <w:fldChar w:fldCharType="end"/>
+        </w:r>
+      </w:hyperlink>
+    </w:p>
+    <w:p>
+      <w:pPr>
+        <w:pStyle w:val="TOC1"/>
+        <w:rPr>
+          <w:rFonts w:asciiTheme="minorHAnsi" w:eastAsiaTheme="minorEastAsia" w:hAnsiTheme="minorHAnsi"/>
+          <w:kern w:val="2"/>
+          <w:sz w:val="24"/>
+          <w:szCs w:val="24"/>
+          <w:lang w:eastAsia="vi-VN"/>
+          <w14:ligatures w14:val="standardContextual"/>
+        </w:rPr>
+      </w:pPr>
+      <w:hyperlink w:anchor="_Toc216516525" w:history="1">
+        <w:r>
+          <w:rPr>
+            <w:rStyle w:val="Hyperlink"/>
+          </w:rPr>
+          <w:t>Hình 4.8: Xóa Toàn Bộ Cây, Đếm Chiều Cao, Đếm Node.</w:t>
+        </w:r>
+        <w:r>
+          <w:rPr>
+            <w:webHidden/>
+          </w:rPr>
+          <w:tab/>
+        </w:r>
+        <w:r>
+          <w:rPr>
+            <w:webHidden/>
+          </w:rPr>
+          <w:fldChar w:fldCharType="begin"/>
+        </w:r>
+        <w:r>
+          <w:rPr>
+            <w:webHidden/>
+          </w:rPr>
+          <w:instrText xml:space="preserve"> PAGEREF _Toc216516525 \h </w:instrText>
+        </w:r>
+        <w:r>
+          <w:rPr>
+            <w:webHidden/>
+          </w:rPr>
+        </w:r>
+        <w:r>
+          <w:rPr>
+            <w:webHidden/>
+          </w:rPr>
+          <w:fldChar w:fldCharType="separate"/>
+        </w:r>
+        <w:r>
+          <w:rPr>
+            <w:webHidden/>
+          </w:rPr>
+          <w:t>28</w:t>
+        </w:r>
+        <w:r>
+          <w:rPr>
+            <w:webHidden/>
+          </w:rPr>
+          <w:fldChar w:fldCharType="end"/>
+        </w:r>
+      </w:hyperlink>
+    </w:p>
+    <w:p>
+      <w:pPr>
+        <w:pStyle w:val="TOC1"/>
+        <w:rPr>
+          <w:rFonts w:asciiTheme="minorHAnsi" w:eastAsiaTheme="minorEastAsia" w:hAnsiTheme="minorHAnsi"/>
+          <w:kern w:val="2"/>
+          <w:sz w:val="24"/>
+          <w:szCs w:val="24"/>
+          <w:lang w:eastAsia="vi-VN"/>
+          <w14:ligatures w14:val="standardContextual"/>
+        </w:rPr>
+      </w:pPr>
+      <w:hyperlink w:anchor="_Toc216516526" w:history="1">
+        <w:r>
+          <w:rPr>
+            <w:rStyle w:val="Hyperlink"/>
+          </w:rPr>
+          <w:t>Hình 4.9: Hàm Hiển Thị Danh Sách Có ID Bị Trùng.</w:t>
+        </w:r>
+        <w:r>
+          <w:rPr>
+            <w:webHidden/>
+          </w:rPr>
+          <w:tab/>
+        </w:r>
+        <w:r>
+          <w:rPr>
+            <w:webHidden/>
+          </w:rPr>
+          <w:fldChar w:fldCharType="begin"/>
+        </w:r>
+        <w:r>
+          <w:rPr>
+            <w:webHidden/>
+          </w:rPr>
+          <w:instrText xml:space="preserve"> PAGEREF _Toc216516526 \h </w:instrText>
+        </w:r>
+        <w:r>
+          <w:rPr>
+            <w:webHidden/>
+          </w:rPr>
+        </w:r>
+        <w:r>
+          <w:rPr>
+            <w:webHidden/>
+          </w:rPr>
+          <w:fldChar w:fldCharType="separate"/>
+        </w:r>
+        <w:r>
+          <w:rPr>
+            <w:webHidden/>
+          </w:rPr>
+          <w:t>28</w:t>
+        </w:r>
+        <w:r>
+          <w:rPr>
+            <w:webHidden/>
+          </w:rPr>
+          <w:fldChar w:fldCharType="end"/>
+        </w:r>
+      </w:hyperlink>
+    </w:p>
+    <w:p>
+      <w:pPr>
+        <w:pStyle w:val="TOC1"/>
+        <w:rPr>
+          <w:rFonts w:asciiTheme="minorHAnsi" w:eastAsiaTheme="minorEastAsia" w:hAnsiTheme="minorHAnsi"/>
+          <w:kern w:val="2"/>
+          <w:sz w:val="24"/>
+          <w:szCs w:val="24"/>
+          <w:lang w:eastAsia="vi-VN"/>
+          <w14:ligatures w14:val="standardContextual"/>
+        </w:rPr>
+      </w:pPr>
+      <w:hyperlink w:anchor="_Toc216516527" w:history="1">
+        <w:r>
+          <w:rPr>
+            <w:rStyle w:val="Hyperlink"/>
+          </w:rPr>
+          <w:t>Hình 4.1.1: Hàm Đếm Tổng Số Bản Ghi Trong Một Nút</w:t>
+        </w:r>
+        <w:r>
+          <w:rPr>
+            <w:webHidden/>
+          </w:rPr>
+          <w:tab/>
+        </w:r>
+        <w:r>
+          <w:rPr>
+            <w:webHidden/>
+          </w:rPr>
+          <w:fldChar w:fldCharType="begin"/>
+        </w:r>
+        <w:r>
+          <w:rPr>
+            <w:webHidden/>
+          </w:rPr>
+          <w:instrText xml:space="preserve"> PAGEREF _Toc216516527 \h </w:instrText>
+        </w:r>
+        <w:r>
+          <w:rPr>
+            <w:webHidden/>
+          </w:rPr>
+        </w:r>
+        <w:r>
+          <w:rPr>
+            <w:webHidden/>
+          </w:rPr>
+          <w:fldChar w:fldCharType="separate"/>
+        </w:r>
+        <w:r>
+          <w:rPr>
+            <w:webHidden/>
+          </w:rPr>
+          <w:t>28</w:t>
+        </w:r>
+        <w:r>
+          <w:rPr>
+            <w:webHidden/>
+          </w:rPr>
+          <w:fldChar w:fldCharType="end"/>
+        </w:r>
+      </w:hyperlink>
+    </w:p>
+    <w:p>
+      <w:pPr>
+        <w:pStyle w:val="TOC1"/>
+        <w:rPr>
+          <w:rFonts w:asciiTheme="minorHAnsi" w:eastAsiaTheme="minorEastAsia" w:hAnsiTheme="minorHAnsi"/>
+          <w:kern w:val="2"/>
+          <w:sz w:val="24"/>
+          <w:szCs w:val="24"/>
+          <w:lang w:eastAsia="vi-VN"/>
+          <w14:ligatures w14:val="standardContextual"/>
+        </w:rPr>
+      </w:pPr>
+      <w:hyperlink w:anchor="_Toc216516528" w:history="1">
+        <w:r>
+          <w:rPr>
+            <w:rStyle w:val="Hyperlink"/>
+          </w:rPr>
+          <w:t>Hình 4.1.3: Hàm Tìm ID Có Số Bản Ghi Trùng Nhiều Nhất.</w:t>
+        </w:r>
+        <w:r>
+          <w:rPr>
+            <w:webHidden/>
+          </w:rPr>
+          <w:tab/>
+        </w:r>
+        <w:r>
+          <w:rPr>
+            <w:webHidden/>
+          </w:rPr>
+          <w:fldChar w:fldCharType="begin"/>
+        </w:r>
+        <w:r>
+          <w:rPr>
+            <w:webHidden/>
+          </w:rPr>
+          <w:instrText xml:space="preserve"> PAGEREF _Toc216516528 \h </w:instrText>
+        </w:r>
+        <w:r>
+          <w:rPr>
+            <w:webHidden/>
+          </w:rPr>
+        </w:r>
+        <w:r>
+          <w:rPr>
+            <w:webHidden/>
+          </w:rPr>
+          <w:fldChar w:fldCharType="separate"/>
+        </w:r>
+        <w:r>
+          <w:rPr>
+            <w:webHidden/>
+          </w:rPr>
+          <w:t>29</w:t>
+        </w:r>
+        <w:r>
+          <w:rPr>
+            <w:webHidden/>
+          </w:rPr>
+          <w:fldChar w:fldCharType="end"/>
+        </w:r>
+      </w:hyperlink>
+    </w:p>
+    <w:p>
+      <w:pPr>
+        <w:pStyle w:val="TOC1"/>
+        <w:rPr>
+          <w:rFonts w:asciiTheme="minorHAnsi" w:eastAsiaTheme="minorEastAsia" w:hAnsiTheme="minorHAnsi"/>
+          <w:kern w:val="2"/>
+          <w:sz w:val="24"/>
+          <w:szCs w:val="24"/>
+          <w:lang w:eastAsia="vi-VN"/>
+          <w14:ligatures w14:val="standardContextual"/>
+        </w:rPr>
+      </w:pPr>
+      <w:hyperlink w:anchor="_Toc216516529" w:history="1">
+        <w:r>
+          <w:rPr>
+            <w:rStyle w:val="Hyperlink"/>
+          </w:rPr>
+          <w:t>Hình 4.1.4: Hàm Hiển Thị Tất Cả Các Bản Ghi Trùng Lặp Trong Cây</w:t>
+        </w:r>
+        <w:r>
+          <w:rPr>
+            <w:webHidden/>
+          </w:rPr>
+          <w:tab/>
+        </w:r>
+        <w:r>
+          <w:rPr>
+            <w:webHidden/>
+          </w:rPr>
+          <w:fldChar w:fldCharType="begin"/>
+        </w:r>
+        <w:r>
+          <w:rPr>
+            <w:webHidden/>
+          </w:rPr>
+          <w:instrText xml:space="preserve"> PAGEREF _Toc216516529 \h </w:instrText>
+        </w:r>
+        <w:r>
+          <w:rPr>
+            <w:webHidden/>
+          </w:rPr>
+        </w:r>
+        <w:r>
+          <w:rPr>
+            <w:webHidden/>
+          </w:rPr>
+          <w:fldChar w:fldCharType="separate"/>
+        </w:r>
+        <w:r>
+          <w:rPr>
+            <w:webHidden/>
+          </w:rPr>
+          <w:t>30</w:t>
+        </w:r>
+        <w:r>
+          <w:rPr>
+            <w:webHidden/>
+          </w:rPr>
+          <w:fldChar w:fldCharType="end"/>
+        </w:r>
+      </w:hyperlink>
+    </w:p>
+    <w:p>
+      <w:pPr>
+        <w:pStyle w:val="TOC1"/>
+        <w:rPr>
+          <w:rFonts w:asciiTheme="minorHAnsi" w:eastAsiaTheme="minorEastAsia" w:hAnsiTheme="minorHAnsi"/>
+          <w:kern w:val="2"/>
+          <w:sz w:val="24"/>
+          <w:szCs w:val="24"/>
+          <w:lang w:eastAsia="vi-VN"/>
+          <w14:ligatures w14:val="standardContextual"/>
+        </w:rPr>
+      </w:pPr>
+      <w:hyperlink w:anchor="_Toc216516530" w:history="1">
+        <w:r>
+          <w:rPr>
+            <w:rStyle w:val="Hyperlink"/>
+          </w:rPr>
+          <w:t>Hình 5.1: Giao diện truy cập 1.</w:t>
+        </w:r>
+        <w:r>
+          <w:rPr>
+            <w:webHidden/>
+          </w:rPr>
+          <w:tab/>
+        </w:r>
+        <w:r>
+          <w:rPr>
+            <w:webHidden/>
+          </w:rPr>
+          <w:fldChar w:fldCharType="begin"/>
+        </w:r>
+        <w:r>
+          <w:rPr>
+            <w:webHidden/>
+          </w:rPr>
+          <w:instrText xml:space="preserve"> PAGEREF _Toc216516530 \h </w:instrText>
+        </w:r>
+        <w:r>
+          <w:rPr>
+            <w:webHidden/>
+          </w:rPr>
+        </w:r>
+        <w:r>
+          <w:rPr>
+            <w:webHidden/>
+          </w:rPr>
+          <w:fldChar w:fldCharType="separate"/>
+        </w:r>
+        <w:r>
+          <w:rPr>
+            <w:webHidden/>
+          </w:rPr>
+          <w:t>31</w:t>
+        </w:r>
+        <w:r>
+          <w:rPr>
+            <w:webHidden/>
+          </w:rPr>
+          <w:fldChar w:fldCharType="end"/>
+        </w:r>
+      </w:hyperlink>
+    </w:p>
+    <w:p>
+      <w:pPr>
+        <w:pStyle w:val="TOC1"/>
+        <w:rPr>
+          <w:rFonts w:asciiTheme="minorHAnsi" w:eastAsiaTheme="minorEastAsia" w:hAnsiTheme="minorHAnsi"/>
+          <w:kern w:val="2"/>
+          <w:sz w:val="24"/>
+          <w:szCs w:val="24"/>
+          <w:lang w:eastAsia="vi-VN"/>
+          <w14:ligatures w14:val="standardContextual"/>
+        </w:rPr>
+      </w:pPr>
+      <w:hyperlink w:anchor="_Toc216516531" w:history="1">
+        <w:r>
+          <w:rPr>
+            <w:rStyle w:val="Hyperlink"/>
+          </w:rPr>
+          <w:t>Hình 5.2: Giao diện truy cập 2.</w:t>
+        </w:r>
+        <w:r>
+          <w:rPr>
+            <w:webHidden/>
+          </w:rPr>
+          <w:tab/>
+        </w:r>
+        <w:r>
+          <w:rPr>
+            <w:webHidden/>
+          </w:rPr>
+          <w:fldChar w:fldCharType="begin"/>
+        </w:r>
+        <w:r>
+          <w:rPr>
+            <w:webHidden/>
+          </w:rPr>
+          <w:instrText xml:space="preserve"> PAGEREF _Toc216516531 \h </w:instrText>
+        </w:r>
+        <w:r>
+          <w:rPr>
+            <w:webHidden/>
+          </w:rPr>
+        </w:r>
+        <w:r>
+          <w:rPr>
+            <w:webHidden/>
+          </w:rPr>
+          <w:fldChar w:fldCharType="separate"/>
+        </w:r>
+        <w:r>
+          <w:rPr>
+            <w:webHidden/>
+          </w:rPr>
+          <w:t>32</w:t>
+        </w:r>
+        <w:r>
+          <w:rPr>
+            <w:webHidden/>
+          </w:rPr>
+          <w:fldChar w:fldCharType="end"/>
+        </w:r>
+      </w:hyperlink>
+    </w:p>
+    <w:p>
+      <w:pPr>
+        <w:pStyle w:val="TOC1"/>
+        <w:rPr>
+          <w:rFonts w:asciiTheme="minorHAnsi" w:eastAsiaTheme="minorEastAsia" w:hAnsiTheme="minorHAnsi"/>
+          <w:kern w:val="2"/>
+          <w:sz w:val="24"/>
+          <w:szCs w:val="24"/>
+          <w:lang w:eastAsia="vi-VN"/>
+          <w14:ligatures w14:val="standardContextual"/>
+        </w:rPr>
+      </w:pPr>
+      <w:hyperlink w:anchor="_Toc216516532" w:history="1">
+        <w:r>
+          <w:rPr>
+            <w:rStyle w:val="Hyperlink"/>
+          </w:rPr>
+          <w:t>Hình 5.3: Hàm Đọc File.</w:t>
+        </w:r>
+        <w:r>
+          <w:rPr>
+            <w:webHidden/>
+          </w:rPr>
+          <w:tab/>
+        </w:r>
+        <w:r>
+          <w:rPr>
+            <w:webHidden/>
+          </w:rPr>
+          <w:fldChar w:fldCharType="begin"/>
+        </w:r>
+        <w:r>
+          <w:rPr>
+            <w:webHidden/>
+          </w:rPr>
+          <w:instrText xml:space="preserve"> PAGEREF _Toc216516532 \h </w:instrText>
+        </w:r>
+        <w:r>
+          <w:rPr>
+            <w:webHidden/>
+          </w:rPr>
+        </w:r>
+        <w:r>
+          <w:rPr>
+            <w:webHidden/>
+          </w:rPr>
+          <w:fldChar w:fldCharType="separate"/>
+        </w:r>
+        <w:r>
+          <w:rPr>
+            <w:webHidden/>
+          </w:rPr>
+          <w:t>33</w:t>
+        </w:r>
+        <w:r>
+          <w:rPr>
+            <w:webHidden/>
+          </w:rPr>
+          <w:fldChar w:fldCharType="end"/>
+        </w:r>
+      </w:hyperlink>
+    </w:p>
+    <w:p>
+      <w:pPr>
+        <w:pStyle w:val="TOC1"/>
+        <w:rPr>
+          <w:rFonts w:asciiTheme="minorHAnsi" w:eastAsiaTheme="minorEastAsia" w:hAnsiTheme="minorHAnsi"/>
+          <w:kern w:val="2"/>
+          <w:sz w:val="24"/>
+          <w:szCs w:val="24"/>
+          <w:lang w:eastAsia="vi-VN"/>
+          <w14:ligatures w14:val="standardContextual"/>
+        </w:rPr>
+      </w:pPr>
+      <w:hyperlink w:anchor="_Toc216516533" w:history="1">
+        <w:r>
+          <w:rPr>
+            <w:rStyle w:val="Hyperlink"/>
+          </w:rPr>
+          <w:t>Hình 5.4: Hàm Ghi File.</w:t>
+        </w:r>
+        <w:r>
+          <w:rPr>
+            <w:webHidden/>
+          </w:rPr>
+          <w:tab/>
+        </w:r>
+        <w:r>
+          <w:rPr>
+            <w:webHidden/>
+          </w:rPr>
+          <w:fldChar w:fldCharType="begin"/>
+        </w:r>
+        <w:r>
+          <w:rPr>
+            <w:webHidden/>
+          </w:rPr>
+          <w:instrText xml:space="preserve"> PAGEREF _Toc216516533 \h </w:instrText>
+        </w:r>
+        <w:r>
+          <w:rPr>
+            <w:webHidden/>
+          </w:rPr>
+        </w:r>
+        <w:r>
+          <w:rPr>
+            <w:webHidden/>
+          </w:rPr>
+          <w:fldChar w:fldCharType="separate"/>
+        </w:r>
+        <w:r>
+          <w:rPr>
+            <w:webHidden/>
+          </w:rPr>
+          <w:t>34</w:t>
+        </w:r>
+        <w:r>
+          <w:rPr>
+            <w:webHidden/>
+          </w:rPr>
+          <w:fldChar w:fldCharType="end"/>
+        </w:r>
+      </w:hyperlink>
+    </w:p>
+    <w:p>
+      <w:pPr>
+        <w:pStyle w:val="TOC1"/>
+        <w:rPr>
+          <w:rFonts w:asciiTheme="minorHAnsi" w:eastAsiaTheme="minorEastAsia" w:hAnsiTheme="minorHAnsi"/>
+          <w:kern w:val="2"/>
+          <w:sz w:val="24"/>
+          <w:szCs w:val="24"/>
+          <w:lang w:eastAsia="vi-VN"/>
+          <w14:ligatures w14:val="standardContextual"/>
+        </w:rPr>
+      </w:pPr>
+      <w:hyperlink w:anchor="_Toc216516534" w:history="1">
+        <w:r>
+          <w:rPr>
+            <w:rStyle w:val="Hyperlink"/>
+          </w:rPr>
+          <w:t>Hình 5.5: From giao diện truy cập:</w:t>
+        </w:r>
+        <w:r>
+          <w:rPr>
+            <w:webHidden/>
+          </w:rPr>
+          <w:tab/>
+        </w:r>
+        <w:r>
+          <w:rPr>
+            <w:webHidden/>
+          </w:rPr>
+          <w:fldChar w:fldCharType="begin"/>
+        </w:r>
+        <w:r>
+          <w:rPr>
+            <w:webHidden/>
+          </w:rPr>
+          <w:instrText xml:space="preserve"> PAGEREF _Toc216516534 \h </w:instrText>
+        </w:r>
+        <w:r>
+          <w:rPr>
+            <w:webHidden/>
+          </w:rPr>
+        </w:r>
+        <w:r>
+          <w:rPr>
+            <w:webHidden/>
+          </w:rPr>
+          <w:fldChar w:fldCharType="separate"/>
+        </w:r>
+        <w:r>
+          <w:rPr>
+            <w:webHidden/>
+          </w:rPr>
+          <w:t>35</w:t>
+        </w:r>
+        <w:r>
+          <w:rPr>
+            <w:webHidden/>
+          </w:rPr>
+          <w:fldChar w:fldCharType="end"/>
+        </w:r>
+      </w:hyperlink>
+    </w:p>
+    <w:p>
+      <w:pPr>
+        <w:pStyle w:val="TOC1"/>
+        <w:rPr>
+          <w:rFonts w:asciiTheme="minorHAnsi" w:eastAsiaTheme="minorEastAsia" w:hAnsiTheme="minorHAnsi"/>
+          <w:kern w:val="2"/>
+          <w:sz w:val="24"/>
+          <w:szCs w:val="24"/>
+          <w:lang w:eastAsia="vi-VN"/>
+          <w14:ligatures w14:val="standardContextual"/>
+        </w:rPr>
+      </w:pPr>
+      <w:hyperlink w:anchor="_Toc216516535" w:history="1">
+        <w:r>
+          <w:rPr>
+            <w:rStyle w:val="Hyperlink"/>
+          </w:rPr>
+          <w:t>Hình 5.6: Giao Diện QLAVL.</w:t>
+        </w:r>
+        <w:r>
+          <w:rPr>
+            <w:webHidden/>
+          </w:rPr>
+          <w:tab/>
+        </w:r>
+        <w:r>
+          <w:rPr>
+            <w:webHidden/>
+          </w:rPr>
+          <w:fldChar w:fldCharType="begin"/>
+        </w:r>
+        <w:r>
+          <w:rPr>
+            <w:webHidden/>
+          </w:rPr>
+          <w:instrText xml:space="preserve"> PAGEREF _Toc216516535 \h </w:instrText>
+        </w:r>
+        <w:r>
+          <w:rPr>
+            <w:webHidden/>
+          </w:rPr>
+        </w:r>
+        <w:r>
+          <w:rPr>
+            <w:webHidden/>
+          </w:rPr>
+          <w:fldChar w:fldCharType="separate"/>
+        </w:r>
+        <w:r>
+          <w:rPr>
+            <w:webHidden/>
+          </w:rPr>
+          <w:t>36</w:t>
+        </w:r>
+        <w:r>
+          <w:rPr>
+            <w:webHidden/>
+          </w:rPr>
+          <w:fldChar w:fldCharType="end"/>
+        </w:r>
+      </w:hyperlink>
+    </w:p>
+    <w:p>
+      <w:pPr>
+        <w:pStyle w:val="TOC1"/>
+        <w:rPr>
+          <w:rFonts w:asciiTheme="minorHAnsi" w:eastAsiaTheme="minorEastAsia" w:hAnsiTheme="minorHAnsi"/>
+          <w:kern w:val="2"/>
+          <w:sz w:val="24"/>
+          <w:szCs w:val="24"/>
+          <w:lang w:eastAsia="vi-VN"/>
+          <w14:ligatures w14:val="standardContextual"/>
+        </w:rPr>
+      </w:pPr>
+      <w:hyperlink w:anchor="_Toc216516536" w:history="1">
+        <w:r>
+          <w:rPr>
+            <w:rStyle w:val="Hyperlink"/>
+          </w:rPr>
+          <w:t>Hình 5.7: Giao Diện QLData.</w:t>
+        </w:r>
+        <w:r>
+          <w:rPr>
+            <w:webHidden/>
+          </w:rPr>
+          <w:tab/>
+        </w:r>
+        <w:r>
+          <w:rPr>
+            <w:webHidden/>
+          </w:rPr>
+          <w:fldChar w:fldCharType="begin"/>
+        </w:r>
+        <w:r>
+          <w:rPr>
+            <w:webHidden/>
+          </w:rPr>
+          <w:instrText xml:space="preserve"> PAGEREF _Toc216516536 \h </w:instrText>
+        </w:r>
+        <w:r>
+          <w:rPr>
+            <w:webHidden/>
+          </w:rPr>
+        </w:r>
+        <w:r>
+          <w:rPr>
+            <w:webHidden/>
+          </w:rPr>
+          <w:fldChar w:fldCharType="separate"/>
+        </w:r>
+        <w:r>
+          <w:rPr>
+            <w:webHidden/>
+          </w:rPr>
+          <w:t>37</w:t>
+        </w:r>
+        <w:r>
+          <w:rPr>
+            <w:webHidden/>
+          </w:rPr>
+          <w:fldChar w:fldCharType="end"/>
+        </w:r>
+      </w:hyperlink>
+    </w:p>
+    <w:p>
+      <w:pPr>
+        <w:pStyle w:val="TOC1"/>
+        <w:rPr>
+          <w:rFonts w:asciiTheme="minorHAnsi" w:eastAsiaTheme="minorEastAsia" w:hAnsiTheme="minorHAnsi"/>
+          <w:kern w:val="2"/>
+          <w:sz w:val="24"/>
+          <w:szCs w:val="24"/>
+          <w:lang w:eastAsia="vi-VN"/>
+          <w14:ligatures w14:val="standardContextual"/>
+        </w:rPr>
+      </w:pPr>
+      <w:hyperlink w:anchor="_Toc216516537" w:history="1">
+        <w:r>
+          <w:rPr>
+            <w:rStyle w:val="Hyperlink"/>
+          </w:rPr>
+          <w:t>Hình 5.8: Giao Diện Vẽ Cây.</w:t>
+        </w:r>
+        <w:r>
+          <w:rPr>
+            <w:webHidden/>
+          </w:rPr>
+          <w:tab/>
+        </w:r>
+        <w:r>
+          <w:rPr>
+            <w:webHidden/>
+          </w:rPr>
+          <w:fldChar w:fldCharType="begin"/>
+        </w:r>
+        <w:r>
+          <w:rPr>
+            <w:webHidden/>
+          </w:rPr>
+          <w:instrText xml:space="preserve"> PAGEREF _Toc216516537 \h </w:instrText>
+        </w:r>
+        <w:r>
+          <w:rPr>
+            <w:webHidden/>
+          </w:rPr>
+        </w:r>
+        <w:r>
+          <w:rPr>
+            <w:webHidden/>
+          </w:rPr>
+          <w:fldChar w:fldCharType="separate"/>
+        </w:r>
+        <w:r>
+          <w:rPr>
+            <w:webHidden/>
+          </w:rPr>
+          <w:t>38</w:t>
+        </w:r>
+        <w:r>
+          <w:rPr>
+            <w:webHidden/>
+          </w:rPr>
+          <w:fldChar w:fldCharType="end"/>
+        </w:r>
+      </w:hyperlink>
+    </w:p>
+    <w:p>
+      <w:pPr>
+        <w:rPr>
+          <w:rFonts w:eastAsiaTheme="majorEastAsia" w:cstheme="majorBidi"/>
+          <w:b/>
+          <w:sz w:val="36"/>
+          <w:szCs w:val="40"/>
+        </w:rPr>
+      </w:pPr>
+      <w:r>
+        <w:rPr>
+          <w:sz w:val="36"/>
+          <w:szCs w:val="40"/>
+        </w:rPr>
+        <w:fldChar w:fldCharType="end"/>
+      </w:r>
+    </w:p>
+    <w:p>
+      <w:pPr>
+        <w:rPr>
+          <w:rFonts w:eastAsiaTheme="majorEastAsia" w:cstheme="majorBidi"/>
+          <w:b/>
+          <w:sz w:val="36"/>
+          <w:szCs w:val="40"/>
+        </w:rPr>
+      </w:pPr>
+      <w:r>
+        <w:rPr>
+          <w:sz w:val="36"/>
+          <w:szCs w:val="40"/>
         </w:rPr>
         <w:br w:type="page"/>
       </w:r>
@@ -4267,7 +5923,6 @@
           <w:szCs w:val="40"/>
         </w:rPr>
       </w:pPr>
-      <w:bookmarkStart w:id="0" w:name="_Toc216472741"/>
       <w:r>
         <w:rPr>
           <w:sz w:val="36"/>
@@ -4773,7 +6428,6 @@
           <w:szCs w:val="28"/>
           <w:lang w:val="vi-VN"/>
         </w:rPr>
-        <w:lastRenderedPageBreak/>
         <w:t>Chức năng Truy vấn Nhanh (Fast Query):</w:t>
       </w:r>
       <w:r>
@@ -4806,6 +6460,7 @@
           <w:szCs w:val="28"/>
           <w:lang w:val="vi-VN"/>
         </w:rPr>
+        <w:lastRenderedPageBreak/>
         <w:t>Chức năng Thống kê (Basic Statistics):</w:t>
       </w:r>
     </w:p>
@@ -5244,6 +6899,16 @@
         </w:rPr>
         <w:t xml:space="preserve"> Vì là một BST, dữ liệu luôn được sắp xếp theo khóa, cho phép bạn dễ dàng thực hiện các thao tác duyệt cây (traversal) để trích xuất dữ liệu trong một phạm vi cụ thể.</w:t>
       </w:r>
+      <w:bookmarkStart w:id="5" w:name="_Toc216472746"/>
+    </w:p>
+    <w:p>
+      <w:pPr>
+        <w:pStyle w:val="NormalWeb"/>
+        <w:rPr>
+          <w:sz w:val="28"/>
+          <w:szCs w:val="28"/>
+        </w:rPr>
+      </w:pPr>
     </w:p>
     <w:p>
       <w:pPr>
@@ -5257,7 +6922,6 @@
           <w:szCs w:val="40"/>
         </w:rPr>
       </w:pPr>
-      <w:bookmarkStart w:id="5" w:name="_Toc216472746"/>
       <w:r>
         <w:rPr>
           <w:sz w:val="36"/>
@@ -6496,7 +8160,6 @@
           <w:szCs w:val="28"/>
           <w:lang w:val="vi-VN"/>
         </w:rPr>
-        <w:lastRenderedPageBreak/>
         <w:t>Nếu |BF| &gt; 1:</w:t>
       </w:r>
       <w:r>
@@ -6537,6 +8200,7 @@
           <w:sz w:val="28"/>
           <w:szCs w:val="28"/>
         </w:rPr>
+        <w:lastRenderedPageBreak/>
         <w:t>Cơ Chế Hoạt Động Cân Bằng (Phép Quay):</w:t>
       </w:r>
       <w:bookmarkEnd w:id="12"/>
@@ -7506,7 +9170,6 @@
           <w:szCs w:val="28"/>
           <w:lang w:val="vi-VN"/>
         </w:rPr>
-        <w:lastRenderedPageBreak/>
         <w:t>Bắt đầu từ nút gốc (Root).</w:t>
       </w:r>
     </w:p>
@@ -7549,6 +9212,7 @@
           <w:szCs w:val="28"/>
           <w:lang w:val="vi-VN"/>
         </w:rPr>
+        <w:lastRenderedPageBreak/>
         <w:t>Nếu khóa nhỏ hơn, di chuyển sang cây con bên trái.</w:t>
       </w:r>
     </w:p>
@@ -8001,7 +9665,6 @@
           <w:sz w:val="28"/>
           <w:szCs w:val="28"/>
         </w:rPr>
-        <w:lastRenderedPageBreak/>
         <w:t>Sửa Dữ liệu (Update):</w:t>
       </w:r>
       <w:bookmarkEnd w:id="17"/>
@@ -8102,7 +9765,17 @@
           <w:szCs w:val="28"/>
           <w:lang w:val="vi-VN"/>
         </w:rPr>
-        <w:t xml:space="preserve"> Nếu bạn chỉ cập nhật thông tin chi tiết của bản ghi (ví dụ: đổi tên sản phẩm, cập nhật số lượng) mà </w:t>
+        <w:t xml:space="preserve"> Nếu bạn chỉ cập nhật thông tin chi tiết của bản ghi (ví dụ: đổi tên sản phẩm, cập nhật số </w:t>
+      </w:r>
+      <w:r>
+        <w:rPr>
+          <w:rFonts w:cs="Times New Roman"/>
+          <w:sz w:val="28"/>
+          <w:szCs w:val="28"/>
+          <w:lang w:val="vi-VN"/>
+        </w:rPr>
+        <w:lastRenderedPageBreak/>
+        <w:t xml:space="preserve">lượng) mà </w:t>
       </w:r>
       <w:r>
         <w:rPr>
@@ -8897,14 +10570,96 @@
     </w:p>
     <w:p>
       <w:pPr>
-        <w:pStyle w:val="ListParagraph"/>
-        <w:ind w:left="567"/>
-      </w:pPr>
+        <w:pStyle w:val="Hnhnh"/>
+      </w:pPr>
+    </w:p>
+    <w:p>
+      <w:pPr>
+        <w:pStyle w:val="Hnhnh"/>
+      </w:pPr>
+    </w:p>
+    <w:p>
+      <w:pPr>
+        <w:pStyle w:val="Hnhnh"/>
+      </w:pPr>
+    </w:p>
+    <w:p>
+      <w:pPr>
+        <w:pStyle w:val="Hnhnh"/>
+      </w:pPr>
+    </w:p>
+    <w:p>
+      <w:pPr>
+        <w:pStyle w:val="Hnhnh"/>
+      </w:pPr>
+    </w:p>
+    <w:p>
+      <w:pPr>
+        <w:pStyle w:val="Hnhnh"/>
+      </w:pPr>
+    </w:p>
+    <w:p>
+      <w:pPr>
+        <w:pStyle w:val="Hnhnh"/>
+      </w:pPr>
+    </w:p>
+    <w:p>
+      <w:pPr>
+        <w:pStyle w:val="Hnhnh"/>
+      </w:pPr>
+    </w:p>
+    <w:p>
+      <w:pPr>
+        <w:pStyle w:val="Hnhnh"/>
+      </w:pPr>
+    </w:p>
+    <w:p>
+      <w:pPr>
+        <w:pStyle w:val="Hnhnh"/>
+      </w:pPr>
+    </w:p>
+    <w:p>
+      <w:pPr>
+        <w:pStyle w:val="Hnhnh"/>
+      </w:pPr>
+    </w:p>
+    <w:p>
+      <w:pPr>
+        <w:pStyle w:val="Hnhnh"/>
+      </w:pPr>
+    </w:p>
+    <w:p>
+      <w:pPr>
+        <w:pStyle w:val="Hnhnh"/>
+      </w:pPr>
+    </w:p>
+    <w:p>
+      <w:pPr>
+        <w:pStyle w:val="Hnhnh"/>
+      </w:pPr>
+    </w:p>
+    <w:p>
+      <w:pPr>
+        <w:pStyle w:val="Hnhnh"/>
+      </w:pPr>
+      <w:bookmarkStart w:id="21" w:name="_Toc216516513"/>
+      <w:r>
+        <w:lastRenderedPageBreak/>
+        <w:t xml:space="preserve">Hình 1.1: </w:t>
+      </w:r>
+      <w:r>
+        <w:t>Class Customer Recod</w:t>
+      </w:r>
+      <w:r>
+        <w:t xml:space="preserve"> 1.</w:t>
+      </w:r>
+      <w:bookmarkEnd w:id="21"/>
+    </w:p>
+    <w:p>
       <w:r>
         <w:rPr>
           <w:noProof/>
         </w:rPr>
-        <w:lastRenderedPageBreak/>
         <w:drawing>
           <wp:inline distT="0" distB="0" distL="0" distR="0" wp14:anchorId="229B9556" wp14:editId="1796B165">
             <wp:extent cx="5760720" cy="7338060"/>
@@ -8956,11 +10711,37 @@
       </w:r>
     </w:p>
     <w:p>
+      <w:bookmarkStart w:id="22" w:name="_Toc216516514"/>
+      <w:r>
+        <w:rPr>
+          <w:rStyle w:val="HnhnhChar"/>
+        </w:rPr>
+        <w:lastRenderedPageBreak/>
+        <w:t xml:space="preserve">Hình 1.2: </w:t>
+      </w:r>
+      <w:r>
+        <w:rPr>
+          <w:rStyle w:val="HnhnhChar"/>
+        </w:rPr>
+        <w:t>Class Customer Recod</w:t>
+      </w:r>
+      <w:r>
+        <w:rPr>
+          <w:rStyle w:val="HnhnhChar"/>
+        </w:rPr>
+        <w:t xml:space="preserve"> 2.</w:t>
+      </w:r>
+      <w:bookmarkEnd w:id="22"/>
       <w:r>
         <w:rPr>
           <w:noProof/>
         </w:rPr>
-        <w:lastRenderedPageBreak/>
+        <w:t xml:space="preserve"> </w:t>
+      </w:r>
+      <w:r>
+        <w:rPr>
+          <w:noProof/>
+        </w:rPr>
         <w:drawing>
           <wp:inline distT="0" distB="0" distL="0" distR="0" wp14:anchorId="5AF33710" wp14:editId="28388FBD">
             <wp:extent cx="5760720" cy="4550410"/>
@@ -9012,6 +10793,25 @@
       </w:r>
     </w:p>
     <w:p>
+      <w:pPr>
+        <w:pStyle w:val="Hnhnh"/>
+      </w:pPr>
+      <w:bookmarkStart w:id="23" w:name="_Toc216516515"/>
+      <w:r>
+        <w:t xml:space="preserve">Hình 1.3: </w:t>
+      </w:r>
+      <w:r>
+        <w:t>Class Customer Recod</w:t>
+      </w:r>
+      <w:r>
+        <w:t xml:space="preserve"> 3</w:t>
+      </w:r>
+      <w:r>
+        <w:t>.</w:t>
+      </w:r>
+      <w:bookmarkEnd w:id="23"/>
+    </w:p>
+    <w:p>
       <w:r>
         <w:rPr>
           <w:noProof/>
@@ -9066,7 +10866,7 @@
           <w:szCs w:val="28"/>
         </w:rPr>
       </w:pPr>
-      <w:bookmarkStart w:id="21" w:name="_Toc216472762"/>
+      <w:bookmarkStart w:id="24" w:name="_Toc216472762"/>
       <w:r>
         <w:rPr>
           <w:rFonts w:ascii="Times New Roman" w:hAnsi="Times New Roman" w:cs="Times New Roman"/>
@@ -9077,9 +10877,10 @@
           <w:sz w:val="28"/>
           <w:szCs w:val="28"/>
         </w:rPr>
+        <w:lastRenderedPageBreak/>
         <w:t>Class AVLNode:</w:t>
       </w:r>
-      <w:bookmarkEnd w:id="21"/>
+      <w:bookmarkEnd w:id="24"/>
     </w:p>
     <w:p>
       <w:pPr>
@@ -9189,11 +10990,20 @@
       </w:r>
     </w:p>
     <w:p>
+      <w:pPr>
+        <w:pStyle w:val="Hnhnh"/>
+      </w:pPr>
+      <w:bookmarkStart w:id="25" w:name="_Toc216516516"/>
+      <w:r>
+        <w:t>Hình 2.1: Class AVLNode.</w:t>
+      </w:r>
+      <w:bookmarkEnd w:id="25"/>
+    </w:p>
+    <w:p>
       <w:r>
         <w:rPr>
           <w:noProof/>
         </w:rPr>
-        <w:lastRenderedPageBreak/>
         <w:drawing>
           <wp:inline distT="0" distB="0" distL="0" distR="0" wp14:anchorId="77725F8F" wp14:editId="340C1C8A">
             <wp:extent cx="5760720" cy="6244590"/>
@@ -9244,7 +11054,7 @@
           <w:szCs w:val="28"/>
         </w:rPr>
       </w:pPr>
-      <w:bookmarkStart w:id="22" w:name="_Toc216472763"/>
+      <w:bookmarkStart w:id="26" w:name="_Toc216472763"/>
       <w:r>
         <w:rPr>
           <w:rFonts w:ascii="Times New Roman" w:hAnsi="Times New Roman" w:cs="Times New Roman"/>
@@ -9282,7 +11092,7 @@
         </w:rPr>
         <w:t>:</w:t>
       </w:r>
-      <w:bookmarkEnd w:id="22"/>
+      <w:bookmarkEnd w:id="26"/>
     </w:p>
     <w:p>
       <w:pPr>
@@ -9348,11 +11158,31 @@
       </w:r>
     </w:p>
     <w:p>
+      <w:pPr>
+        <w:pStyle w:val="Hnhnh"/>
+      </w:pPr>
+    </w:p>
+    <w:p>
+      <w:pPr>
+        <w:pStyle w:val="Hnhnh"/>
+      </w:pPr>
+    </w:p>
+    <w:p>
+      <w:pPr>
+        <w:pStyle w:val="Hnhnh"/>
+      </w:pPr>
+      <w:bookmarkStart w:id="27" w:name="_Toc216516517"/>
+      <w:r>
+        <w:lastRenderedPageBreak/>
+        <w:t>Hình 3.1: Class SinglyNode.</w:t>
+      </w:r>
+      <w:bookmarkEnd w:id="27"/>
+    </w:p>
+    <w:p>
       <w:r>
         <w:rPr>
           <w:noProof/>
         </w:rPr>
-        <w:lastRenderedPageBreak/>
         <w:drawing>
           <wp:inline distT="0" distB="0" distL="0" distR="0" wp14:anchorId="4DA481A5" wp14:editId="6073899C">
             <wp:extent cx="5760720" cy="5852160"/>
@@ -9406,7 +11236,7 @@
           <w:szCs w:val="28"/>
         </w:rPr>
       </w:pPr>
-      <w:bookmarkStart w:id="23" w:name="_Toc216472764"/>
+      <w:bookmarkStart w:id="28" w:name="_Toc216472764"/>
       <w:r>
         <w:rPr>
           <w:rFonts w:cs="Times New Roman"/>
@@ -9457,7 +11287,7 @@
         </w:rPr>
         <w:t>ủa AVL:</w:t>
       </w:r>
-      <w:bookmarkEnd w:id="23"/>
+      <w:bookmarkEnd w:id="28"/>
     </w:p>
     <w:p>
       <w:pPr>
@@ -9472,7 +11302,7 @@
           <w:szCs w:val="28"/>
         </w:rPr>
       </w:pPr>
-      <w:bookmarkStart w:id="24" w:name="_Toc216472765"/>
+      <w:bookmarkStart w:id="29" w:name="_Toc216472765"/>
       <w:r>
         <w:rPr>
           <w:rFonts w:ascii="Times New Roman" w:hAnsi="Times New Roman" w:cs="Times New Roman"/>
@@ -9485,7 +11315,7 @@
         </w:rPr>
         <w:t>Chức năng phụ trợ:</w:t>
       </w:r>
-      <w:bookmarkEnd w:id="24"/>
+      <w:bookmarkEnd w:id="29"/>
       <w:r>
         <w:rPr>
           <w:rFonts w:ascii="Times New Roman" w:hAnsi="Times New Roman" w:cs="Times New Roman"/>
@@ -9518,20 +11348,50 @@
     </w:p>
     <w:p>
       <w:pPr>
-        <w:rPr>
-          <w:rFonts w:cs="Times New Roman"/>
-          <w:sz w:val="28"/>
-          <w:szCs w:val="28"/>
-        </w:rPr>
-      </w:pPr>
-      <w:r>
-        <w:rPr>
-          <w:rFonts w:cs="Times New Roman"/>
+        <w:pStyle w:val="Hnhnh"/>
+      </w:pPr>
+    </w:p>
+    <w:p>
+      <w:pPr>
+        <w:pStyle w:val="Hnhnh"/>
+      </w:pPr>
+    </w:p>
+    <w:p>
+      <w:pPr>
+        <w:pStyle w:val="Hnhnh"/>
+      </w:pPr>
+    </w:p>
+    <w:p>
+      <w:pPr>
+        <w:pStyle w:val="Hnhnh"/>
+      </w:pPr>
+    </w:p>
+    <w:p>
+      <w:pPr>
+        <w:pStyle w:val="Hnhnh"/>
+      </w:pPr>
+    </w:p>
+    <w:p>
+      <w:pPr>
+        <w:pStyle w:val="Hnhnh"/>
+      </w:pPr>
+    </w:p>
+    <w:p>
+      <w:pPr>
+        <w:pStyle w:val="Hnhnh"/>
+      </w:pPr>
+      <w:bookmarkStart w:id="30" w:name="_Toc216516518"/>
+      <w:r>
+        <w:lastRenderedPageBreak/>
+        <w:t>Hình 4.1: Các hàm phụ trợ.</w:t>
+      </w:r>
+      <w:bookmarkEnd w:id="30"/>
+    </w:p>
+    <w:p>
+      <w:r>
+        <w:rPr>
           <w:noProof/>
-          <w:sz w:val="28"/>
-          <w:szCs w:val="28"/>
-        </w:rPr>
-        <w:lastRenderedPageBreak/>
+        </w:rPr>
         <w:drawing>
           <wp:inline distT="0" distB="0" distL="0" distR="0" wp14:anchorId="183C942B" wp14:editId="4FF8F4AB">
             <wp:extent cx="5760720" cy="4379595"/>
@@ -9582,7 +11442,7 @@
           <w:szCs w:val="28"/>
         </w:rPr>
       </w:pPr>
-      <w:bookmarkStart w:id="25" w:name="_Toc216472766"/>
+      <w:bookmarkStart w:id="31" w:name="_Toc216472766"/>
       <w:r>
         <w:rPr>
           <w:rFonts w:ascii="Times New Roman" w:hAnsi="Times New Roman" w:cs="Times New Roman"/>
@@ -9595,7 +11455,7 @@
         </w:rPr>
         <w:t>Chức năng xoay:</w:t>
       </w:r>
-      <w:bookmarkEnd w:id="25"/>
+      <w:bookmarkEnd w:id="31"/>
       <w:r>
         <w:rPr>
           <w:rFonts w:ascii="Times New Roman" w:hAnsi="Times New Roman" w:cs="Times New Roman"/>
@@ -9628,18 +11488,86 @@
     </w:p>
     <w:p>
       <w:pPr>
-        <w:rPr>
-          <w:sz w:val="28"/>
-          <w:szCs w:val="28"/>
-        </w:rPr>
-      </w:pPr>
+        <w:pStyle w:val="Hnhnh"/>
+      </w:pPr>
+    </w:p>
+    <w:p>
+      <w:pPr>
+        <w:pStyle w:val="Hnhnh"/>
+      </w:pPr>
+    </w:p>
+    <w:p>
+      <w:pPr>
+        <w:pStyle w:val="Hnhnh"/>
+      </w:pPr>
+    </w:p>
+    <w:p>
+      <w:pPr>
+        <w:pStyle w:val="Hnhnh"/>
+      </w:pPr>
+    </w:p>
+    <w:p>
+      <w:pPr>
+        <w:pStyle w:val="Hnhnh"/>
+      </w:pPr>
+    </w:p>
+    <w:p>
+      <w:pPr>
+        <w:pStyle w:val="Hnhnh"/>
+      </w:pPr>
+    </w:p>
+    <w:p>
+      <w:pPr>
+        <w:pStyle w:val="Hnhnh"/>
+      </w:pPr>
+    </w:p>
+    <w:p>
+      <w:pPr>
+        <w:pStyle w:val="Hnhnh"/>
+      </w:pPr>
+    </w:p>
+    <w:p>
+      <w:pPr>
+        <w:pStyle w:val="Hnhnh"/>
+      </w:pPr>
+    </w:p>
+    <w:p>
+      <w:pPr>
+        <w:pStyle w:val="Hnhnh"/>
+      </w:pPr>
+    </w:p>
+    <w:p>
+      <w:pPr>
+        <w:pStyle w:val="Hnhnh"/>
+      </w:pPr>
+    </w:p>
+    <w:p>
+      <w:pPr>
+        <w:pStyle w:val="Hnhnh"/>
+      </w:pPr>
+    </w:p>
+    <w:p>
+      <w:pPr>
+        <w:pStyle w:val="Hnhnh"/>
+      </w:pPr>
+      <w:bookmarkStart w:id="32" w:name="_Toc216516519"/>
+      <w:r>
+        <w:lastRenderedPageBreak/>
+        <w:t>Hình 4.2: Xoay Phải</w:t>
+      </w:r>
+      <w:r>
+        <w:t xml:space="preserve"> Và Xoay Trái</w:t>
+      </w:r>
+      <w:r>
+        <w:t>.</w:t>
+      </w:r>
+      <w:bookmarkEnd w:id="32"/>
+    </w:p>
+    <w:p>
       <w:r>
         <w:rPr>
           <w:noProof/>
-          <w:sz w:val="28"/>
-          <w:szCs w:val="28"/>
-        </w:rPr>
-        <w:lastRenderedPageBreak/>
+        </w:rPr>
         <w:drawing>
           <wp:inline distT="0" distB="0" distL="0" distR="0" wp14:anchorId="6715A7ED" wp14:editId="6DB17D57">
             <wp:extent cx="5760720" cy="6312535"/>
@@ -9690,7 +11618,7 @@
           <w:szCs w:val="28"/>
         </w:rPr>
       </w:pPr>
-      <w:bookmarkStart w:id="26" w:name="_Toc216472767"/>
+      <w:bookmarkStart w:id="33" w:name="_Toc216472767"/>
       <w:r>
         <w:rPr>
           <w:rFonts w:ascii="Times New Roman" w:hAnsi="Times New Roman" w:cs="Times New Roman"/>
@@ -9703,7 +11631,7 @@
         </w:rPr>
         <w:t>Chức năng Cân Bằng:</w:t>
       </w:r>
-      <w:bookmarkEnd w:id="26"/>
+      <w:bookmarkEnd w:id="33"/>
     </w:p>
     <w:p>
       <w:pPr>
@@ -10191,6 +12119,16 @@
         </w:rPr>
         <w:tab/>
       </w:r>
+    </w:p>
+    <w:p>
+      <w:pPr>
+        <w:pStyle w:val="Hnhnh"/>
+      </w:pPr>
+      <w:bookmarkStart w:id="34" w:name="_Toc216516520"/>
+      <w:r>
+        <w:t>Hình 4.3: Hàm Cân Bằng.</w:t>
+      </w:r>
+      <w:bookmarkEnd w:id="34"/>
     </w:p>
     <w:p>
       <w:r>
@@ -10248,7 +12186,7 @@
           <w:szCs w:val="28"/>
         </w:rPr>
       </w:pPr>
-      <w:bookmarkStart w:id="27" w:name="_Toc216472768"/>
+      <w:bookmarkStart w:id="35" w:name="_Toc216472768"/>
       <w:r>
         <w:rPr>
           <w:rFonts w:ascii="Times New Roman" w:hAnsi="Times New Roman" w:cs="Times New Roman"/>
@@ -10286,7 +12224,7 @@
         </w:rPr>
         <w:t>):</w:t>
       </w:r>
-      <w:bookmarkEnd w:id="27"/>
+      <w:bookmarkEnd w:id="35"/>
     </w:p>
     <w:p>
       <w:pPr>
@@ -10877,21 +12815,50 @@
     </w:p>
     <w:p>
       <w:pPr>
-        <w:ind w:left="720"/>
-        <w:rPr>
-          <w:rFonts w:cs="Times New Roman"/>
-          <w:sz w:val="28"/>
-          <w:szCs w:val="28"/>
-        </w:rPr>
-      </w:pPr>
-      <w:r>
-        <w:rPr>
-          <w:rFonts w:cs="Times New Roman"/>
+        <w:pStyle w:val="Hnhnh"/>
+      </w:pPr>
+    </w:p>
+    <w:p>
+      <w:pPr>
+        <w:pStyle w:val="Hnhnh"/>
+      </w:pPr>
+    </w:p>
+    <w:p>
+      <w:pPr>
+        <w:pStyle w:val="Hnhnh"/>
+      </w:pPr>
+    </w:p>
+    <w:p>
+      <w:pPr>
+        <w:pStyle w:val="Hnhnh"/>
+      </w:pPr>
+    </w:p>
+    <w:p>
+      <w:pPr>
+        <w:pStyle w:val="Hnhnh"/>
+      </w:pPr>
+    </w:p>
+    <w:p>
+      <w:pPr>
+        <w:pStyle w:val="Hnhnh"/>
+      </w:pPr>
+    </w:p>
+    <w:p>
+      <w:pPr>
+        <w:pStyle w:val="Hnhnh"/>
+      </w:pPr>
+      <w:bookmarkStart w:id="36" w:name="_Toc216516521"/>
+      <w:r>
+        <w:lastRenderedPageBreak/>
+        <w:t>Hình 4.4: Hàm Thêm.</w:t>
+      </w:r>
+      <w:bookmarkEnd w:id="36"/>
+    </w:p>
+    <w:p>
+      <w:r>
+        <w:rPr>
           <w:noProof/>
-          <w:sz w:val="28"/>
-          <w:szCs w:val="28"/>
-        </w:rPr>
-        <w:lastRenderedPageBreak/>
+        </w:rPr>
         <w:drawing>
           <wp:inline distT="0" distB="0" distL="0" distR="0" wp14:anchorId="28241675" wp14:editId="5A5580B8">
             <wp:extent cx="5760720" cy="5940425"/>
@@ -10952,7 +12919,7 @@
           <w:szCs w:val="28"/>
         </w:rPr>
       </w:pPr>
-      <w:bookmarkStart w:id="28" w:name="_Toc216472769"/>
+      <w:bookmarkStart w:id="37" w:name="_Toc216472769"/>
       <w:r>
         <w:rPr>
           <w:rFonts w:ascii="Times New Roman" w:hAnsi="Times New Roman" w:cs="Times New Roman"/>
@@ -10965,7 +12932,7 @@
         </w:rPr>
         <w:t>Chức năng Tìm Kiếm ( Search ):</w:t>
       </w:r>
-      <w:bookmarkEnd w:id="28"/>
+      <w:bookmarkEnd w:id="37"/>
     </w:p>
     <w:p>
       <w:pPr>
@@ -11416,11 +13383,101 @@
       </w:r>
     </w:p>
     <w:p>
+      <w:pPr>
+        <w:pStyle w:val="Hnhnh"/>
+      </w:pPr>
+    </w:p>
+    <w:p>
+      <w:pPr>
+        <w:pStyle w:val="Hnhnh"/>
+      </w:pPr>
+    </w:p>
+    <w:p>
+      <w:pPr>
+        <w:pStyle w:val="Hnhnh"/>
+      </w:pPr>
+    </w:p>
+    <w:p>
+      <w:pPr>
+        <w:pStyle w:val="Hnhnh"/>
+      </w:pPr>
+    </w:p>
+    <w:p>
+      <w:pPr>
+        <w:pStyle w:val="Hnhnh"/>
+      </w:pPr>
+    </w:p>
+    <w:p>
+      <w:pPr>
+        <w:pStyle w:val="Hnhnh"/>
+      </w:pPr>
+    </w:p>
+    <w:p>
+      <w:pPr>
+        <w:pStyle w:val="Hnhnh"/>
+      </w:pPr>
+    </w:p>
+    <w:p>
+      <w:pPr>
+        <w:pStyle w:val="Hnhnh"/>
+      </w:pPr>
+    </w:p>
+    <w:p>
+      <w:pPr>
+        <w:pStyle w:val="Hnhnh"/>
+      </w:pPr>
+    </w:p>
+    <w:p>
+      <w:pPr>
+        <w:pStyle w:val="Hnhnh"/>
+      </w:pPr>
+    </w:p>
+    <w:p>
+      <w:pPr>
+        <w:pStyle w:val="Hnhnh"/>
+      </w:pPr>
+    </w:p>
+    <w:p>
+      <w:pPr>
+        <w:pStyle w:val="Hnhnh"/>
+      </w:pPr>
+    </w:p>
+    <w:p>
+      <w:pPr>
+        <w:pStyle w:val="Hnhnh"/>
+      </w:pPr>
+    </w:p>
+    <w:p>
+      <w:pPr>
+        <w:pStyle w:val="Hnhnh"/>
+      </w:pPr>
+    </w:p>
+    <w:p>
+      <w:pPr>
+        <w:pStyle w:val="Hnhnh"/>
+      </w:pPr>
+    </w:p>
+    <w:p>
+      <w:pPr>
+        <w:pStyle w:val="Hnhnh"/>
+      </w:pPr>
+    </w:p>
+    <w:p>
+      <w:pPr>
+        <w:pStyle w:val="Hnhnh"/>
+      </w:pPr>
+      <w:bookmarkStart w:id="38" w:name="_Toc216516522"/>
+      <w:r>
+        <w:lastRenderedPageBreak/>
+        <w:t>Hình 4.5: Hàm Tìm Kiếm.</w:t>
+      </w:r>
+      <w:bookmarkEnd w:id="38"/>
+    </w:p>
+    <w:p>
       <w:r>
         <w:rPr>
           <w:noProof/>
         </w:rPr>
-        <w:lastRenderedPageBreak/>
         <w:drawing>
           <wp:inline distT="0" distB="0" distL="0" distR="0" wp14:anchorId="763804B1" wp14:editId="7C400F0E">
             <wp:extent cx="5760720" cy="5295900"/>
@@ -11471,7 +13528,7 @@
           <w:szCs w:val="28"/>
         </w:rPr>
       </w:pPr>
-      <w:bookmarkStart w:id="29" w:name="_Toc216472770"/>
+      <w:bookmarkStart w:id="39" w:name="_Toc216472770"/>
       <w:r>
         <w:rPr>
           <w:rFonts w:ascii="Times New Roman" w:hAnsi="Times New Roman" w:cs="Times New Roman"/>
@@ -11484,7 +13541,7 @@
         </w:rPr>
         <w:t>Chức năng Xóa ( Delete ):</w:t>
       </w:r>
-      <w:bookmarkEnd w:id="29"/>
+      <w:bookmarkEnd w:id="39"/>
     </w:p>
     <w:p>
       <w:pPr>
@@ -11517,11 +13574,51 @@
     </w:p>
     <w:p/>
     <w:p>
+      <w:pPr>
+        <w:pStyle w:val="Hnhnh"/>
+      </w:pPr>
+    </w:p>
+    <w:p>
+      <w:pPr>
+        <w:pStyle w:val="Hnhnh"/>
+      </w:pPr>
+    </w:p>
+    <w:p>
+      <w:pPr>
+        <w:pStyle w:val="Hnhnh"/>
+      </w:pPr>
+    </w:p>
+    <w:p>
+      <w:pPr>
+        <w:pStyle w:val="Hnhnh"/>
+      </w:pPr>
+    </w:p>
+    <w:p>
+      <w:pPr>
+        <w:pStyle w:val="Hnhnh"/>
+      </w:pPr>
+    </w:p>
+    <w:p>
+      <w:pPr>
+        <w:pStyle w:val="Hnhnh"/>
+      </w:pPr>
+    </w:p>
+    <w:p>
+      <w:pPr>
+        <w:pStyle w:val="Hnhnh"/>
+      </w:pPr>
+      <w:bookmarkStart w:id="40" w:name="_Toc216516523"/>
+      <w:r>
+        <w:lastRenderedPageBreak/>
+        <w:t>Hình 4.6: Hàm Hỗ Trợ Hàm Xóa.</w:t>
+      </w:r>
+      <w:bookmarkEnd w:id="40"/>
+    </w:p>
+    <w:p>
       <w:r>
         <w:rPr>
           <w:noProof/>
         </w:rPr>
-        <w:lastRenderedPageBreak/>
         <w:drawing>
           <wp:inline distT="0" distB="0" distL="0" distR="0" wp14:anchorId="33AE24D6" wp14:editId="786F6F91">
             <wp:extent cx="5760720" cy="4937125"/>
@@ -12361,22 +14458,20 @@
     </w:p>
     <w:p>
       <w:pPr>
-        <w:rPr>
-          <w:b/>
-          <w:bCs/>
-          <w:sz w:val="28"/>
-          <w:szCs w:val="24"/>
-        </w:rPr>
-      </w:pPr>
-      <w:r>
-        <w:rPr>
-          <w:b/>
-          <w:bCs/>
+        <w:pStyle w:val="Hnhnh"/>
+      </w:pPr>
+      <w:bookmarkStart w:id="41" w:name="_Toc216516524"/>
+      <w:r>
+        <w:lastRenderedPageBreak/>
+        <w:t>Hình 4.7: Hàm Xóa.</w:t>
+      </w:r>
+      <w:bookmarkEnd w:id="41"/>
+    </w:p>
+    <w:p>
+      <w:r>
+        <w:rPr>
           <w:noProof/>
-          <w:sz w:val="28"/>
-          <w:szCs w:val="24"/>
-        </w:rPr>
-        <w:lastRenderedPageBreak/>
+        </w:rPr>
         <w:drawing>
           <wp:inline distT="0" distB="0" distL="0" distR="0" wp14:anchorId="2BAC71C3" wp14:editId="2212289D">
             <wp:extent cx="5760720" cy="5681345"/>
@@ -12427,7 +14522,7 @@
           <w:szCs w:val="28"/>
         </w:rPr>
       </w:pPr>
-      <w:bookmarkStart w:id="30" w:name="_Toc216472771"/>
+      <w:bookmarkStart w:id="42" w:name="_Toc216472771"/>
       <w:r>
         <w:rPr>
           <w:rFonts w:ascii="Times New Roman" w:hAnsi="Times New Roman" w:cs="Times New Roman"/>
@@ -12440,7 +14535,7 @@
         </w:rPr>
         <w:t>Chức năng khác:</w:t>
       </w:r>
-      <w:bookmarkEnd w:id="30"/>
+      <w:bookmarkEnd w:id="42"/>
       <w:r>
         <w:rPr>
           <w:rFonts w:ascii="Times New Roman" w:hAnsi="Times New Roman" w:cs="Times New Roman"/>
@@ -12639,15 +14734,31 @@
       </w:r>
     </w:p>
     <w:p>
+      <w:pPr>
+        <w:pStyle w:val="Hnhnh"/>
+      </w:pPr>
+      <w:bookmarkStart w:id="43" w:name="_Toc216516525"/>
+      <w:r>
+        <w:lastRenderedPageBreak/>
+        <w:t>Hình 4.8: Xóa Toàn Bộ Cây, Đếm Chiều Cao, Đếm Node.</w:t>
+      </w:r>
+      <w:bookmarkEnd w:id="43"/>
+    </w:p>
+    <w:p>
+      <w:pPr>
+        <w:rPr>
+          <w:sz w:val="28"/>
+          <w:szCs w:val="24"/>
+        </w:rPr>
+      </w:pPr>
       <w:r>
         <w:rPr>
           <w:noProof/>
         </w:rPr>
-        <w:lastRenderedPageBreak/>
         <w:drawing>
-          <wp:inline distT="0" distB="0" distL="0" distR="0" wp14:anchorId="087D3274" wp14:editId="4FFC5DE0">
-            <wp:extent cx="5029902" cy="2705478"/>
-            <wp:effectExtent l="0" t="0" r="0" b="0"/>
+          <wp:inline distT="0" distB="0" distL="0" distR="0" wp14:anchorId="14F281C1" wp14:editId="3668886E">
+            <wp:extent cx="5577839" cy="2705100"/>
+            <wp:effectExtent l="0" t="0" r="4445" b="0"/>
             <wp:docPr id="219288981" name="Picture 1" descr="A screenshot of a computer program&#10;&#10;AI-generated content may be incorrect."/>
             <wp:cNvGraphicFramePr>
               <a:graphicFrameLocks xmlns:a="http://schemas.openxmlformats.org/drawingml/2006/main" noChangeAspect="1"/>
@@ -12668,7 +14779,7 @@
                   <pic:spPr>
                     <a:xfrm>
                       <a:off x="0" y="0"/>
-                      <a:ext cx="5029902" cy="2705478"/>
+                      <a:ext cx="5591765" cy="2711854"/>
                     </a:xfrm>
                     <a:prstGeom prst="rect">
                       <a:avLst/>
@@ -12683,6 +14794,16 @@
     </w:p>
     <w:p>
       <w:pPr>
+        <w:pStyle w:val="Hnhnh"/>
+      </w:pPr>
+      <w:bookmarkStart w:id="44" w:name="_Toc216516526"/>
+      <w:r>
+        <w:t>Hình 4.9: Hàm Hiển Thị Danh Sách Có ID Bị Trùng.</w:t>
+      </w:r>
+      <w:bookmarkEnd w:id="44"/>
+    </w:p>
+    <w:p>
+      <w:pPr>
         <w:rPr>
           <w:noProof/>
         </w:rPr>
@@ -12691,7 +14812,6 @@
         <w:rPr>
           <w:noProof/>
         </w:rPr>
-        <w:lastRenderedPageBreak/>
         <w:drawing>
           <wp:inline distT="0" distB="0" distL="0" distR="0" wp14:anchorId="0D755326" wp14:editId="0DB179A5">
             <wp:extent cx="5760720" cy="3175635"/>
@@ -12734,6 +14854,21 @@
         </w:rPr>
         <w:t xml:space="preserve"> </w:t>
       </w:r>
+    </w:p>
+    <w:p>
+      <w:pPr>
+        <w:rPr>
+          <w:noProof/>
+        </w:rPr>
+      </w:pPr>
+      <w:bookmarkStart w:id="45" w:name="_Toc216516527"/>
+      <w:r>
+        <w:rPr>
+          <w:rStyle w:val="HnhnhChar"/>
+        </w:rPr>
+        <w:t>Hình 4.1.1: Hàm Đếm Tổng Số Bản Ghi Trong Một Nút</w:t>
+      </w:r>
+      <w:bookmarkEnd w:id="45"/>
       <w:r>
         <w:rPr>
           <w:noProof/>
@@ -12782,6 +14917,23 @@
       </w:r>
       <w:r>
         <w:rPr>
+          <w:rStyle w:val="HnhnhChar"/>
+        </w:rPr>
+        <w:lastRenderedPageBreak/>
+        <w:t xml:space="preserve">Hình 4.1.2: </w:t>
+      </w:r>
+      <w:r>
+        <w:rPr>
+          <w:rStyle w:val="HnhnhChar"/>
+        </w:rPr>
+        <w:t>Hàm Đếm Số Nút Có ID Bị Trùng.</w:t>
+      </w:r>
+      <w:r>
+        <w:rPr>
+          <w:b/>
+          <w:bCs/>
+          <w:i/>
+          <w:iCs/>
           <w:noProof/>
         </w:rPr>
         <w:drawing>
@@ -12824,19 +14976,33 @@
     <w:p>
       <w:pPr>
         <w:rPr>
+          <w:rStyle w:val="HnhnhChar"/>
+        </w:rPr>
+      </w:pPr>
+      <w:bookmarkStart w:id="46" w:name="_Toc216516528"/>
+      <w:r>
+        <w:rPr>
+          <w:rStyle w:val="HnhnhChar"/>
+        </w:rPr>
+        <w:t>Hình 4.1.3: Hàm Tìm ID Có Số Bản Ghi Trùng Nhiều Nhất.</w:t>
+      </w:r>
+      <w:bookmarkEnd w:id="46"/>
+    </w:p>
+    <w:p>
+      <w:pPr>
+        <w:rPr>
+          <w:rStyle w:val="HnhnhChar"/>
+        </w:rPr>
+      </w:pPr>
+      <w:r>
+        <w:rPr>
           <w:noProof/>
         </w:rPr>
-      </w:pPr>
-      <w:r>
-        <w:rPr>
-          <w:noProof/>
-        </w:rPr>
-        <w:lastRenderedPageBreak/>
         <w:drawing>
-          <wp:inline distT="0" distB="0" distL="0" distR="0" wp14:anchorId="1A8B3CD1" wp14:editId="727D06E4">
-            <wp:extent cx="5760720" cy="3139440"/>
-            <wp:effectExtent l="0" t="0" r="0" b="3810"/>
-            <wp:docPr id="307308711" name="Picture 1" descr="A screenshot of a computer program&#10;&#10;AI-generated content may be incorrect."/>
+          <wp:inline distT="0" distB="0" distL="0" distR="0" wp14:anchorId="16E03065" wp14:editId="796A571D">
+            <wp:extent cx="5760720" cy="3138805"/>
+            <wp:effectExtent l="0" t="0" r="0" b="4445"/>
+            <wp:docPr id="1117853714" name="Picture 1" descr="A screenshot of a computer program&#10;&#10;AI-generated content may be incorrect."/>
             <wp:cNvGraphicFramePr>
               <a:graphicFrameLocks xmlns:a="http://schemas.openxmlformats.org/drawingml/2006/main" noChangeAspect="1"/>
             </wp:cNvGraphicFramePr>
@@ -12844,23 +15010,36 @@
               <a:graphicData uri="http://schemas.openxmlformats.org/drawingml/2006/picture">
                 <pic:pic xmlns:pic="http://schemas.openxmlformats.org/drawingml/2006/picture">
                   <pic:nvPicPr>
-                    <pic:cNvPr id="307308711" name="Picture 1" descr="A screenshot of a computer program&#10;&#10;AI-generated content may be incorrect."/>
-                    <pic:cNvPicPr/>
+                    <pic:cNvPr id="1117853714" name="Picture 1" descr="A screenshot of a computer program&#10;&#10;AI-generated content may be incorrect."/>
+                    <pic:cNvPicPr>
+                      <a:picLocks noChangeAspect="1" noChangeArrowheads="1"/>
+                    </pic:cNvPicPr>
                   </pic:nvPicPr>
                   <pic:blipFill>
-                    <a:blip r:embed="rId25"/>
+                    <a:blip r:embed="rId25">
+                      <a:extLst>
+                        <a:ext uri="{28A0092B-C50C-407E-A947-70E740481C1C}">
+                          <a14:useLocalDpi xmlns:a14="http://schemas.microsoft.com/office/drawing/2010/main" val="0"/>
+                        </a:ext>
+                      </a:extLst>
+                    </a:blip>
+                    <a:srcRect/>
                     <a:stretch>
                       <a:fillRect/>
                     </a:stretch>
                   </pic:blipFill>
-                  <pic:spPr>
+                  <pic:spPr bwMode="auto">
                     <a:xfrm>
                       <a:off x="0" y="0"/>
-                      <a:ext cx="5760720" cy="3139440"/>
+                      <a:ext cx="5760720" cy="3138805"/>
                     </a:xfrm>
                     <a:prstGeom prst="rect">
                       <a:avLst/>
                     </a:prstGeom>
+                    <a:noFill/>
+                    <a:ln>
+                      <a:noFill/>
+                    </a:ln>
                   </pic:spPr>
                 </pic:pic>
               </a:graphicData>
@@ -12868,12 +15047,28 @@
           </wp:inline>
         </w:drawing>
       </w:r>
-      <w:r>
+    </w:p>
+    <w:p>
+      <w:pPr>
         <w:rPr>
           <w:noProof/>
         </w:rPr>
+      </w:pPr>
+      <w:r>
+        <w:rPr>
+          <w:noProof/>
+        </w:rPr>
+        <w:lastRenderedPageBreak/>
         <w:t xml:space="preserve"> </w:t>
       </w:r>
+      <w:bookmarkStart w:id="47" w:name="_Toc216516529"/>
+      <w:r>
+        <w:rPr>
+          <w:rStyle w:val="HnhnhChar"/>
+        </w:rPr>
+        <w:t>Hình 4.1.4: Hàm Hiển Thị Tất Cả Các Bản Ghi Trùng Lặp Trong Cây</w:t>
+      </w:r>
+      <w:bookmarkEnd w:id="47"/>
       <w:r>
         <w:rPr>
           <w:noProof/>
@@ -12917,6 +15112,89 @@
     </w:p>
     <w:p>
       <w:pPr>
+        <w:rPr>
+          <w:noProof/>
+        </w:rPr>
+      </w:pPr>
+    </w:p>
+    <w:p>
+      <w:pPr>
+        <w:rPr>
+          <w:noProof/>
+        </w:rPr>
+      </w:pPr>
+    </w:p>
+    <w:p>
+      <w:pPr>
+        <w:rPr>
+          <w:noProof/>
+        </w:rPr>
+      </w:pPr>
+    </w:p>
+    <w:p>
+      <w:pPr>
+        <w:rPr>
+          <w:noProof/>
+        </w:rPr>
+      </w:pPr>
+    </w:p>
+    <w:p>
+      <w:pPr>
+        <w:rPr>
+          <w:noProof/>
+        </w:rPr>
+      </w:pPr>
+    </w:p>
+    <w:p>
+      <w:pPr>
+        <w:rPr>
+          <w:noProof/>
+        </w:rPr>
+      </w:pPr>
+    </w:p>
+    <w:p>
+      <w:pPr>
+        <w:rPr>
+          <w:noProof/>
+        </w:rPr>
+      </w:pPr>
+    </w:p>
+    <w:p>
+      <w:pPr>
+        <w:rPr>
+          <w:noProof/>
+        </w:rPr>
+      </w:pPr>
+    </w:p>
+    <w:p>
+      <w:pPr>
+        <w:rPr>
+          <w:noProof/>
+        </w:rPr>
+      </w:pPr>
+    </w:p>
+    <w:p>
+      <w:pPr>
+        <w:rPr>
+          <w:noProof/>
+        </w:rPr>
+      </w:pPr>
+    </w:p>
+    <w:p>
+      <w:pPr>
+        <w:rPr>
+          <w:noProof/>
+        </w:rPr>
+      </w:pPr>
+      <w:r>
+        <w:rPr>
+          <w:noProof/>
+        </w:rPr>
+        <w:br w:type="page"/>
+      </w:r>
+    </w:p>
+    <w:p>
+      <w:pPr>
         <w:pStyle w:val="Heading1"/>
         <w:numPr>
           <w:ilvl w:val="0"/>
@@ -12928,12 +15206,13 @@
           <w:szCs w:val="40"/>
         </w:rPr>
       </w:pPr>
-      <w:bookmarkStart w:id="31" w:name="_Toc216472772"/>
+      <w:bookmarkStart w:id="48" w:name="_Toc216472772"/>
       <w:r>
         <w:rPr>
           <w:sz w:val="36"/>
           <w:szCs w:val="40"/>
         </w:rPr>
+        <w:lastRenderedPageBreak/>
         <w:t xml:space="preserve">CHƯƠNG 3: </w:t>
       </w:r>
       <w:r>
@@ -12943,7 +15222,7 @@
         </w:rPr>
         <w:t>CÔNG NGHỆ NGÔN NGỮ:</w:t>
       </w:r>
-      <w:bookmarkEnd w:id="31"/>
+      <w:bookmarkEnd w:id="48"/>
     </w:p>
     <w:p>
       <w:pPr>
@@ -12960,7 +15239,7 @@
           <w:szCs w:val="28"/>
         </w:rPr>
       </w:pPr>
-      <w:bookmarkStart w:id="32" w:name="_Toc216472773"/>
+      <w:bookmarkStart w:id="49" w:name="_Toc216472773"/>
       <w:r>
         <w:rPr>
           <w:b/>
@@ -12979,7 +15258,7 @@
         </w:rPr>
         <w:t xml:space="preserve"> Giao diện Truy Cập:</w:t>
       </w:r>
-      <w:bookmarkEnd w:id="32"/>
+      <w:bookmarkEnd w:id="49"/>
     </w:p>
     <w:p>
       <w:pPr>
@@ -13068,7 +15347,6 @@
           <w:b/>
           <w:bCs/>
         </w:rPr>
-        <w:lastRenderedPageBreak/>
         <w:t>Bắt đầu chạy</w:t>
       </w:r>
       <w:r>
@@ -13151,28 +15429,24 @@
     </w:p>
     <w:p>
       <w:pPr>
-        <w:pStyle w:val="Heading4"/>
-      </w:pPr>
-      <w:r>
-        <w:rPr>
-          <w:rFonts w:ascii="Times New Roman" w:hAnsi="Times New Roman" w:cs="Times New Roman"/>
-          <w:b/>
-          <w:bCs/>
-          <w:sz w:val="28"/>
-          <w:szCs w:val="24"/>
-        </w:rPr>
+        <w:pStyle w:val="Hnhnh"/>
+      </w:pPr>
+      <w:bookmarkStart w:id="50" w:name="_Toc216516530"/>
+      <w:r>
+        <w:t xml:space="preserve">Hình 5.1: </w:t>
+      </w:r>
+      <w:r>
         <w:t>Giao diện truy cập</w:t>
       </w:r>
       <w:r>
-        <w:rPr>
-          <w:rFonts w:ascii="Times New Roman" w:hAnsi="Times New Roman" w:cs="Times New Roman"/>
-          <w:b/>
-          <w:bCs/>
-          <w:sz w:val="28"/>
-          <w:szCs w:val="24"/>
-        </w:rPr>
+        <w:t xml:space="preserve"> 1</w:t>
+      </w:r>
+      <w:r>
         <w:t>.</w:t>
       </w:r>
+      <w:bookmarkEnd w:id="50"/>
+    </w:p>
+    <w:p>
       <w:r>
         <w:rPr>
           <w:noProof/>
@@ -13215,6 +15489,54 @@
       </w:r>
     </w:p>
     <w:p>
+      <w:pPr>
+        <w:pStyle w:val="Hnhnh"/>
+      </w:pPr>
+    </w:p>
+    <w:p>
+      <w:pPr>
+        <w:pStyle w:val="Hnhnh"/>
+      </w:pPr>
+    </w:p>
+    <w:p>
+      <w:pPr>
+        <w:pStyle w:val="Hnhnh"/>
+      </w:pPr>
+    </w:p>
+    <w:p>
+      <w:pPr>
+        <w:pStyle w:val="Hnhnh"/>
+      </w:pPr>
+    </w:p>
+    <w:p>
+      <w:pPr>
+        <w:pStyle w:val="Hnhnh"/>
+      </w:pPr>
+    </w:p>
+    <w:p>
+      <w:pPr>
+        <w:pStyle w:val="Hnhnh"/>
+      </w:pPr>
+      <w:bookmarkStart w:id="51" w:name="_Toc216516531"/>
+      <w:r>
+        <w:lastRenderedPageBreak/>
+        <w:t>Hình 5.</w:t>
+      </w:r>
+      <w:r>
+        <w:t>2</w:t>
+      </w:r>
+      <w:r>
+        <w:t>: Giao diện truy cập</w:t>
+      </w:r>
+      <w:r>
+        <w:t xml:space="preserve"> 2</w:t>
+      </w:r>
+      <w:r>
+        <w:t>.</w:t>
+      </w:r>
+      <w:bookmarkEnd w:id="51"/>
+    </w:p>
+    <w:p>
       <w:r>
         <w:rPr>
           <w:noProof/>
@@ -13258,34 +15580,97 @@
     </w:p>
     <w:p>
       <w:pPr>
-        <w:pStyle w:val="Heading4"/>
-        <w:rPr>
-          <w:rFonts w:ascii="Times New Roman" w:hAnsi="Times New Roman" w:cs="Times New Roman"/>
-          <w:b/>
-          <w:bCs/>
-          <w:sz w:val="28"/>
-          <w:szCs w:val="24"/>
-        </w:rPr>
-      </w:pPr>
-      <w:r>
-        <w:rPr>
-          <w:rFonts w:ascii="Times New Roman" w:hAnsi="Times New Roman" w:cs="Times New Roman"/>
-          <w:b/>
-          <w:bCs/>
-          <w:sz w:val="28"/>
-          <w:szCs w:val="24"/>
-        </w:rPr>
+        <w:pStyle w:val="Hnhnh"/>
+      </w:pPr>
+    </w:p>
+    <w:p>
+      <w:pPr>
+        <w:pStyle w:val="Hnhnh"/>
+      </w:pPr>
+    </w:p>
+    <w:p>
+      <w:pPr>
+        <w:pStyle w:val="Hnhnh"/>
+      </w:pPr>
+    </w:p>
+    <w:p>
+      <w:pPr>
+        <w:pStyle w:val="Hnhnh"/>
+      </w:pPr>
+    </w:p>
+    <w:p>
+      <w:pPr>
+        <w:pStyle w:val="Hnhnh"/>
+      </w:pPr>
+    </w:p>
+    <w:p>
+      <w:pPr>
+        <w:pStyle w:val="Hnhnh"/>
+      </w:pPr>
+    </w:p>
+    <w:p>
+      <w:pPr>
+        <w:pStyle w:val="Hnhnh"/>
+      </w:pPr>
+    </w:p>
+    <w:p>
+      <w:pPr>
+        <w:pStyle w:val="Hnhnh"/>
+      </w:pPr>
+    </w:p>
+    <w:p>
+      <w:pPr>
+        <w:pStyle w:val="Hnhnh"/>
+      </w:pPr>
+    </w:p>
+    <w:p>
+      <w:pPr>
+        <w:pStyle w:val="Hnhnh"/>
+      </w:pPr>
+    </w:p>
+    <w:p>
+      <w:pPr>
+        <w:pStyle w:val="Hnhnh"/>
+      </w:pPr>
+    </w:p>
+    <w:p>
+      <w:pPr>
+        <w:pStyle w:val="Hnhnh"/>
+      </w:pPr>
+    </w:p>
+    <w:p>
+      <w:pPr>
+        <w:pStyle w:val="Hnhnh"/>
+      </w:pPr>
+    </w:p>
+    <w:p>
+      <w:pPr>
+        <w:pStyle w:val="Hnhnh"/>
+      </w:pPr>
+    </w:p>
+    <w:p>
+      <w:pPr>
+        <w:pStyle w:val="Hnhnh"/>
+      </w:pPr>
+    </w:p>
+    <w:p>
+      <w:pPr>
+        <w:pStyle w:val="Hnhnh"/>
+      </w:pPr>
+      <w:bookmarkStart w:id="52" w:name="_Toc216516532"/>
+      <w:r>
         <w:lastRenderedPageBreak/>
+        <w:t xml:space="preserve">Hình 5.3: </w:t>
+      </w:r>
+      <w:r>
         <w:t>Hàm Đọc File.</w:t>
       </w:r>
-      <w:r>
-        <w:rPr>
-          <w:rFonts w:ascii="Times New Roman" w:hAnsi="Times New Roman" w:cs="Times New Roman"/>
-          <w:b/>
-          <w:bCs/>
+      <w:bookmarkEnd w:id="52"/>
+    </w:p>
+    <w:p>
+      <w:r>
+        <w:rPr>
           <w:noProof/>
-          <w:sz w:val="28"/>
-          <w:szCs w:val="24"/>
         </w:rPr>
         <w:drawing>
           <wp:inline distT="0" distB="0" distL="0" distR="0" wp14:anchorId="0D1262D1" wp14:editId="1873A70B">
@@ -13326,29 +15711,57 @@
     </w:p>
     <w:p>
       <w:pPr>
-        <w:pStyle w:val="Heading4"/>
-      </w:pPr>
-      <w:r>
-        <w:rPr>
-          <w:rFonts w:ascii="Times New Roman" w:hAnsi="Times New Roman" w:cs="Times New Roman"/>
-          <w:b/>
-          <w:bCs/>
-          <w:sz w:val="28"/>
-          <w:szCs w:val="24"/>
-        </w:rPr>
+        <w:pStyle w:val="Hnhnh"/>
+      </w:pPr>
+    </w:p>
+    <w:p>
+      <w:pPr>
+        <w:pStyle w:val="Hnhnh"/>
+      </w:pPr>
+    </w:p>
+    <w:p>
+      <w:pPr>
+        <w:pStyle w:val="Hnhnh"/>
+      </w:pPr>
+    </w:p>
+    <w:p>
+      <w:pPr>
+        <w:pStyle w:val="Hnhnh"/>
+      </w:pPr>
+    </w:p>
+    <w:p>
+      <w:pPr>
+        <w:pStyle w:val="Hnhnh"/>
+      </w:pPr>
+    </w:p>
+    <w:p>
+      <w:pPr>
+        <w:pStyle w:val="Hnhnh"/>
+      </w:pPr>
+    </w:p>
+    <w:p>
+      <w:pPr>
+        <w:pStyle w:val="Hnhnh"/>
+      </w:pPr>
+    </w:p>
+    <w:p>
+      <w:pPr>
+        <w:pStyle w:val="Hnhnh"/>
+      </w:pPr>
+      <w:bookmarkStart w:id="53" w:name="_Toc216516533"/>
+      <w:r>
         <w:lastRenderedPageBreak/>
+        <w:t xml:space="preserve">Hình 5.4: </w:t>
+      </w:r>
+      <w:r>
         <w:t>Hàm Ghi File</w:t>
       </w:r>
       <w:r>
-        <w:rPr>
-          <w:rFonts w:ascii="Times New Roman" w:hAnsi="Times New Roman" w:cs="Times New Roman"/>
-          <w:b/>
-          <w:bCs/>
-          <w:sz w:val="28"/>
-          <w:szCs w:val="24"/>
-        </w:rPr>
         <w:t>.</w:t>
       </w:r>
+      <w:bookmarkEnd w:id="53"/>
+    </w:p>
+    <w:p>
       <w:r>
         <w:rPr>
           <w:noProof/>
@@ -13434,40 +15847,34 @@
     </w:p>
     <w:p>
       <w:pPr>
-        <w:pStyle w:val="Heading4"/>
-        <w:rPr>
-          <w:rFonts w:ascii="Times New Roman" w:hAnsi="Times New Roman" w:cs="Times New Roman"/>
-          <w:b/>
-          <w:bCs/>
-          <w:sz w:val="28"/>
-          <w:szCs w:val="24"/>
-        </w:rPr>
-      </w:pPr>
-      <w:r>
-        <w:rPr>
-          <w:rFonts w:ascii="Times New Roman" w:hAnsi="Times New Roman" w:cs="Times New Roman"/>
-          <w:b/>
-          <w:bCs/>
-          <w:sz w:val="28"/>
-          <w:szCs w:val="24"/>
-        </w:rPr>
+        <w:pStyle w:val="Hnhnh"/>
+      </w:pPr>
+    </w:p>
+    <w:p>
+      <w:pPr>
+        <w:pStyle w:val="Hnhnh"/>
+      </w:pPr>
+    </w:p>
+    <w:p>
+      <w:pPr>
+        <w:pStyle w:val="Hnhnh"/>
+      </w:pPr>
+      <w:bookmarkStart w:id="54" w:name="_Toc216516534"/>
+      <w:r>
         <w:lastRenderedPageBreak/>
+        <w:t xml:space="preserve">Hình 5.5: </w:t>
+      </w:r>
+      <w:r>
         <w:t>From giao diện truy cập</w:t>
       </w:r>
       <w:r>
-        <w:rPr>
-          <w:rFonts w:ascii="Times New Roman" w:hAnsi="Times New Roman" w:cs="Times New Roman"/>
-          <w:b/>
-          <w:bCs/>
-          <w:sz w:val="28"/>
-          <w:szCs w:val="24"/>
-        </w:rPr>
         <w:t>:</w:t>
       </w:r>
-      <w:r>
-        <w:rPr>
-          <w:b/>
-          <w:bCs/>
+      <w:bookmarkEnd w:id="54"/>
+    </w:p>
+    <w:p>
+      <w:r>
+        <w:rPr>
           <w:noProof/>
         </w:rPr>
         <w:drawing>
@@ -13523,7 +15930,7 @@
           <w:szCs w:val="28"/>
         </w:rPr>
       </w:pPr>
-      <w:bookmarkStart w:id="33" w:name="_Toc216472774"/>
+      <w:bookmarkStart w:id="55" w:name="_Toc216472774"/>
       <w:r>
         <w:rPr>
           <w:b/>
@@ -13542,7 +15949,7 @@
         </w:rPr>
         <w:t>Giao diên QLAVL ( nơi thực hiện các chức năng thêm, xóa, sửa, tìm kiếm, hiển thị danh sách dữ liệu,…):</w:t>
       </w:r>
-      <w:bookmarkEnd w:id="33"/>
+      <w:bookmarkEnd w:id="55"/>
     </w:p>
     <w:p>
       <w:pPr>
@@ -13861,6 +16268,19 @@
         </w:rPr>
         <w:t>Nút Danh sách ID bị trùng ( hiển thì các ID bị trùng vào bẳng “Dữ liệu bị trùng” bên dưới).</w:t>
       </w:r>
+    </w:p>
+    <w:p>
+      <w:pPr>
+        <w:pStyle w:val="Hnhnh"/>
+      </w:pPr>
+      <w:bookmarkStart w:id="56" w:name="_Toc216516535"/>
+      <w:r>
+        <w:t>Hình 5.6: Giao Diện QLAVL</w:t>
+      </w:r>
+      <w:r>
+        <w:t>.</w:t>
+      </w:r>
+      <w:bookmarkEnd w:id="56"/>
     </w:p>
     <w:p>
       <w:r>
@@ -13961,7 +16381,7 @@
           <w:szCs w:val="28"/>
         </w:rPr>
       </w:pPr>
-      <w:bookmarkStart w:id="34" w:name="_Toc216472775"/>
+      <w:bookmarkStart w:id="57" w:name="_Toc216472775"/>
       <w:r>
         <w:rPr>
           <w:b/>
@@ -14007,7 +16427,7 @@
         </w:rPr>
         <w:t>:</w:t>
       </w:r>
-      <w:bookmarkEnd w:id="34"/>
+      <w:bookmarkEnd w:id="57"/>
     </w:p>
     <w:p>
       <w:pPr>
@@ -14097,11 +16517,20 @@
     </w:p>
     <w:p/>
     <w:p>
+      <w:pPr>
+        <w:pStyle w:val="Hnhnh"/>
+      </w:pPr>
+      <w:bookmarkStart w:id="58" w:name="_Toc216516536"/>
+      <w:r>
+        <w:t>Hình 5.7: Giao Diện QLData.</w:t>
+      </w:r>
+      <w:bookmarkEnd w:id="58"/>
+    </w:p>
+    <w:p>
       <w:r>
         <w:rPr>
           <w:noProof/>
         </w:rPr>
-        <w:lastRenderedPageBreak/>
         <w:drawing>
           <wp:inline distT="0" distB="0" distL="0" distR="0" wp14:anchorId="3C7233D0" wp14:editId="63B5E60C">
             <wp:extent cx="5760720" cy="4884420"/>
@@ -14154,7 +16583,7 @@
           <w:szCs w:val="28"/>
         </w:rPr>
       </w:pPr>
-      <w:bookmarkStart w:id="35" w:name="_Toc216472776"/>
+      <w:bookmarkStart w:id="59" w:name="_Toc216472776"/>
       <w:r>
         <w:rPr>
           <w:b/>
@@ -14173,7 +16602,7 @@
         </w:rPr>
         <w:t>Giao diện vễ cây:</w:t>
       </w:r>
-      <w:bookmarkEnd w:id="35"/>
+      <w:bookmarkEnd w:id="59"/>
     </w:p>
     <w:p>
       <w:pPr>
@@ -14292,11 +16721,41 @@
       </w:pPr>
     </w:p>
     <w:p>
+      <w:pPr>
+        <w:pStyle w:val="Hnhnh"/>
+      </w:pPr>
+    </w:p>
+    <w:p>
+      <w:pPr>
+        <w:pStyle w:val="Hnhnh"/>
+      </w:pPr>
+    </w:p>
+    <w:p>
+      <w:pPr>
+        <w:pStyle w:val="Hnhnh"/>
+      </w:pPr>
+    </w:p>
+    <w:p>
+      <w:pPr>
+        <w:pStyle w:val="Hnhnh"/>
+      </w:pPr>
+    </w:p>
+    <w:p>
+      <w:pPr>
+        <w:pStyle w:val="Hnhnh"/>
+      </w:pPr>
+      <w:bookmarkStart w:id="60" w:name="_Toc216516537"/>
+      <w:r>
+        <w:lastRenderedPageBreak/>
+        <w:t>Hình 5.8: Giao Diện Vẽ Cây.</w:t>
+      </w:r>
+      <w:bookmarkEnd w:id="60"/>
+    </w:p>
+    <w:p>
       <w:r>
         <w:rPr>
           <w:noProof/>
         </w:rPr>
-        <w:lastRenderedPageBreak/>
         <w:drawing>
           <wp:inline distT="0" distB="0" distL="0" distR="0" wp14:anchorId="5A2FC304" wp14:editId="00B91467">
             <wp:extent cx="5760720" cy="3208655"/>
@@ -14347,7 +16806,7 @@
           <w:szCs w:val="40"/>
         </w:rPr>
       </w:pPr>
-      <w:bookmarkStart w:id="36" w:name="_Toc216472777"/>
+      <w:bookmarkStart w:id="61" w:name="_Toc216472777"/>
       <w:r>
         <w:rPr>
           <w:sz w:val="36"/>
@@ -14355,7 +16814,7 @@
         </w:rPr>
         <w:t>CHƯƠNG 4: HƯỚNG PHÁT TRIỂN CỦA ĐỀ TÀI:</w:t>
       </w:r>
-      <w:bookmarkEnd w:id="36"/>
+      <w:bookmarkEnd w:id="61"/>
     </w:p>
     <w:p>
       <w:pPr>
@@ -14364,6 +16823,7 @@
           <w:ilvl w:val="0"/>
           <w:numId w:val="25"/>
         </w:numPr>
+        <w:ind w:left="1440"/>
       </w:pPr>
       <w:r>
         <w:t>Tối ưu hóa giao diện để trông bắt mắt hơn.</w:t>
@@ -14376,6 +16836,7 @@
           <w:ilvl w:val="0"/>
           <w:numId w:val="25"/>
         </w:numPr>
+        <w:ind w:left="1440"/>
       </w:pPr>
       <w:r>
         <w:t xml:space="preserve">Thêm các tính năng </w:t>
@@ -14394,6 +16855,7 @@
           <w:ilvl w:val="1"/>
           <w:numId w:val="25"/>
         </w:numPr>
+        <w:ind w:left="2160"/>
       </w:pPr>
       <w:r>
         <w:t>Để hỗ trợ dự đoán xu hướng của các sản phẩm bán chạy trong tương lai.</w:t>
@@ -14406,6 +16868,7 @@
           <w:ilvl w:val="1"/>
           <w:numId w:val="25"/>
         </w:numPr>
+        <w:ind w:left="2160"/>
       </w:pPr>
       <w:r>
         <w:t>Mục tiêu mua sắm của từng khách hàng.</w:t>
@@ -14418,6 +16881,7 @@
           <w:ilvl w:val="1"/>
           <w:numId w:val="25"/>
         </w:numPr>
+        <w:ind w:left="2160"/>
       </w:pPr>
       <w:r>
         <w:t>Các sản phẩm có nguy cơ bị lỗi thời.</w:t>
@@ -14430,6 +16894,7 @@
           <w:ilvl w:val="1"/>
           <w:numId w:val="25"/>
         </w:numPr>
+        <w:ind w:left="2160"/>
       </w:pPr>
       <w:r>
         <w:t>Các sản phẩm được ưa chuộng của từng mùa.</w:t>
@@ -14442,6 +16907,7 @@
           <w:ilvl w:val="1"/>
           <w:numId w:val="25"/>
         </w:numPr>
+        <w:ind w:left="2160"/>
       </w:pPr>
       <w:r>
         <w:t>…</w:t>
@@ -14454,6 +16920,7 @@
           <w:ilvl w:val="0"/>
           <w:numId w:val="26"/>
         </w:numPr>
+        <w:ind w:left="1440"/>
       </w:pPr>
       <w:r>
         <w:t xml:space="preserve">Mở rông chương trình </w:t>
@@ -14466,7 +16933,7 @@
     <w:sectPr>
       <w:footerReference w:type="default" r:id="rId37"/>
       <w:pgSz w:w="11907" w:h="16840" w:code="9"/>
-      <w:pgMar w:top="1418" w:right="1134" w:bottom="1418" w:left="1701" w:header="720" w:footer="1134" w:gutter="0"/>
+      <w:pgMar w:top="1134" w:right="1134" w:bottom="1134" w:left="1701" w:header="720" w:footer="1134" w:gutter="0"/>
       <w:pgBorders w:display="firstPage">
         <w:top w:val="twistedLines1" w:sz="18" w:space="1" w:color="auto"/>
         <w:left w:val="twistedLines1" w:sz="18" w:space="4" w:color="auto"/>
@@ -18470,6 +20937,33 @@
       <w:color w:val="2F5496" w:themeColor="accent1" w:themeShade="BF"/>
     </w:rPr>
   </w:style>
+  <w:style w:type="paragraph" w:customStyle="1" w:styleId="Hnhnh">
+    <w:name w:val="Hình Ảnh"/>
+    <w:basedOn w:val="Normal"/>
+    <w:link w:val="HnhnhChar"/>
+    <w:qFormat/>
+    <w:rsid w:val="009025E3"/>
+    <w:rPr>
+      <w:b/>
+      <w:bCs/>
+      <w:i/>
+      <w:iCs/>
+      <w:noProof/>
+    </w:rPr>
+  </w:style>
+  <w:style w:type="character" w:customStyle="1" w:styleId="HnhnhChar">
+    <w:name w:val="Hình Ảnh Char"/>
+    <w:basedOn w:val="DefaultParagraphFont"/>
+    <w:link w:val="Hnhnh"/>
+    <w:rsid w:val="009025E3"/>
+    <w:rPr>
+      <w:b/>
+      <w:bCs/>
+      <w:i/>
+      <w:iCs/>
+      <w:noProof/>
+    </w:rPr>
+  </w:style>
 </w:styles>
 </file>
 

--- a/DoanNguyenTuanAnh_DH52300031.docx
+++ b/DoanNguyenTuanAnh_DH52300031.docx
@@ -1247,7 +1247,7 @@
           <w:szCs w:val="24"/>
           <w:lang w:val="vi-VN"/>
         </w:rPr>
-        <w:t>Với những kiến thức đã tích lũy được trong suốt quá trình học tập và nghiên cứu, em đã nhận được rất nhiều sự quan tâm và giúp đỡ tận tình từ quý Thầy Cô và mọi người.</w:t>
+        <w:t>Với những kiến thức đã tích lũy được trong suốt quá trình học tập và nghiên cứu, em đã nhận được rất nhiều sự quan tâm và giúp đỡ tận tình từ Thầy và mọi người.</w:t>
       </w:r>
     </w:p>
     <w:p>
@@ -1281,24 +1281,39 @@
           <w:szCs w:val="24"/>
           <w:lang w:val="vi-VN"/>
         </w:rPr>
-        <w:t>Đặc biệt, em xin bày tỏ lòng tri ân sâu sắc đến Thầy Nguyễn Trần Phúc Thịnh, Giảng viên Khoa Công nghệ Thông tin, người đã dành thời gian, tâm huyết, và sự hướng dẫn vô cùng tận tình trong suốt quá trình em thực hiện đồ án. Sự định hướng chuyên môn và những góp ý quý báu của Thầy là yếu tố then chốt, giúp em vượt qua những khó khăn về mặt kỹ thuật và hoàn thành bài báo cáo này theo đúng tiến độ và yêu cầu.</w:t>
-      </w:r>
-    </w:p>
-    <w:p>
-      <w:pPr>
-        <w:rPr>
-          <w:sz w:val="28"/>
-          <w:szCs w:val="24"/>
-          <w:lang w:val="vi-VN"/>
-        </w:rPr>
-      </w:pPr>
-      <w:r>
-        <w:rPr>
-          <w:sz w:val="28"/>
-          <w:szCs w:val="24"/>
-          <w:lang w:val="vi-VN"/>
-        </w:rPr>
-        <w:t>Do kiến thức và kinh nghiệm của bản thân còn nhiều hạn chế, bài báo cáo này chắc chắn không thể tránh khỏi những thiếu sót. Em kính mong nhận được sự đóng góp ý kiến từ quý Thầy Cô và các bạn để đề tài của em được hoàn thiện hơn nữa.</w:t>
+        <w:t>Đặc biệt, em xin bày tỏ lòng tri ân sâu sắc đến Thầy</w:t>
+      </w:r>
+      <w:r>
+        <w:rPr>
+          <w:sz w:val="28"/>
+          <w:szCs w:val="24"/>
+        </w:rPr>
+        <w:t xml:space="preserve"> Trần Quốc Trường</w:t>
+      </w:r>
+      <w:r>
+        <w:rPr>
+          <w:sz w:val="28"/>
+          <w:szCs w:val="24"/>
+          <w:lang w:val="vi-VN"/>
+        </w:rPr>
+        <w:t>, Giảng viên Khoa Công nghệ Thông tin, người đã dành thời gian, tâm huyết, và sự hướng dẫn vô cùng tận tình trong suốt quá trình em thực hiện đồ án. Sự định hướng chuyên môn và những góp ý quý báu của Thầy là yếu tố then chốt, giúp em vượt qua những khó khăn về mặt kỹ thuật và hoàn thành bài báo cáo này theo đúng tiến độ và yêu cầu.</w:t>
+      </w:r>
+    </w:p>
+    <w:p>
+      <w:pPr>
+        <w:rPr>
+          <w:sz w:val="28"/>
+          <w:szCs w:val="24"/>
+          <w:lang w:val="vi-VN"/>
+        </w:rPr>
+      </w:pPr>
+      <w:r>
+        <w:rPr>
+          <w:sz w:val="28"/>
+          <w:szCs w:val="24"/>
+          <w:lang w:val="vi-VN"/>
+        </w:rPr>
+        <w:t>Do kiến thức và kinh nghiệm của bản thân còn nhiều hạn chế, bài báo cáo này chắc chắn không thể tránh khỏi những thiếu sót. Em kính mong nhận được sự đóng góp ý kiến từ Thầy và các bạn để đề tài của em được hoàn thiện hơn nữa.</w:t>
       </w:r>
     </w:p>
     <w:p>
@@ -10717,19 +10732,7 @@
           <w:rStyle w:val="HnhnhChar"/>
         </w:rPr>
         <w:lastRenderedPageBreak/>
-        <w:t xml:space="preserve">Hình 1.2: </w:t>
-      </w:r>
-      <w:r>
-        <w:rPr>
-          <w:rStyle w:val="HnhnhChar"/>
-        </w:rPr>
-        <w:t>Class Customer Recod</w:t>
-      </w:r>
-      <w:r>
-        <w:rPr>
-          <w:rStyle w:val="HnhnhChar"/>
-        </w:rPr>
-        <w:t xml:space="preserve"> 2.</w:t>
+        <w:t>Hình 1.2: Class Customer Recod 2.</w:t>
       </w:r>
       <w:bookmarkEnd w:id="22"/>
       <w:r>
@@ -10801,10 +10804,7 @@
         <w:t xml:space="preserve">Hình 1.3: </w:t>
       </w:r>
       <w:r>
-        <w:t>Class Customer Recod</w:t>
-      </w:r>
-      <w:r>
-        <w:t xml:space="preserve"> 3</w:t>
+        <w:t>Class Customer Recod 3</w:t>
       </w:r>
       <w:r>
         <w:t>.</w:t>

--- a/DoanNguyenTuanAnh_DH52300031.docx
+++ b/DoanNguyenTuanAnh_DH52300031.docx
@@ -4358,7 +4358,31 @@
           <w:rPr>
             <w:rStyle w:val="Hyperlink"/>
           </w:rPr>
-          <w:t>Hình 1.1: Class Customer Recod 1.</w:t>
+          <w:t>Hình 1.1: Class Custo</w:t>
+        </w:r>
+        <w:r>
+          <w:rPr>
+            <w:rStyle w:val="Hyperlink"/>
+          </w:rPr>
+          <w:t>m</w:t>
+        </w:r>
+        <w:r>
+          <w:rPr>
+            <w:rStyle w:val="Hyperlink"/>
+          </w:rPr>
+          <w:t xml:space="preserve">er </w:t>
+        </w:r>
+        <w:r>
+          <w:rPr>
+            <w:rStyle w:val="Hyperlink"/>
+          </w:rPr>
+          <w:t>R</w:t>
+        </w:r>
+        <w:r>
+          <w:rPr>
+            <w:rStyle w:val="Hyperlink"/>
+          </w:rPr>
+          <w:t>ecod 1.</w:t>
         </w:r>
         <w:r>
           <w:rPr>
@@ -4544,7 +4568,19 @@
           <w:rPr>
             <w:rStyle w:val="Hyperlink"/>
           </w:rPr>
-          <w:t>Hình 2.1: Class AVLNode.</w:t>
+          <w:t>Hình 2.1: Class A</w:t>
+        </w:r>
+        <w:r>
+          <w:rPr>
+            <w:rStyle w:val="Hyperlink"/>
+          </w:rPr>
+          <w:t>V</w:t>
+        </w:r>
+        <w:r>
+          <w:rPr>
+            <w:rStyle w:val="Hyperlink"/>
+          </w:rPr>
+          <w:t>LNode.</w:t>
         </w:r>
         <w:r>
           <w:rPr>
@@ -4668,7 +4704,19 @@
           <w:rPr>
             <w:rStyle w:val="Hyperlink"/>
           </w:rPr>
-          <w:t>Hình 4.1: Các hàm phụ trợ.</w:t>
+          <w:t>Hình 4.1: Các hàm</w:t>
+        </w:r>
+        <w:r>
+          <w:rPr>
+            <w:rStyle w:val="Hyperlink"/>
+          </w:rPr>
+          <w:t xml:space="preserve"> </w:t>
+        </w:r>
+        <w:r>
+          <w:rPr>
+            <w:rStyle w:val="Hyperlink"/>
+          </w:rPr>
+          <w:t>phụ trợ.</w:t>
         </w:r>
         <w:r>
           <w:rPr>
@@ -10582,84 +10630,17 @@
         </w:rPr>
         <w:t>.</w:t>
       </w:r>
+      <w:bookmarkStart w:id="21" w:name="_Toc216516513"/>
     </w:p>
     <w:p>
       <w:pPr>
         <w:pStyle w:val="Hnhnh"/>
-      </w:pPr>
-    </w:p>
-    <w:p>
-      <w:pPr>
-        <w:pStyle w:val="Hnhnh"/>
-      </w:pPr>
-    </w:p>
-    <w:p>
-      <w:pPr>
-        <w:pStyle w:val="Hnhnh"/>
-      </w:pPr>
-    </w:p>
-    <w:p>
-      <w:pPr>
-        <w:pStyle w:val="Hnhnh"/>
-      </w:pPr>
-    </w:p>
-    <w:p>
-      <w:pPr>
-        <w:pStyle w:val="Hnhnh"/>
-      </w:pPr>
-    </w:p>
-    <w:p>
-      <w:pPr>
-        <w:pStyle w:val="Hnhnh"/>
-      </w:pPr>
-    </w:p>
-    <w:p>
-      <w:pPr>
-        <w:pStyle w:val="Hnhnh"/>
-      </w:pPr>
-    </w:p>
-    <w:p>
-      <w:pPr>
-        <w:pStyle w:val="Hnhnh"/>
-      </w:pPr>
-    </w:p>
-    <w:p>
-      <w:pPr>
-        <w:pStyle w:val="Hnhnh"/>
-      </w:pPr>
-    </w:p>
-    <w:p>
-      <w:pPr>
-        <w:pStyle w:val="Hnhnh"/>
-      </w:pPr>
-    </w:p>
-    <w:p>
-      <w:pPr>
-        <w:pStyle w:val="Hnhnh"/>
-      </w:pPr>
-    </w:p>
-    <w:p>
-      <w:pPr>
-        <w:pStyle w:val="Hnhnh"/>
-      </w:pPr>
-    </w:p>
-    <w:p>
-      <w:pPr>
-        <w:pStyle w:val="Hnhnh"/>
-      </w:pPr>
-    </w:p>
-    <w:p>
-      <w:pPr>
-        <w:pStyle w:val="Hnhnh"/>
-      </w:pPr>
-    </w:p>
-    <w:p>
-      <w:pPr>
-        <w:pStyle w:val="Hnhnh"/>
-      </w:pPr>
-      <w:bookmarkStart w:id="21" w:name="_Toc216516513"/>
-      <w:r>
-        <w:lastRenderedPageBreak/>
+        <w:rPr>
+          <w:sz w:val="28"/>
+          <w:szCs w:val="24"/>
+        </w:rPr>
+      </w:pPr>
+      <w:r>
         <w:t xml:space="preserve">Hình 1.1: </w:t>
       </w:r>
       <w:r>
@@ -10676,8 +10657,8 @@
           <w:noProof/>
         </w:rPr>
         <w:drawing>
-          <wp:inline distT="0" distB="0" distL="0" distR="0" wp14:anchorId="229B9556" wp14:editId="1796B165">
-            <wp:extent cx="5760720" cy="7338060"/>
+          <wp:inline distT="0" distB="0" distL="0" distR="0" wp14:anchorId="229B9556" wp14:editId="3E7C4771">
+            <wp:extent cx="5760720" cy="3924300"/>
             <wp:effectExtent l="0" t="0" r="0" b="0"/>
             <wp:docPr id="912815750" name="Picture 2" descr="A screenshot of a computer program&#10;&#10;AI-generated content may be incorrect."/>
             <wp:cNvGraphicFramePr>
@@ -10708,7 +10689,7 @@
                   <pic:spPr bwMode="auto">
                     <a:xfrm>
                       <a:off x="0" y="0"/>
-                      <a:ext cx="5760720" cy="7338060"/>
+                      <a:ext cx="5760720" cy="3924300"/>
                     </a:xfrm>
                     <a:prstGeom prst="rect">
                       <a:avLst/>
@@ -11043,13 +11024,13 @@
     </w:p>
     <w:p>
       <w:pPr>
-        <w:pStyle w:val="Heading3"/>
-        <w:rPr>
-          <w:rFonts w:ascii="Times New Roman" w:hAnsi="Times New Roman" w:cs="Times New Roman"/>
+        <w:rPr>
+          <w:rFonts w:eastAsiaTheme="majorEastAsia" w:cs="Times New Roman"/>
           <w:b/>
           <w:bCs/>
           <w:i/>
           <w:iCs/>
+          <w:color w:val="1F3763" w:themeColor="accent1" w:themeShade="7F"/>
           <w:sz w:val="28"/>
           <w:szCs w:val="28"/>
         </w:rPr>
@@ -11057,7 +11038,7 @@
       <w:bookmarkStart w:id="26" w:name="_Toc216472763"/>
       <w:r>
         <w:rPr>
-          <w:rFonts w:ascii="Times New Roman" w:hAnsi="Times New Roman" w:cs="Times New Roman"/>
+          <w:rFonts w:cs="Times New Roman"/>
           <w:b/>
           <w:bCs/>
           <w:i/>
@@ -11065,9 +11046,12 @@
           <w:sz w:val="28"/>
           <w:szCs w:val="28"/>
         </w:rPr>
-        <w:t>C</w:t>
-      </w:r>
-      <w:r>
+        <w:br w:type="page"/>
+      </w:r>
+    </w:p>
+    <w:p>
+      <w:pPr>
+        <w:pStyle w:val="Heading3"/>
         <w:rPr>
           <w:rFonts w:ascii="Times New Roman" w:hAnsi="Times New Roman" w:cs="Times New Roman"/>
           <w:b/>
@@ -11076,10 +11060,8 @@
           <w:iCs/>
           <w:sz w:val="28"/>
           <w:szCs w:val="28"/>
-          <w:lang w:val="vi-VN"/>
-        </w:rPr>
-        <w:t>lass SinglyNode</w:t>
-      </w:r>
+        </w:rPr>
+      </w:pPr>
       <w:r>
         <w:rPr>
           <w:rFonts w:ascii="Times New Roman" w:hAnsi="Times New Roman" w:cs="Times New Roman"/>
@@ -11090,6 +11072,32 @@
           <w:sz w:val="28"/>
           <w:szCs w:val="28"/>
         </w:rPr>
+        <w:lastRenderedPageBreak/>
+        <w:t>C</w:t>
+      </w:r>
+      <w:r>
+        <w:rPr>
+          <w:rFonts w:ascii="Times New Roman" w:hAnsi="Times New Roman" w:cs="Times New Roman"/>
+          <w:b/>
+          <w:bCs/>
+          <w:i/>
+          <w:iCs/>
+          <w:sz w:val="28"/>
+          <w:szCs w:val="28"/>
+          <w:lang w:val="vi-VN"/>
+        </w:rPr>
+        <w:t>lass SinglyNode</w:t>
+      </w:r>
+      <w:r>
+        <w:rPr>
+          <w:rFonts w:ascii="Times New Roman" w:hAnsi="Times New Roman" w:cs="Times New Roman"/>
+          <w:b/>
+          <w:bCs/>
+          <w:i/>
+          <w:iCs/>
+          <w:sz w:val="28"/>
+          <w:szCs w:val="28"/>
+        </w:rPr>
         <w:t>:</w:t>
       </w:r>
       <w:bookmarkEnd w:id="26"/>
@@ -11161,19 +11169,8 @@
       <w:pPr>
         <w:pStyle w:val="Hnhnh"/>
       </w:pPr>
-    </w:p>
-    <w:p>
-      <w:pPr>
-        <w:pStyle w:val="Hnhnh"/>
-      </w:pPr>
-    </w:p>
-    <w:p>
-      <w:pPr>
-        <w:pStyle w:val="Hnhnh"/>
-      </w:pPr>
       <w:bookmarkStart w:id="27" w:name="_Toc216516517"/>
       <w:r>
-        <w:lastRenderedPageBreak/>
         <w:t>Hình 3.1: Class SinglyNode.</w:t>
       </w:r>
       <w:bookmarkEnd w:id="27"/>
@@ -11222,29 +11219,51 @@
     </w:p>
     <w:p>
       <w:pPr>
+        <w:rPr>
+          <w:rFonts w:eastAsiaTheme="majorEastAsia" w:cs="Times New Roman"/>
+          <w:b/>
+          <w:bCs/>
+          <w:sz w:val="28"/>
+          <w:szCs w:val="28"/>
+        </w:rPr>
+      </w:pPr>
+      <w:bookmarkStart w:id="28" w:name="_Toc216472764"/>
+      <w:r>
+        <w:rPr>
+          <w:rFonts w:cs="Times New Roman"/>
+          <w:b/>
+          <w:bCs/>
+          <w:sz w:val="28"/>
+          <w:szCs w:val="28"/>
+        </w:rPr>
+        <w:br w:type="page"/>
+      </w:r>
+    </w:p>
+    <w:p>
+      <w:pPr>
         <w:pStyle w:val="Heading2"/>
         <w:numPr>
           <w:ilvl w:val="0"/>
           <w:numId w:val="0"/>
         </w:numPr>
-        <w:ind w:left="567"/>
-        <w:rPr>
-          <w:rFonts w:cs="Times New Roman"/>
-          <w:b/>
-          <w:bCs/>
-          <w:sz w:val="28"/>
-          <w:szCs w:val="28"/>
-        </w:rPr>
-      </w:pPr>
-      <w:bookmarkStart w:id="28" w:name="_Toc216472764"/>
-      <w:r>
-        <w:rPr>
-          <w:rFonts w:cs="Times New Roman"/>
-          <w:b/>
-          <w:bCs/>
-          <w:sz w:val="28"/>
-          <w:szCs w:val="28"/>
-        </w:rPr>
+        <w:ind w:left="927" w:hanging="360"/>
+        <w:rPr>
+          <w:rFonts w:cs="Times New Roman"/>
+          <w:b/>
+          <w:bCs/>
+          <w:sz w:val="28"/>
+          <w:szCs w:val="28"/>
+        </w:rPr>
+      </w:pPr>
+      <w:r>
+        <w:rPr>
+          <w:rFonts w:cs="Times New Roman"/>
+          <w:b/>
+          <w:bCs/>
+          <w:sz w:val="28"/>
+          <w:szCs w:val="28"/>
+        </w:rPr>
+        <w:lastRenderedPageBreak/>
         <w:t xml:space="preserve">b) Chức </w:t>
       </w:r>
       <w:r>
@@ -11350,39 +11369,8 @@
       <w:pPr>
         <w:pStyle w:val="Hnhnh"/>
       </w:pPr>
-    </w:p>
-    <w:p>
-      <w:pPr>
-        <w:pStyle w:val="Hnhnh"/>
-      </w:pPr>
-    </w:p>
-    <w:p>
-      <w:pPr>
-        <w:pStyle w:val="Hnhnh"/>
-      </w:pPr>
-    </w:p>
-    <w:p>
-      <w:pPr>
-        <w:pStyle w:val="Hnhnh"/>
-      </w:pPr>
-    </w:p>
-    <w:p>
-      <w:pPr>
-        <w:pStyle w:val="Hnhnh"/>
-      </w:pPr>
-    </w:p>
-    <w:p>
-      <w:pPr>
-        <w:pStyle w:val="Hnhnh"/>
-      </w:pPr>
-    </w:p>
-    <w:p>
-      <w:pPr>
-        <w:pStyle w:val="Hnhnh"/>
-      </w:pPr>
       <w:bookmarkStart w:id="30" w:name="_Toc216516518"/>
       <w:r>
-        <w:lastRenderedPageBreak/>
         <w:t>Hình 4.1: Các hàm phụ trợ.</w:t>
       </w:r>
       <w:bookmarkEnd w:id="30"/>
@@ -11431,13 +11419,13 @@
     </w:p>
     <w:p>
       <w:pPr>
-        <w:pStyle w:val="Heading3"/>
-        <w:rPr>
-          <w:rFonts w:ascii="Times New Roman" w:hAnsi="Times New Roman" w:cs="Times New Roman"/>
+        <w:rPr>
+          <w:rFonts w:eastAsiaTheme="majorEastAsia" w:cs="Times New Roman"/>
           <w:b/>
           <w:bCs/>
           <w:i/>
           <w:iCs/>
+          <w:color w:val="1F3763" w:themeColor="accent1" w:themeShade="7F"/>
           <w:sz w:val="28"/>
           <w:szCs w:val="28"/>
         </w:rPr>
@@ -11445,7 +11433,7 @@
       <w:bookmarkStart w:id="31" w:name="_Toc216472766"/>
       <w:r>
         <w:rPr>
-          <w:rFonts w:ascii="Times New Roman" w:hAnsi="Times New Roman" w:cs="Times New Roman"/>
+          <w:rFonts w:cs="Times New Roman"/>
           <w:b/>
           <w:bCs/>
           <w:i/>
@@ -11453,10 +11441,12 @@
           <w:sz w:val="28"/>
           <w:szCs w:val="28"/>
         </w:rPr>
-        <w:t>Chức năng xoay:</w:t>
-      </w:r>
-      <w:bookmarkEnd w:id="31"/>
-      <w:r>
+        <w:br w:type="page"/>
+      </w:r>
+    </w:p>
+    <w:p>
+      <w:pPr>
+        <w:pStyle w:val="Heading3"/>
         <w:rPr>
           <w:rFonts w:ascii="Times New Roman" w:hAnsi="Times New Roman" w:cs="Times New Roman"/>
           <w:b/>
@@ -11466,6 +11456,31 @@
           <w:sz w:val="28"/>
           <w:szCs w:val="28"/>
         </w:rPr>
+      </w:pPr>
+      <w:r>
+        <w:rPr>
+          <w:rFonts w:ascii="Times New Roman" w:hAnsi="Times New Roman" w:cs="Times New Roman"/>
+          <w:b/>
+          <w:bCs/>
+          <w:i/>
+          <w:iCs/>
+          <w:sz w:val="28"/>
+          <w:szCs w:val="28"/>
+        </w:rPr>
+        <w:lastRenderedPageBreak/>
+        <w:t>Chức năng xoay:</w:t>
+      </w:r>
+      <w:bookmarkEnd w:id="31"/>
+      <w:r>
+        <w:rPr>
+          <w:rFonts w:ascii="Times New Roman" w:hAnsi="Times New Roman" w:cs="Times New Roman"/>
+          <w:b/>
+          <w:bCs/>
+          <w:i/>
+          <w:iCs/>
+          <w:sz w:val="28"/>
+          <w:szCs w:val="28"/>
+        </w:rPr>
         <w:t xml:space="preserve"> </w:t>
       </w:r>
     </w:p>
@@ -11490,69 +11505,8 @@
       <w:pPr>
         <w:pStyle w:val="Hnhnh"/>
       </w:pPr>
-    </w:p>
-    <w:p>
-      <w:pPr>
-        <w:pStyle w:val="Hnhnh"/>
-      </w:pPr>
-    </w:p>
-    <w:p>
-      <w:pPr>
-        <w:pStyle w:val="Hnhnh"/>
-      </w:pPr>
-    </w:p>
-    <w:p>
-      <w:pPr>
-        <w:pStyle w:val="Hnhnh"/>
-      </w:pPr>
-    </w:p>
-    <w:p>
-      <w:pPr>
-        <w:pStyle w:val="Hnhnh"/>
-      </w:pPr>
-    </w:p>
-    <w:p>
-      <w:pPr>
-        <w:pStyle w:val="Hnhnh"/>
-      </w:pPr>
-    </w:p>
-    <w:p>
-      <w:pPr>
-        <w:pStyle w:val="Hnhnh"/>
-      </w:pPr>
-    </w:p>
-    <w:p>
-      <w:pPr>
-        <w:pStyle w:val="Hnhnh"/>
-      </w:pPr>
-    </w:p>
-    <w:p>
-      <w:pPr>
-        <w:pStyle w:val="Hnhnh"/>
-      </w:pPr>
-    </w:p>
-    <w:p>
-      <w:pPr>
-        <w:pStyle w:val="Hnhnh"/>
-      </w:pPr>
-    </w:p>
-    <w:p>
-      <w:pPr>
-        <w:pStyle w:val="Hnhnh"/>
-      </w:pPr>
-    </w:p>
-    <w:p>
-      <w:pPr>
-        <w:pStyle w:val="Hnhnh"/>
-      </w:pPr>
-    </w:p>
-    <w:p>
-      <w:pPr>
-        <w:pStyle w:val="Hnhnh"/>
-      </w:pPr>
       <w:bookmarkStart w:id="32" w:name="_Toc216516519"/>
       <w:r>
-        <w:lastRenderedPageBreak/>
         <w:t>Hình 4.2: Xoay Phải</w:t>
       </w:r>
       <w:r>
@@ -11735,6 +11689,7 @@
           <w:sz w:val="28"/>
           <w:szCs w:val="28"/>
         </w:rPr>
+        <w:lastRenderedPageBreak/>
         <w:t>(</w:t>
       </w:r>
       <w:r>
@@ -11820,7 +11775,6 @@
           <w:sz w:val="28"/>
           <w:szCs w:val="28"/>
         </w:rPr>
-        <w:lastRenderedPageBreak/>
         <w:tab/>
         <w:t>Nếu BF &gt; 1 VÀ BF của cây con trái &gt;=0.</w:t>
       </w:r>
@@ -12082,34 +12036,6 @@
         <w:tab/>
         <w:t>Xoay Kép Phải-Trái.</w:t>
       </w:r>
-    </w:p>
-    <w:p>
-      <w:pPr>
-        <w:rPr>
-          <w:sz w:val="28"/>
-          <w:szCs w:val="28"/>
-        </w:rPr>
-      </w:pPr>
-    </w:p>
-    <w:p>
-      <w:pPr>
-        <w:rPr>
-          <w:b/>
-          <w:bCs/>
-          <w:sz w:val="28"/>
-          <w:szCs w:val="28"/>
-        </w:rPr>
-      </w:pPr>
-    </w:p>
-    <w:p>
-      <w:pPr>
-        <w:rPr>
-          <w:b/>
-          <w:bCs/>
-          <w:sz w:val="28"/>
-          <w:szCs w:val="28"/>
-        </w:rPr>
-      </w:pPr>
       <w:r>
         <w:rPr>
           <w:b/>
@@ -12175,13 +12101,13 @@
     <w:p/>
     <w:p>
       <w:pPr>
-        <w:pStyle w:val="Heading3"/>
-        <w:rPr>
-          <w:rFonts w:ascii="Times New Roman" w:hAnsi="Times New Roman" w:cs="Times New Roman"/>
+        <w:rPr>
+          <w:rFonts w:eastAsiaTheme="majorEastAsia" w:cs="Times New Roman"/>
           <w:b/>
           <w:bCs/>
           <w:i/>
           <w:iCs/>
+          <w:color w:val="1F3763" w:themeColor="accent1" w:themeShade="7F"/>
           <w:sz w:val="28"/>
           <w:szCs w:val="28"/>
         </w:rPr>
@@ -12189,7 +12115,7 @@
       <w:bookmarkStart w:id="35" w:name="_Toc216472768"/>
       <w:r>
         <w:rPr>
-          <w:rFonts w:ascii="Times New Roman" w:hAnsi="Times New Roman" w:cs="Times New Roman"/>
+          <w:rFonts w:cs="Times New Roman"/>
           <w:b/>
           <w:bCs/>
           <w:i/>
@@ -12197,6 +12123,32 @@
           <w:sz w:val="28"/>
           <w:szCs w:val="28"/>
         </w:rPr>
+        <w:br w:type="page"/>
+      </w:r>
+    </w:p>
+    <w:p>
+      <w:pPr>
+        <w:pStyle w:val="Heading3"/>
+        <w:rPr>
+          <w:rFonts w:ascii="Times New Roman" w:hAnsi="Times New Roman" w:cs="Times New Roman"/>
+          <w:b/>
+          <w:bCs/>
+          <w:i/>
+          <w:iCs/>
+          <w:sz w:val="28"/>
+          <w:szCs w:val="28"/>
+        </w:rPr>
+      </w:pPr>
+      <w:r>
+        <w:rPr>
+          <w:rFonts w:ascii="Times New Roman" w:hAnsi="Times New Roman" w:cs="Times New Roman"/>
+          <w:b/>
+          <w:bCs/>
+          <w:i/>
+          <w:iCs/>
+          <w:sz w:val="28"/>
+          <w:szCs w:val="28"/>
+        </w:rPr>
         <w:lastRenderedPageBreak/>
         <w:t>Chức năng Thêm ( Insert</w:t>
       </w:r>
@@ -12815,39 +12767,23 @@
     </w:p>
     <w:p>
       <w:pPr>
+        <w:rPr>
+          <w:b/>
+          <w:bCs/>
+          <w:i/>
+          <w:iCs/>
+          <w:noProof/>
+        </w:rPr>
+      </w:pPr>
+      <w:bookmarkStart w:id="36" w:name="_Toc216516521"/>
+      <w:r>
+        <w:br w:type="page"/>
+      </w:r>
+    </w:p>
+    <w:p>
+      <w:pPr>
         <w:pStyle w:val="Hnhnh"/>
       </w:pPr>
-    </w:p>
-    <w:p>
-      <w:pPr>
-        <w:pStyle w:val="Hnhnh"/>
-      </w:pPr>
-    </w:p>
-    <w:p>
-      <w:pPr>
-        <w:pStyle w:val="Hnhnh"/>
-      </w:pPr>
-    </w:p>
-    <w:p>
-      <w:pPr>
-        <w:pStyle w:val="Hnhnh"/>
-      </w:pPr>
-    </w:p>
-    <w:p>
-      <w:pPr>
-        <w:pStyle w:val="Hnhnh"/>
-      </w:pPr>
-    </w:p>
-    <w:p>
-      <w:pPr>
-        <w:pStyle w:val="Hnhnh"/>
-      </w:pPr>
-    </w:p>
-    <w:p>
-      <w:pPr>
-        <w:pStyle w:val="Hnhnh"/>
-      </w:pPr>
-      <w:bookmarkStart w:id="36" w:name="_Toc216516521"/>
       <w:r>
         <w:lastRenderedPageBreak/>
         <w:t>Hình 4.4: Hàm Thêm.</w:t>
@@ -13381,92 +13317,15 @@
         </w:rPr>
         <w:t>Trả về: Trả về dữ liệu của nút đó</w:t>
       </w:r>
+      <w:bookmarkStart w:id="38" w:name="_Toc216516522"/>
+      <w:r>
+        <w:br w:type="page"/>
+      </w:r>
     </w:p>
     <w:p>
       <w:pPr>
         <w:pStyle w:val="Hnhnh"/>
       </w:pPr>
-    </w:p>
-    <w:p>
-      <w:pPr>
-        <w:pStyle w:val="Hnhnh"/>
-      </w:pPr>
-    </w:p>
-    <w:p>
-      <w:pPr>
-        <w:pStyle w:val="Hnhnh"/>
-      </w:pPr>
-    </w:p>
-    <w:p>
-      <w:pPr>
-        <w:pStyle w:val="Hnhnh"/>
-      </w:pPr>
-    </w:p>
-    <w:p>
-      <w:pPr>
-        <w:pStyle w:val="Hnhnh"/>
-      </w:pPr>
-    </w:p>
-    <w:p>
-      <w:pPr>
-        <w:pStyle w:val="Hnhnh"/>
-      </w:pPr>
-    </w:p>
-    <w:p>
-      <w:pPr>
-        <w:pStyle w:val="Hnhnh"/>
-      </w:pPr>
-    </w:p>
-    <w:p>
-      <w:pPr>
-        <w:pStyle w:val="Hnhnh"/>
-      </w:pPr>
-    </w:p>
-    <w:p>
-      <w:pPr>
-        <w:pStyle w:val="Hnhnh"/>
-      </w:pPr>
-    </w:p>
-    <w:p>
-      <w:pPr>
-        <w:pStyle w:val="Hnhnh"/>
-      </w:pPr>
-    </w:p>
-    <w:p>
-      <w:pPr>
-        <w:pStyle w:val="Hnhnh"/>
-      </w:pPr>
-    </w:p>
-    <w:p>
-      <w:pPr>
-        <w:pStyle w:val="Hnhnh"/>
-      </w:pPr>
-    </w:p>
-    <w:p>
-      <w:pPr>
-        <w:pStyle w:val="Hnhnh"/>
-      </w:pPr>
-    </w:p>
-    <w:p>
-      <w:pPr>
-        <w:pStyle w:val="Hnhnh"/>
-      </w:pPr>
-    </w:p>
-    <w:p>
-      <w:pPr>
-        <w:pStyle w:val="Hnhnh"/>
-      </w:pPr>
-    </w:p>
-    <w:p>
-      <w:pPr>
-        <w:pStyle w:val="Hnhnh"/>
-      </w:pPr>
-    </w:p>
-    <w:p>
-      <w:pPr>
-        <w:pStyle w:val="Hnhnh"/>
-      </w:pPr>
-      <w:bookmarkStart w:id="38" w:name="_Toc216516522"/>
       <w:r>
         <w:lastRenderedPageBreak/>
         <w:t>Hình 4.5: Hàm Tìm Kiếm.</w:t>
@@ -13479,9 +13338,9 @@
           <w:noProof/>
         </w:rPr>
         <w:drawing>
-          <wp:inline distT="0" distB="0" distL="0" distR="0" wp14:anchorId="763804B1" wp14:editId="7C400F0E">
-            <wp:extent cx="5760720" cy="5295900"/>
-            <wp:effectExtent l="0" t="0" r="0" b="0"/>
+          <wp:inline distT="0" distB="0" distL="0" distR="0" wp14:anchorId="763804B1" wp14:editId="194E744D">
+            <wp:extent cx="5760720" cy="6621780"/>
+            <wp:effectExtent l="0" t="0" r="0" b="7620"/>
             <wp:docPr id="862989075" name="Picture 1" descr="A screenshot of a computer code&#10;&#10;AI-generated content may be incorrect."/>
             <wp:cNvGraphicFramePr>
               <a:graphicFrameLocks xmlns:a="http://schemas.openxmlformats.org/drawingml/2006/main" noChangeAspect="1"/>
@@ -13502,7 +13361,7 @@
                   <pic:spPr>
                     <a:xfrm>
                       <a:off x="0" y="0"/>
-                      <a:ext cx="5760720" cy="5295900"/>
+                      <a:ext cx="5760720" cy="6621780"/>
                     </a:xfrm>
                     <a:prstGeom prst="rect">
                       <a:avLst/>
@@ -13514,12 +13373,10 @@
           </wp:inline>
         </w:drawing>
       </w:r>
-    </w:p>
-    <w:p>
-      <w:pPr>
-        <w:pStyle w:val="Heading3"/>
-        <w:rPr>
-          <w:rFonts w:ascii="Times New Roman" w:hAnsi="Times New Roman" w:cs="Times New Roman"/>
+      <w:bookmarkStart w:id="39" w:name="_Toc216472770"/>
+      <w:r>
+        <w:rPr>
+          <w:rFonts w:cs="Times New Roman"/>
           <w:b/>
           <w:bCs/>
           <w:i/>
@@ -13527,9 +13384,12 @@
           <w:sz w:val="28"/>
           <w:szCs w:val="28"/>
         </w:rPr>
-      </w:pPr>
-      <w:bookmarkStart w:id="39" w:name="_Toc216472770"/>
-      <w:r>
+        <w:br w:type="page"/>
+      </w:r>
+    </w:p>
+    <w:p>
+      <w:pPr>
+        <w:pStyle w:val="Heading3"/>
         <w:rPr>
           <w:rFonts w:ascii="Times New Roman" w:hAnsi="Times New Roman" w:cs="Times New Roman"/>
           <w:b/>
@@ -13539,6 +13399,18 @@
           <w:sz w:val="28"/>
           <w:szCs w:val="28"/>
         </w:rPr>
+      </w:pPr>
+      <w:r>
+        <w:rPr>
+          <w:rFonts w:ascii="Times New Roman" w:hAnsi="Times New Roman" w:cs="Times New Roman"/>
+          <w:b/>
+          <w:bCs/>
+          <w:i/>
+          <w:iCs/>
+          <w:sz w:val="28"/>
+          <w:szCs w:val="28"/>
+        </w:rPr>
+        <w:lastRenderedPageBreak/>
         <w:t>Chức năng Xóa ( Delete ):</w:t>
       </w:r>
       <w:bookmarkEnd w:id="39"/>
@@ -13568,48 +13440,11 @@
       </w:r>
     </w:p>
     <w:p>
-      <w:r>
-        <w:tab/>
-      </w:r>
-    </w:p>
-    <w:p/>
-    <w:p>
       <w:pPr>
         <w:pStyle w:val="Hnhnh"/>
       </w:pPr>
-    </w:p>
-    <w:p>
-      <w:pPr>
-        <w:pStyle w:val="Hnhnh"/>
-      </w:pPr>
-    </w:p>
-    <w:p>
-      <w:pPr>
-        <w:pStyle w:val="Hnhnh"/>
-      </w:pPr>
-    </w:p>
-    <w:p>
-      <w:pPr>
-        <w:pStyle w:val="Hnhnh"/>
-      </w:pPr>
-    </w:p>
-    <w:p>
-      <w:pPr>
-        <w:pStyle w:val="Hnhnh"/>
-      </w:pPr>
-    </w:p>
-    <w:p>
-      <w:pPr>
-        <w:pStyle w:val="Hnhnh"/>
-      </w:pPr>
-    </w:p>
-    <w:p>
-      <w:pPr>
-        <w:pStyle w:val="Hnhnh"/>
-      </w:pPr>
       <w:bookmarkStart w:id="40" w:name="_Toc216516523"/>
       <w:r>
-        <w:lastRenderedPageBreak/>
         <w:t>Hình 4.6: Hàm Hỗ Trợ Hàm Xóa.</w:t>
       </w:r>
       <w:bookmarkEnd w:id="40"/>
@@ -13881,6 +13716,7 @@
           <w:szCs w:val="24"/>
           <w:lang w:val="vi-VN"/>
         </w:rPr>
+        <w:lastRenderedPageBreak/>
         <w:t>Nếu key &gt; node.Data.ID:</w:t>
       </w:r>
       <w:r>
@@ -13945,7 +13781,6 @@
           <w:sz w:val="28"/>
           <w:lang w:val="vi-VN"/>
         </w:rPr>
-        <w:lastRenderedPageBreak/>
         <w:t>Kiểm tra số lượng trùng lặp:</w:t>
       </w:r>
       <w:r>
@@ -14462,7 +14297,6 @@
       </w:pPr>
       <w:bookmarkStart w:id="41" w:name="_Toc216516524"/>
       <w:r>
-        <w:lastRenderedPageBreak/>
         <w:t>Hình 4.7: Hàm Xóa.</w:t>
       </w:r>
       <w:bookmarkEnd w:id="41"/>
@@ -14710,6 +14544,7 @@
           <w:sz w:val="28"/>
           <w:szCs w:val="24"/>
         </w:rPr>
+        <w:lastRenderedPageBreak/>
         <w:t>tìm ID có bản ghi bị trùng nhiều nhất.</w:t>
       </w:r>
     </w:p>
@@ -14739,7 +14574,6 @@
       </w:pPr>
       <w:bookmarkStart w:id="43" w:name="_Toc216516525"/>
       <w:r>
-        <w:lastRenderedPageBreak/>
         <w:t>Hình 4.8: Xóa Toàn Bộ Cây, Đếm Chiều Cao, Đếm Node.</w:t>
       </w:r>
       <w:bookmarkEnd w:id="43"/>
@@ -14866,6 +14700,7 @@
         <w:rPr>
           <w:rStyle w:val="HnhnhChar"/>
         </w:rPr>
+        <w:lastRenderedPageBreak/>
         <w:t>Hình 4.1.1: Hàm Đếm Tổng Số Bản Ghi Trong Một Nút</w:t>
       </w:r>
       <w:bookmarkEnd w:id="45"/>
@@ -14919,7 +14754,6 @@
         <w:rPr>
           <w:rStyle w:val="HnhnhChar"/>
         </w:rPr>
-        <w:lastRenderedPageBreak/>
         <w:t xml:space="preserve">Hình 4.1.2: </w:t>
       </w:r>
       <w:r>
@@ -15074,9 +14908,9 @@
           <w:noProof/>
         </w:rPr>
         <w:drawing>
-          <wp:inline distT="0" distB="0" distL="0" distR="0" wp14:anchorId="4DA102DD" wp14:editId="58D41393">
-            <wp:extent cx="5760720" cy="3113405"/>
-            <wp:effectExtent l="0" t="0" r="0" b="0"/>
+          <wp:inline distT="0" distB="0" distL="0" distR="0" wp14:anchorId="4DA102DD" wp14:editId="671070F8">
+            <wp:extent cx="5760720" cy="6164580"/>
+            <wp:effectExtent l="0" t="0" r="0" b="7620"/>
             <wp:docPr id="1851964280" name="Picture 1" descr="A screenshot of a computer program&#10;&#10;AI-generated content may be incorrect."/>
             <wp:cNvGraphicFramePr>
               <a:graphicFrameLocks xmlns:a="http://schemas.openxmlformats.org/drawingml/2006/main" noChangeAspect="1"/>
@@ -15097,7 +14931,7 @@
                   <pic:spPr>
                     <a:xfrm>
                       <a:off x="0" y="0"/>
-                      <a:ext cx="5760720" cy="3113405"/>
+                      <a:ext cx="5760720" cy="6164580"/>
                     </a:xfrm>
                     <a:prstGeom prst="rect">
                       <a:avLst/>
@@ -15165,33 +14999,6 @@
           <w:noProof/>
         </w:rPr>
       </w:pPr>
-    </w:p>
-    <w:p>
-      <w:pPr>
-        <w:rPr>
-          <w:noProof/>
-        </w:rPr>
-      </w:pPr>
-    </w:p>
-    <w:p>
-      <w:pPr>
-        <w:rPr>
-          <w:noProof/>
-        </w:rPr>
-      </w:pPr>
-    </w:p>
-    <w:p>
-      <w:pPr>
-        <w:rPr>
-          <w:noProof/>
-        </w:rPr>
-      </w:pPr>
-      <w:r>
-        <w:rPr>
-          <w:noProof/>
-        </w:rPr>
-        <w:br w:type="page"/>
-      </w:r>
     </w:p>
     <w:p>
       <w:pPr>

--- a/DoanNguyenTuanAnh_DH52300031.docx
+++ b/DoanNguyenTuanAnh_DH52300031.docx
@@ -4358,31 +4358,7 @@
           <w:rPr>
             <w:rStyle w:val="Hyperlink"/>
           </w:rPr>
-          <w:t>Hình 1.1: Class Custo</w:t>
-        </w:r>
-        <w:r>
-          <w:rPr>
-            <w:rStyle w:val="Hyperlink"/>
-          </w:rPr>
-          <w:t>m</w:t>
-        </w:r>
-        <w:r>
-          <w:rPr>
-            <w:rStyle w:val="Hyperlink"/>
-          </w:rPr>
-          <w:t xml:space="preserve">er </w:t>
-        </w:r>
-        <w:r>
-          <w:rPr>
-            <w:rStyle w:val="Hyperlink"/>
-          </w:rPr>
-          <w:t>R</w:t>
-        </w:r>
-        <w:r>
-          <w:rPr>
-            <w:rStyle w:val="Hyperlink"/>
-          </w:rPr>
-          <w:t>ecod 1.</w:t>
+          <w:t>Hình 1.1: Class Customer Recod 1.</w:t>
         </w:r>
         <w:r>
           <w:rPr>
@@ -4568,19 +4544,7 @@
           <w:rPr>
             <w:rStyle w:val="Hyperlink"/>
           </w:rPr>
-          <w:t>Hình 2.1: Class A</w:t>
-        </w:r>
-        <w:r>
-          <w:rPr>
-            <w:rStyle w:val="Hyperlink"/>
-          </w:rPr>
-          <w:t>V</w:t>
-        </w:r>
-        <w:r>
-          <w:rPr>
-            <w:rStyle w:val="Hyperlink"/>
-          </w:rPr>
-          <w:t>LNode.</w:t>
+          <w:t>Hình 2.1: Class AVLNode.</w:t>
         </w:r>
         <w:r>
           <w:rPr>
@@ -4704,19 +4668,7 @@
           <w:rPr>
             <w:rStyle w:val="Hyperlink"/>
           </w:rPr>
-          <w:t>Hình 4.1: Các hàm</w:t>
-        </w:r>
-        <w:r>
-          <w:rPr>
-            <w:rStyle w:val="Hyperlink"/>
-          </w:rPr>
-          <w:t xml:space="preserve"> </w:t>
-        </w:r>
-        <w:r>
-          <w:rPr>
-            <w:rStyle w:val="Hyperlink"/>
-          </w:rPr>
-          <w:t>phụ trợ.</w:t>
+          <w:t>Hình 4.1: Các hàm phụ trợ.</w:t>
         </w:r>
         <w:r>
           <w:rPr>
@@ -16175,6 +16127,27 @@
     </w:p>
     <w:p>
       <w:pPr>
+        <w:rPr>
+          <w:rFonts w:eastAsiaTheme="majorEastAsia" w:cstheme="majorBidi"/>
+          <w:b/>
+          <w:bCs/>
+          <w:sz w:val="28"/>
+          <w:szCs w:val="28"/>
+        </w:rPr>
+      </w:pPr>
+      <w:bookmarkStart w:id="57" w:name="_Toc216472775"/>
+      <w:r>
+        <w:rPr>
+          <w:b/>
+          <w:bCs/>
+          <w:sz w:val="28"/>
+          <w:szCs w:val="28"/>
+        </w:rPr>
+        <w:br w:type="page"/>
+      </w:r>
+    </w:p>
+    <w:p>
+      <w:pPr>
         <w:pStyle w:val="Heading2"/>
         <w:numPr>
           <w:ilvl w:val="0"/>
@@ -16188,14 +16161,14 @@
           <w:szCs w:val="28"/>
         </w:rPr>
       </w:pPr>
-      <w:bookmarkStart w:id="57" w:name="_Toc216472775"/>
-      <w:r>
-        <w:rPr>
-          <w:b/>
-          <w:bCs/>
-          <w:sz w:val="28"/>
-          <w:szCs w:val="28"/>
-        </w:rPr>
+      <w:r>
+        <w:rPr>
+          <w:b/>
+          <w:bCs/>
+          <w:sz w:val="28"/>
+          <w:szCs w:val="28"/>
+        </w:rPr>
+        <w:lastRenderedPageBreak/>
         <w:t xml:space="preserve">c, </w:t>
       </w:r>
       <w:r>
@@ -16322,7 +16295,6 @@
         <w:t xml:space="preserve"> để thức hiện các thao tác sửa dữ liệu đã nhập ( lưu ý cần chon dữ liệu cần sửa trên datagridview để thực hiện thao tác sửa, có thể sử dụng chức năng tìm kiếm trước để dễ  dàng chon dữ liệu hơn).</w:t>
       </w:r>
     </w:p>
-    <w:p/>
     <w:p>
       <w:pPr>
         <w:pStyle w:val="Hnhnh"/>
@@ -16377,6 +16349,27 @@
     </w:p>
     <w:p>
       <w:pPr>
+        <w:rPr>
+          <w:rFonts w:eastAsiaTheme="majorEastAsia" w:cstheme="majorBidi"/>
+          <w:b/>
+          <w:bCs/>
+          <w:sz w:val="28"/>
+          <w:szCs w:val="28"/>
+        </w:rPr>
+      </w:pPr>
+      <w:bookmarkStart w:id="59" w:name="_Toc216472776"/>
+      <w:r>
+        <w:rPr>
+          <w:b/>
+          <w:bCs/>
+          <w:sz w:val="28"/>
+          <w:szCs w:val="28"/>
+        </w:rPr>
+        <w:br w:type="page"/>
+      </w:r>
+    </w:p>
+    <w:p>
+      <w:pPr>
         <w:pStyle w:val="Heading2"/>
         <w:numPr>
           <w:ilvl w:val="0"/>
@@ -16390,14 +16383,14 @@
           <w:szCs w:val="28"/>
         </w:rPr>
       </w:pPr>
-      <w:bookmarkStart w:id="59" w:name="_Toc216472776"/>
-      <w:r>
-        <w:rPr>
-          <w:b/>
-          <w:bCs/>
-          <w:sz w:val="28"/>
-          <w:szCs w:val="28"/>
-        </w:rPr>
+      <w:r>
+        <w:rPr>
+          <w:b/>
+          <w:bCs/>
+          <w:sz w:val="28"/>
+          <w:szCs w:val="28"/>
+        </w:rPr>
+        <w:lastRenderedPageBreak/>
         <w:t xml:space="preserve">d, </w:t>
       </w:r>
       <w:r>
@@ -16521,39 +16514,10 @@
     </w:p>
     <w:p>
       <w:pPr>
-        <w:rPr>
-          <w:sz w:val="28"/>
-          <w:szCs w:val="28"/>
-        </w:rPr>
-      </w:pPr>
-    </w:p>
-    <w:p>
-      <w:pPr>
         <w:pStyle w:val="Hnhnh"/>
       </w:pPr>
-    </w:p>
-    <w:p>
-      <w:pPr>
-        <w:pStyle w:val="Hnhnh"/>
-      </w:pPr>
-    </w:p>
-    <w:p>
-      <w:pPr>
-        <w:pStyle w:val="Hnhnh"/>
-      </w:pPr>
-    </w:p>
-    <w:p>
-      <w:pPr>
-        <w:pStyle w:val="Hnhnh"/>
-      </w:pPr>
-    </w:p>
-    <w:p>
-      <w:pPr>
-        <w:pStyle w:val="Hnhnh"/>
-      </w:pPr>
       <w:bookmarkStart w:id="60" w:name="_Toc216516537"/>
       <w:r>
-        <w:lastRenderedPageBreak/>
         <w:t>Hình 5.8: Giao Diện Vẽ Cây.</w:t>
       </w:r>
       <w:bookmarkEnd w:id="60"/>
@@ -16602,6 +16566,24 @@
     </w:p>
     <w:p>
       <w:pPr>
+        <w:rPr>
+          <w:rFonts w:eastAsiaTheme="majorEastAsia" w:cstheme="majorBidi"/>
+          <w:b/>
+          <w:sz w:val="36"/>
+          <w:szCs w:val="40"/>
+        </w:rPr>
+      </w:pPr>
+      <w:bookmarkStart w:id="61" w:name="_Toc216472777"/>
+      <w:r>
+        <w:rPr>
+          <w:sz w:val="36"/>
+          <w:szCs w:val="40"/>
+        </w:rPr>
+        <w:br w:type="page"/>
+      </w:r>
+    </w:p>
+    <w:p>
+      <w:pPr>
         <w:pStyle w:val="Heading1"/>
         <w:numPr>
           <w:ilvl w:val="0"/>
@@ -16613,12 +16595,12 @@
           <w:szCs w:val="40"/>
         </w:rPr>
       </w:pPr>
-      <w:bookmarkStart w:id="61" w:name="_Toc216472777"/>
       <w:r>
         <w:rPr>
           <w:sz w:val="36"/>
           <w:szCs w:val="40"/>
         </w:rPr>
+        <w:lastRenderedPageBreak/>
         <w:t>CHƯƠNG 4: HƯỚNG PHÁT TRIỂN CỦA ĐỀ TÀI:</w:t>
       </w:r>
       <w:bookmarkEnd w:id="61"/>
@@ -16628,12 +16610,84 @@
         <w:pStyle w:val="ListParagraph"/>
         <w:numPr>
           <w:ilvl w:val="0"/>
-          <w:numId w:val="25"/>
+          <w:numId w:val="32"/>
         </w:numPr>
-        <w:ind w:left="1440"/>
-      </w:pPr>
-      <w:r>
-        <w:t>Tối ưu hóa giao diện để trông bắt mắt hơn.</w:t>
+        <w:rPr>
+          <w:b/>
+          <w:bCs/>
+        </w:rPr>
+      </w:pPr>
+      <w:r>
+        <w:rPr>
+          <w:b/>
+          <w:bCs/>
+        </w:rPr>
+        <w:t>Tối ưu hóa giao diện</w:t>
+      </w:r>
+      <w:r>
+        <w:rPr>
+          <w:b/>
+          <w:bCs/>
+        </w:rPr>
+        <w:t>:</w:t>
+      </w:r>
+    </w:p>
+    <w:p>
+      <w:pPr>
+        <w:pStyle w:val="ListParagraph"/>
+        <w:numPr>
+          <w:ilvl w:val="1"/>
+          <w:numId w:val="32"/>
+        </w:numPr>
+        <w:spacing w:before="100" w:after="100" w:line="240" w:lineRule="auto"/>
+        <w:rPr>
+          <w:rFonts w:cs="Times New Roman"/>
+          <w:b/>
+          <w:bCs/>
+          <w:color w:val="000000" w:themeColor="text1"/>
+          <w:szCs w:val="26"/>
+        </w:rPr>
+      </w:pPr>
+      <w:r>
+        <w:rPr>
+          <w:rFonts w:cs="Times New Roman"/>
+          <w:color w:val="000000" w:themeColor="text1"/>
+          <w:szCs w:val="26"/>
+        </w:rPr>
+        <w:t>Cải tiến giao diện WinForms theo hướng trực quan, thân thiện và dễ sử dụng hơn.</w:t>
+      </w:r>
+    </w:p>
+    <w:p>
+      <w:pPr>
+        <w:pStyle w:val="ListParagraph"/>
+        <w:numPr>
+          <w:ilvl w:val="1"/>
+          <w:numId w:val="32"/>
+        </w:numPr>
+        <w:spacing w:before="100" w:after="100" w:line="240" w:lineRule="auto"/>
+        <w:rPr>
+          <w:rFonts w:cs="Times New Roman"/>
+          <w:b/>
+          <w:bCs/>
+          <w:color w:val="000000" w:themeColor="text1"/>
+          <w:szCs w:val="26"/>
+        </w:rPr>
+      </w:pPr>
+      <w:r>
+        <w:rPr>
+          <w:rFonts w:cs="Times New Roman"/>
+          <w:color w:val="000000" w:themeColor="text1"/>
+          <w:szCs w:val="26"/>
+        </w:rPr>
+        <w:t>Tối ưu bố cục hiển thị dữ liệu phù hợp với số lượng người dùng và tập dữ liệu lớn</w:t>
+      </w:r>
+      <w:r>
+        <w:rPr>
+          <w:rFonts w:cs="Times New Roman"/>
+          <w:color w:val="000000" w:themeColor="text1"/>
+          <w:szCs w:val="26"/>
+        </w:rPr>
+        <w:t>.</w:t>
       </w:r>
     </w:p>
     <w:p>
@@ -16641,18 +16695,19 @@
         <w:pStyle w:val="ListParagraph"/>
         <w:numPr>
           <w:ilvl w:val="0"/>
-          <w:numId w:val="25"/>
+          <w:numId w:val="32"/>
         </w:numPr>
-        <w:ind w:left="1440"/>
-      </w:pPr>
-      <w:r>
-        <w:t xml:space="preserve">Thêm các tính năng </w:t>
-      </w:r>
-      <w:r>
-        <w:t>Machine Learning</w:t>
-      </w:r>
-      <w:r>
-        <w:t>:</w:t>
+        <w:rPr>
+          <w:b/>
+          <w:bCs/>
+        </w:rPr>
+      </w:pPr>
+      <w:r>
+        <w:rPr>
+          <w:b/>
+          <w:bCs/>
+        </w:rPr>
+        <w:t>Thêm các tính năng Machine Learning:</w:t>
       </w:r>
     </w:p>
     <w:p>
@@ -16660,9 +16715,8 @@
         <w:pStyle w:val="ListParagraph"/>
         <w:numPr>
           <w:ilvl w:val="1"/>
-          <w:numId w:val="25"/>
+          <w:numId w:val="32"/>
         </w:numPr>
-        <w:ind w:left="2160"/>
       </w:pPr>
       <w:r>
         <w:t>Để hỗ trợ dự đoán xu hướng của các sản phẩm bán chạy trong tương lai.</w:t>
@@ -16673,9 +16727,8 @@
         <w:pStyle w:val="ListParagraph"/>
         <w:numPr>
           <w:ilvl w:val="1"/>
-          <w:numId w:val="25"/>
+          <w:numId w:val="32"/>
         </w:numPr>
-        <w:ind w:left="2160"/>
       </w:pPr>
       <w:r>
         <w:t>Mục tiêu mua sắm của từng khách hàng.</w:t>
@@ -16686,9 +16739,8 @@
         <w:pStyle w:val="ListParagraph"/>
         <w:numPr>
           <w:ilvl w:val="1"/>
-          <w:numId w:val="25"/>
+          <w:numId w:val="32"/>
         </w:numPr>
-        <w:ind w:left="2160"/>
       </w:pPr>
       <w:r>
         <w:t>Các sản phẩm có nguy cơ bị lỗi thời.</w:t>
@@ -16699,9 +16751,8 @@
         <w:pStyle w:val="ListParagraph"/>
         <w:numPr>
           <w:ilvl w:val="1"/>
-          <w:numId w:val="25"/>
+          <w:numId w:val="32"/>
         </w:numPr>
-        <w:ind w:left="2160"/>
       </w:pPr>
       <w:r>
         <w:t>Các sản phẩm được ưa chuộng của từng mùa.</w:t>
@@ -16712,9 +16763,8 @@
         <w:pStyle w:val="ListParagraph"/>
         <w:numPr>
           <w:ilvl w:val="1"/>
-          <w:numId w:val="25"/>
+          <w:numId w:val="32"/>
         </w:numPr>
-        <w:ind w:left="2160"/>
       </w:pPr>
       <w:r>
         <w:t>…</w:t>
@@ -16725,18 +16775,180 @@
         <w:pStyle w:val="ListParagraph"/>
         <w:numPr>
           <w:ilvl w:val="0"/>
-          <w:numId w:val="26"/>
+          <w:numId w:val="32"/>
         </w:numPr>
-        <w:ind w:left="1440"/>
-      </w:pPr>
-      <w:r>
+      </w:pPr>
+      <w:r>
+        <w:rPr>
+          <w:b/>
+          <w:bCs/>
+        </w:rPr>
         <w:t xml:space="preserve">Mở rông chương trình </w:t>
       </w:r>
       <w:r>
-        <w:t>trên các nền tảng khác ( giúp người dùng thuận tiện sử dụng).</w:t>
-      </w:r>
-    </w:p>
-    <w:p/>
+        <w:rPr>
+          <w:b/>
+          <w:bCs/>
+        </w:rPr>
+        <w:t>trên các nền tảng khác</w:t>
+      </w:r>
+      <w:r>
+        <w:t xml:space="preserve"> ( giúp người dùng thuận tiện sử dụng).</w:t>
+      </w:r>
+    </w:p>
+    <w:p>
+      <w:pPr>
+        <w:pStyle w:val="ListParagraph"/>
+        <w:numPr>
+          <w:ilvl w:val="1"/>
+          <w:numId w:val="32"/>
+        </w:numPr>
+        <w:spacing w:before="100" w:after="100" w:line="240" w:lineRule="auto"/>
+        <w:rPr>
+          <w:rFonts w:cs="Times New Roman"/>
+          <w:color w:val="000000" w:themeColor="text1"/>
+          <w:szCs w:val="26"/>
+        </w:rPr>
+      </w:pPr>
+      <w:r>
+        <w:rPr>
+          <w:rFonts w:cs="Times New Roman"/>
+          <w:color w:val="000000" w:themeColor="text1"/>
+          <w:szCs w:val="26"/>
+        </w:rPr>
+        <w:t>Chuyển đổi hệ thống từ ứng dụng WinForms sang nền tảng Web hoặc Mobile để tăng tính linh hoạt và khả năng tiếp cận</w:t>
+      </w:r>
+      <w:r>
+        <w:rPr>
+          <w:rFonts w:cs="Times New Roman"/>
+          <w:color w:val="000000" w:themeColor="text1"/>
+          <w:szCs w:val="26"/>
+        </w:rPr>
+        <w:t>.</w:t>
+      </w:r>
+    </w:p>
+    <w:p>
+      <w:pPr>
+        <w:pStyle w:val="ListParagraph"/>
+        <w:numPr>
+          <w:ilvl w:val="1"/>
+          <w:numId w:val="32"/>
+        </w:numPr>
+        <w:spacing w:before="100" w:after="100" w:line="240" w:lineRule="auto"/>
+        <w:rPr>
+          <w:rFonts w:cs="Times New Roman"/>
+          <w:color w:val="000000" w:themeColor="text1"/>
+          <w:szCs w:val="26"/>
+        </w:rPr>
+      </w:pPr>
+      <w:r>
+        <w:rPr>
+          <w:rFonts w:cs="Times New Roman"/>
+          <w:color w:val="000000" w:themeColor="text1"/>
+          <w:szCs w:val="26"/>
+        </w:rPr>
+        <w:t>Hỗ trợ người dùng sử dụng hệ thống trên nhiều thiết bị khác nhau như máy tính, điện thoại thông minh hoặc máy tính bảng</w:t>
+      </w:r>
+      <w:r>
+        <w:rPr>
+          <w:rFonts w:cs="Times New Roman"/>
+          <w:color w:val="000000" w:themeColor="text1"/>
+          <w:szCs w:val="26"/>
+        </w:rPr>
+        <w:t>.</w:t>
+      </w:r>
+    </w:p>
+    <w:p>
+      <w:pPr>
+        <w:pStyle w:val="ListParagraph"/>
+        <w:numPr>
+          <w:ilvl w:val="0"/>
+          <w:numId w:val="32"/>
+        </w:numPr>
+        <w:rPr>
+          <w:b/>
+          <w:bCs/>
+        </w:rPr>
+      </w:pPr>
+      <w:bookmarkStart w:id="62" w:name="_Toc216520643"/>
+      <w:r>
+        <w:rPr>
+          <w:b/>
+          <w:bCs/>
+        </w:rPr>
+        <w:t>Nâng cao khả năng lưu trữ và quản lí dữ liệu</w:t>
+      </w:r>
+      <w:bookmarkEnd w:id="62"/>
+      <w:r>
+        <w:rPr>
+          <w:b/>
+          <w:bCs/>
+        </w:rPr>
+        <w:t>:</w:t>
+      </w:r>
+    </w:p>
+    <w:p>
+      <w:pPr>
+        <w:pStyle w:val="ListParagraph"/>
+        <w:numPr>
+          <w:ilvl w:val="1"/>
+          <w:numId w:val="32"/>
+        </w:numPr>
+        <w:spacing w:before="100" w:after="100" w:line="240" w:lineRule="auto"/>
+        <w:rPr>
+          <w:rFonts w:cs="Times New Roman"/>
+          <w:color w:val="000000" w:themeColor="text1"/>
+          <w:szCs w:val="26"/>
+        </w:rPr>
+      </w:pPr>
+      <w:r>
+        <w:rPr>
+          <w:rFonts w:cs="Times New Roman"/>
+          <w:color w:val="000000" w:themeColor="text1"/>
+          <w:szCs w:val="26"/>
+        </w:rPr>
+        <w:t>Đảm bảo tính an toàn, toàn vẹn và khả năng mở rộng của dữ liệu khi số lượng người dùng tăng lên</w:t>
+      </w:r>
+      <w:r>
+        <w:rPr>
+          <w:rFonts w:cs="Times New Roman"/>
+          <w:color w:val="000000" w:themeColor="text1"/>
+          <w:szCs w:val="26"/>
+        </w:rPr>
+        <w:t>.</w:t>
+      </w:r>
+    </w:p>
+    <w:p>
+      <w:pPr>
+        <w:pStyle w:val="ListParagraph"/>
+        <w:numPr>
+          <w:ilvl w:val="1"/>
+          <w:numId w:val="32"/>
+        </w:numPr>
+        <w:spacing w:before="100" w:after="100" w:line="240" w:lineRule="auto"/>
+        <w:rPr>
+          <w:rFonts w:cs="Times New Roman"/>
+          <w:color w:val="000000" w:themeColor="text1"/>
+          <w:szCs w:val="26"/>
+        </w:rPr>
+      </w:pPr>
+      <w:r>
+        <w:rPr>
+          <w:rFonts w:cs="Times New Roman"/>
+          <w:color w:val="000000" w:themeColor="text1"/>
+          <w:szCs w:val="26"/>
+        </w:rPr>
+        <w:t>Hỗ trợ sao lưu và phục hồi dữ liệu nhằm tăng độ tin cây cho hệ thống</w:t>
+      </w:r>
+      <w:r>
+        <w:rPr>
+          <w:rFonts w:cs="Times New Roman"/>
+          <w:color w:val="000000" w:themeColor="text1"/>
+          <w:szCs w:val="26"/>
+        </w:rPr>
+        <w:t>.</w:t>
+      </w:r>
+    </w:p>
     <w:sectPr>
       <w:footerReference w:type="default" r:id="rId37"/>
       <w:pgSz w:w="11907" w:h="16840" w:code="9"/>
@@ -17442,6 +17654,119 @@
     </w:lvl>
   </w:abstractNum>
   <w:abstractNum w:abstractNumId="5" w15:restartNumberingAfterBreak="0">
+    <w:nsid w:val="12A73656"/>
+    <w:multiLevelType w:val="hybridMultilevel"/>
+    <w:tmpl w:val="6E46DB60"/>
+    <w:lvl w:ilvl="0" w:tplc="042A0005">
+      <w:start w:val="1"/>
+      <w:numFmt w:val="bullet"/>
+      <w:lvlText w:val=""/>
+      <w:lvlJc w:val="left"/>
+      <w:pPr>
+        <w:ind w:left="720" w:hanging="360"/>
+      </w:pPr>
+      <w:rPr>
+        <w:rFonts w:ascii="Wingdings" w:hAnsi="Wingdings" w:hint="default"/>
+      </w:rPr>
+    </w:lvl>
+    <w:lvl w:ilvl="1" w:tplc="042A0003">
+      <w:start w:val="1"/>
+      <w:numFmt w:val="bullet"/>
+      <w:lvlText w:val="o"/>
+      <w:lvlJc w:val="left"/>
+      <w:pPr>
+        <w:ind w:left="1440" w:hanging="360"/>
+      </w:pPr>
+      <w:rPr>
+        <w:rFonts w:ascii="Courier New" w:hAnsi="Courier New" w:cs="Courier New" w:hint="default"/>
+      </w:rPr>
+    </w:lvl>
+    <w:lvl w:ilvl="2" w:tplc="042A0005">
+      <w:start w:val="1"/>
+      <w:numFmt w:val="bullet"/>
+      <w:lvlText w:val=""/>
+      <w:lvlJc w:val="left"/>
+      <w:pPr>
+        <w:ind w:left="2160" w:hanging="360"/>
+      </w:pPr>
+      <w:rPr>
+        <w:rFonts w:ascii="Wingdings" w:hAnsi="Wingdings" w:hint="default"/>
+      </w:rPr>
+    </w:lvl>
+    <w:lvl w:ilvl="3" w:tplc="042A0001" w:tentative="1">
+      <w:start w:val="1"/>
+      <w:numFmt w:val="bullet"/>
+      <w:lvlText w:val=""/>
+      <w:lvlJc w:val="left"/>
+      <w:pPr>
+        <w:ind w:left="2880" w:hanging="360"/>
+      </w:pPr>
+      <w:rPr>
+        <w:rFonts w:ascii="Symbol" w:hAnsi="Symbol" w:hint="default"/>
+      </w:rPr>
+    </w:lvl>
+    <w:lvl w:ilvl="4" w:tplc="042A0003" w:tentative="1">
+      <w:start w:val="1"/>
+      <w:numFmt w:val="bullet"/>
+      <w:lvlText w:val="o"/>
+      <w:lvlJc w:val="left"/>
+      <w:pPr>
+        <w:ind w:left="3600" w:hanging="360"/>
+      </w:pPr>
+      <w:rPr>
+        <w:rFonts w:ascii="Courier New" w:hAnsi="Courier New" w:cs="Courier New" w:hint="default"/>
+      </w:rPr>
+    </w:lvl>
+    <w:lvl w:ilvl="5" w:tplc="042A0005" w:tentative="1">
+      <w:start w:val="1"/>
+      <w:numFmt w:val="bullet"/>
+      <w:lvlText w:val=""/>
+      <w:lvlJc w:val="left"/>
+      <w:pPr>
+        <w:ind w:left="4320" w:hanging="360"/>
+      </w:pPr>
+      <w:rPr>
+        <w:rFonts w:ascii="Wingdings" w:hAnsi="Wingdings" w:hint="default"/>
+      </w:rPr>
+    </w:lvl>
+    <w:lvl w:ilvl="6" w:tplc="042A0001" w:tentative="1">
+      <w:start w:val="1"/>
+      <w:numFmt w:val="bullet"/>
+      <w:lvlText w:val=""/>
+      <w:lvlJc w:val="left"/>
+      <w:pPr>
+        <w:ind w:left="5040" w:hanging="360"/>
+      </w:pPr>
+      <w:rPr>
+        <w:rFonts w:ascii="Symbol" w:hAnsi="Symbol" w:hint="default"/>
+      </w:rPr>
+    </w:lvl>
+    <w:lvl w:ilvl="7" w:tplc="042A0003" w:tentative="1">
+      <w:start w:val="1"/>
+      <w:numFmt w:val="bullet"/>
+      <w:lvlText w:val="o"/>
+      <w:lvlJc w:val="left"/>
+      <w:pPr>
+        <w:ind w:left="5760" w:hanging="360"/>
+      </w:pPr>
+      <w:rPr>
+        <w:rFonts w:ascii="Courier New" w:hAnsi="Courier New" w:cs="Courier New" w:hint="default"/>
+      </w:rPr>
+    </w:lvl>
+    <w:lvl w:ilvl="8" w:tplc="042A0005" w:tentative="1">
+      <w:start w:val="1"/>
+      <w:numFmt w:val="bullet"/>
+      <w:lvlText w:val=""/>
+      <w:lvlJc w:val="left"/>
+      <w:pPr>
+        <w:ind w:left="6480" w:hanging="360"/>
+      </w:pPr>
+      <w:rPr>
+        <w:rFonts w:ascii="Wingdings" w:hAnsi="Wingdings" w:hint="default"/>
+      </w:rPr>
+    </w:lvl>
+  </w:abstractNum>
+  <w:abstractNum w:abstractNumId="6" w15:restartNumberingAfterBreak="0">
     <w:nsid w:val="14CE4853"/>
     <w:multiLevelType w:val="hybridMultilevel"/>
     <w:tmpl w:val="AF606480"/>
@@ -17528,7 +17853,7 @@
       </w:pPr>
     </w:lvl>
   </w:abstractNum>
-  <w:abstractNum w:abstractNumId="6" w15:restartNumberingAfterBreak="0">
+  <w:abstractNum w:abstractNumId="7" w15:restartNumberingAfterBreak="0">
     <w:nsid w:val="16630F2D"/>
     <w:multiLevelType w:val="hybridMultilevel"/>
     <w:tmpl w:val="601C9352"/>
@@ -17615,7 +17940,7 @@
       </w:pPr>
     </w:lvl>
   </w:abstractNum>
-  <w:abstractNum w:abstractNumId="7" w15:restartNumberingAfterBreak="0">
+  <w:abstractNum w:abstractNumId="8" w15:restartNumberingAfterBreak="0">
     <w:nsid w:val="198C5247"/>
     <w:multiLevelType w:val="hybridMultilevel"/>
     <w:tmpl w:val="6456B198"/>
@@ -17728,7 +18053,233 @@
       </w:rPr>
     </w:lvl>
   </w:abstractNum>
-  <w:abstractNum w:abstractNumId="8" w15:restartNumberingAfterBreak="0">
+  <w:abstractNum w:abstractNumId="9" w15:restartNumberingAfterBreak="0">
+    <w:nsid w:val="20A0499F"/>
+    <w:multiLevelType w:val="hybridMultilevel"/>
+    <w:tmpl w:val="43C073E8"/>
+    <w:lvl w:ilvl="0" w:tplc="042A0005">
+      <w:start w:val="1"/>
+      <w:numFmt w:val="bullet"/>
+      <w:lvlText w:val=""/>
+      <w:lvlJc w:val="left"/>
+      <w:pPr>
+        <w:ind w:left="720" w:hanging="360"/>
+      </w:pPr>
+      <w:rPr>
+        <w:rFonts w:ascii="Wingdings" w:hAnsi="Wingdings" w:hint="default"/>
+      </w:rPr>
+    </w:lvl>
+    <w:lvl w:ilvl="1" w:tplc="042A0003">
+      <w:start w:val="1"/>
+      <w:numFmt w:val="bullet"/>
+      <w:lvlText w:val="o"/>
+      <w:lvlJc w:val="left"/>
+      <w:pPr>
+        <w:ind w:left="1440" w:hanging="360"/>
+      </w:pPr>
+      <w:rPr>
+        <w:rFonts w:ascii="Courier New" w:hAnsi="Courier New" w:cs="Courier New" w:hint="default"/>
+      </w:rPr>
+    </w:lvl>
+    <w:lvl w:ilvl="2" w:tplc="042A0005">
+      <w:start w:val="1"/>
+      <w:numFmt w:val="bullet"/>
+      <w:lvlText w:val=""/>
+      <w:lvlJc w:val="left"/>
+      <w:pPr>
+        <w:ind w:left="2160" w:hanging="360"/>
+      </w:pPr>
+      <w:rPr>
+        <w:rFonts w:ascii="Wingdings" w:hAnsi="Wingdings" w:hint="default"/>
+      </w:rPr>
+    </w:lvl>
+    <w:lvl w:ilvl="3" w:tplc="042A0001" w:tentative="1">
+      <w:start w:val="1"/>
+      <w:numFmt w:val="bullet"/>
+      <w:lvlText w:val=""/>
+      <w:lvlJc w:val="left"/>
+      <w:pPr>
+        <w:ind w:left="2880" w:hanging="360"/>
+      </w:pPr>
+      <w:rPr>
+        <w:rFonts w:ascii="Symbol" w:hAnsi="Symbol" w:hint="default"/>
+      </w:rPr>
+    </w:lvl>
+    <w:lvl w:ilvl="4" w:tplc="042A0003" w:tentative="1">
+      <w:start w:val="1"/>
+      <w:numFmt w:val="bullet"/>
+      <w:lvlText w:val="o"/>
+      <w:lvlJc w:val="left"/>
+      <w:pPr>
+        <w:ind w:left="3600" w:hanging="360"/>
+      </w:pPr>
+      <w:rPr>
+        <w:rFonts w:ascii="Courier New" w:hAnsi="Courier New" w:cs="Courier New" w:hint="default"/>
+      </w:rPr>
+    </w:lvl>
+    <w:lvl w:ilvl="5" w:tplc="042A0005" w:tentative="1">
+      <w:start w:val="1"/>
+      <w:numFmt w:val="bullet"/>
+      <w:lvlText w:val=""/>
+      <w:lvlJc w:val="left"/>
+      <w:pPr>
+        <w:ind w:left="4320" w:hanging="360"/>
+      </w:pPr>
+      <w:rPr>
+        <w:rFonts w:ascii="Wingdings" w:hAnsi="Wingdings" w:hint="default"/>
+      </w:rPr>
+    </w:lvl>
+    <w:lvl w:ilvl="6" w:tplc="042A0001" w:tentative="1">
+      <w:start w:val="1"/>
+      <w:numFmt w:val="bullet"/>
+      <w:lvlText w:val=""/>
+      <w:lvlJc w:val="left"/>
+      <w:pPr>
+        <w:ind w:left="5040" w:hanging="360"/>
+      </w:pPr>
+      <w:rPr>
+        <w:rFonts w:ascii="Symbol" w:hAnsi="Symbol" w:hint="default"/>
+      </w:rPr>
+    </w:lvl>
+    <w:lvl w:ilvl="7" w:tplc="042A0003" w:tentative="1">
+      <w:start w:val="1"/>
+      <w:numFmt w:val="bullet"/>
+      <w:lvlText w:val="o"/>
+      <w:lvlJc w:val="left"/>
+      <w:pPr>
+        <w:ind w:left="5760" w:hanging="360"/>
+      </w:pPr>
+      <w:rPr>
+        <w:rFonts w:ascii="Courier New" w:hAnsi="Courier New" w:cs="Courier New" w:hint="default"/>
+      </w:rPr>
+    </w:lvl>
+    <w:lvl w:ilvl="8" w:tplc="042A0005" w:tentative="1">
+      <w:start w:val="1"/>
+      <w:numFmt w:val="bullet"/>
+      <w:lvlText w:val=""/>
+      <w:lvlJc w:val="left"/>
+      <w:pPr>
+        <w:ind w:left="6480" w:hanging="360"/>
+      </w:pPr>
+      <w:rPr>
+        <w:rFonts w:ascii="Wingdings" w:hAnsi="Wingdings" w:hint="default"/>
+      </w:rPr>
+    </w:lvl>
+  </w:abstractNum>
+  <w:abstractNum w:abstractNumId="10" w15:restartNumberingAfterBreak="0">
+    <w:nsid w:val="23C865E9"/>
+    <w:multiLevelType w:val="hybridMultilevel"/>
+    <w:tmpl w:val="F54CE6A8"/>
+    <w:lvl w:ilvl="0" w:tplc="0BEE1FA2">
+      <w:start w:val="1"/>
+      <w:numFmt w:val="bullet"/>
+      <w:lvlText w:val="-"/>
+      <w:lvlJc w:val="left"/>
+      <w:pPr>
+        <w:ind w:left="1584" w:hanging="360"/>
+      </w:pPr>
+      <w:rPr>
+        <w:rFonts w:ascii="Times New Roman" w:eastAsiaTheme="minorHAnsi" w:hAnsi="Times New Roman" w:cs="Times New Roman" w:hint="default"/>
+      </w:rPr>
+    </w:lvl>
+    <w:lvl w:ilvl="1" w:tplc="0C090003">
+      <w:start w:val="1"/>
+      <w:numFmt w:val="bullet"/>
+      <w:lvlText w:val="o"/>
+      <w:lvlJc w:val="left"/>
+      <w:pPr>
+        <w:ind w:left="2304" w:hanging="360"/>
+      </w:pPr>
+      <w:rPr>
+        <w:rFonts w:ascii="Courier New" w:hAnsi="Courier New" w:cs="Courier New" w:hint="default"/>
+      </w:rPr>
+    </w:lvl>
+    <w:lvl w:ilvl="2" w:tplc="0C090005">
+      <w:start w:val="1"/>
+      <w:numFmt w:val="bullet"/>
+      <w:lvlText w:val=""/>
+      <w:lvlJc w:val="left"/>
+      <w:pPr>
+        <w:ind w:left="3024" w:hanging="360"/>
+      </w:pPr>
+      <w:rPr>
+        <w:rFonts w:ascii="Wingdings" w:hAnsi="Wingdings" w:hint="default"/>
+      </w:rPr>
+    </w:lvl>
+    <w:lvl w:ilvl="3" w:tplc="0C090001">
+      <w:start w:val="1"/>
+      <w:numFmt w:val="bullet"/>
+      <w:lvlText w:val=""/>
+      <w:lvlJc w:val="left"/>
+      <w:pPr>
+        <w:ind w:left="3744" w:hanging="360"/>
+      </w:pPr>
+      <w:rPr>
+        <w:rFonts w:ascii="Symbol" w:hAnsi="Symbol" w:hint="default"/>
+      </w:rPr>
+    </w:lvl>
+    <w:lvl w:ilvl="4" w:tplc="0C090003">
+      <w:start w:val="1"/>
+      <w:numFmt w:val="bullet"/>
+      <w:lvlText w:val="o"/>
+      <w:lvlJc w:val="left"/>
+      <w:pPr>
+        <w:ind w:left="4464" w:hanging="360"/>
+      </w:pPr>
+      <w:rPr>
+        <w:rFonts w:ascii="Courier New" w:hAnsi="Courier New" w:cs="Courier New" w:hint="default"/>
+      </w:rPr>
+    </w:lvl>
+    <w:lvl w:ilvl="5" w:tplc="0C090005">
+      <w:start w:val="1"/>
+      <w:numFmt w:val="bullet"/>
+      <w:lvlText w:val=""/>
+      <w:lvlJc w:val="left"/>
+      <w:pPr>
+        <w:ind w:left="5184" w:hanging="360"/>
+      </w:pPr>
+      <w:rPr>
+        <w:rFonts w:ascii="Wingdings" w:hAnsi="Wingdings" w:hint="default"/>
+      </w:rPr>
+    </w:lvl>
+    <w:lvl w:ilvl="6" w:tplc="0C090001">
+      <w:start w:val="1"/>
+      <w:numFmt w:val="bullet"/>
+      <w:lvlText w:val=""/>
+      <w:lvlJc w:val="left"/>
+      <w:pPr>
+        <w:ind w:left="5904" w:hanging="360"/>
+      </w:pPr>
+      <w:rPr>
+        <w:rFonts w:ascii="Symbol" w:hAnsi="Symbol" w:hint="default"/>
+      </w:rPr>
+    </w:lvl>
+    <w:lvl w:ilvl="7" w:tplc="0C090003">
+      <w:start w:val="1"/>
+      <w:numFmt w:val="bullet"/>
+      <w:lvlText w:val="o"/>
+      <w:lvlJc w:val="left"/>
+      <w:pPr>
+        <w:ind w:left="6624" w:hanging="360"/>
+      </w:pPr>
+      <w:rPr>
+        <w:rFonts w:ascii="Courier New" w:hAnsi="Courier New" w:cs="Courier New" w:hint="default"/>
+      </w:rPr>
+    </w:lvl>
+    <w:lvl w:ilvl="8" w:tplc="0C090005">
+      <w:start w:val="1"/>
+      <w:numFmt w:val="bullet"/>
+      <w:lvlText w:val=""/>
+      <w:lvlJc w:val="left"/>
+      <w:pPr>
+        <w:ind w:left="7344" w:hanging="360"/>
+      </w:pPr>
+      <w:rPr>
+        <w:rFonts w:ascii="Wingdings" w:hAnsi="Wingdings" w:hint="default"/>
+      </w:rPr>
+    </w:lvl>
+  </w:abstractNum>
+  <w:abstractNum w:abstractNumId="11" w15:restartNumberingAfterBreak="0">
     <w:nsid w:val="2544599B"/>
     <w:multiLevelType w:val="hybridMultilevel"/>
     <w:tmpl w:val="9D02F802"/>
@@ -17841,7 +18392,7 @@
       </w:rPr>
     </w:lvl>
   </w:abstractNum>
-  <w:abstractNum w:abstractNumId="9" w15:restartNumberingAfterBreak="0">
+  <w:abstractNum w:abstractNumId="12" w15:restartNumberingAfterBreak="0">
     <w:nsid w:val="26BB7B8C"/>
     <w:multiLevelType w:val="hybridMultilevel"/>
     <w:tmpl w:val="D5441D52"/>
@@ -17954,7 +18505,120 @@
       </w:rPr>
     </w:lvl>
   </w:abstractNum>
-  <w:abstractNum w:abstractNumId="10" w15:restartNumberingAfterBreak="0">
+  <w:abstractNum w:abstractNumId="13" w15:restartNumberingAfterBreak="0">
+    <w:nsid w:val="29F72D3F"/>
+    <w:multiLevelType w:val="hybridMultilevel"/>
+    <w:tmpl w:val="67D60176"/>
+    <w:lvl w:ilvl="0" w:tplc="042A0001">
+      <w:start w:val="1"/>
+      <w:numFmt w:val="bullet"/>
+      <w:lvlText w:val=""/>
+      <w:lvlJc w:val="left"/>
+      <w:pPr>
+        <w:ind w:left="720" w:hanging="360"/>
+      </w:pPr>
+      <w:rPr>
+        <w:rFonts w:ascii="Symbol" w:hAnsi="Symbol" w:hint="default"/>
+      </w:rPr>
+    </w:lvl>
+    <w:lvl w:ilvl="1" w:tplc="042A0003">
+      <w:start w:val="1"/>
+      <w:numFmt w:val="bullet"/>
+      <w:lvlText w:val="o"/>
+      <w:lvlJc w:val="left"/>
+      <w:pPr>
+        <w:ind w:left="1440" w:hanging="360"/>
+      </w:pPr>
+      <w:rPr>
+        <w:rFonts w:ascii="Courier New" w:hAnsi="Courier New" w:cs="Courier New" w:hint="default"/>
+      </w:rPr>
+    </w:lvl>
+    <w:lvl w:ilvl="2" w:tplc="042A0005">
+      <w:start w:val="1"/>
+      <w:numFmt w:val="bullet"/>
+      <w:lvlText w:val=""/>
+      <w:lvlJc w:val="left"/>
+      <w:pPr>
+        <w:ind w:left="2160" w:hanging="360"/>
+      </w:pPr>
+      <w:rPr>
+        <w:rFonts w:ascii="Wingdings" w:hAnsi="Wingdings" w:hint="default"/>
+      </w:rPr>
+    </w:lvl>
+    <w:lvl w:ilvl="3" w:tplc="042A0001" w:tentative="1">
+      <w:start w:val="1"/>
+      <w:numFmt w:val="bullet"/>
+      <w:lvlText w:val=""/>
+      <w:lvlJc w:val="left"/>
+      <w:pPr>
+        <w:ind w:left="2880" w:hanging="360"/>
+      </w:pPr>
+      <w:rPr>
+        <w:rFonts w:ascii="Symbol" w:hAnsi="Symbol" w:hint="default"/>
+      </w:rPr>
+    </w:lvl>
+    <w:lvl w:ilvl="4" w:tplc="042A0003" w:tentative="1">
+      <w:start w:val="1"/>
+      <w:numFmt w:val="bullet"/>
+      <w:lvlText w:val="o"/>
+      <w:lvlJc w:val="left"/>
+      <w:pPr>
+        <w:ind w:left="3600" w:hanging="360"/>
+      </w:pPr>
+      <w:rPr>
+        <w:rFonts w:ascii="Courier New" w:hAnsi="Courier New" w:cs="Courier New" w:hint="default"/>
+      </w:rPr>
+    </w:lvl>
+    <w:lvl w:ilvl="5" w:tplc="042A0005" w:tentative="1">
+      <w:start w:val="1"/>
+      <w:numFmt w:val="bullet"/>
+      <w:lvlText w:val=""/>
+      <w:lvlJc w:val="left"/>
+      <w:pPr>
+        <w:ind w:left="4320" w:hanging="360"/>
+      </w:pPr>
+      <w:rPr>
+        <w:rFonts w:ascii="Wingdings" w:hAnsi="Wingdings" w:hint="default"/>
+      </w:rPr>
+    </w:lvl>
+    <w:lvl w:ilvl="6" w:tplc="042A0001" w:tentative="1">
+      <w:start w:val="1"/>
+      <w:numFmt w:val="bullet"/>
+      <w:lvlText w:val=""/>
+      <w:lvlJc w:val="left"/>
+      <w:pPr>
+        <w:ind w:left="5040" w:hanging="360"/>
+      </w:pPr>
+      <w:rPr>
+        <w:rFonts w:ascii="Symbol" w:hAnsi="Symbol" w:hint="default"/>
+      </w:rPr>
+    </w:lvl>
+    <w:lvl w:ilvl="7" w:tplc="042A0003" w:tentative="1">
+      <w:start w:val="1"/>
+      <w:numFmt w:val="bullet"/>
+      <w:lvlText w:val="o"/>
+      <w:lvlJc w:val="left"/>
+      <w:pPr>
+        <w:ind w:left="5760" w:hanging="360"/>
+      </w:pPr>
+      <w:rPr>
+        <w:rFonts w:ascii="Courier New" w:hAnsi="Courier New" w:cs="Courier New" w:hint="default"/>
+      </w:rPr>
+    </w:lvl>
+    <w:lvl w:ilvl="8" w:tplc="042A0005" w:tentative="1">
+      <w:start w:val="1"/>
+      <w:numFmt w:val="bullet"/>
+      <w:lvlText w:val=""/>
+      <w:lvlJc w:val="left"/>
+      <w:pPr>
+        <w:ind w:left="6480" w:hanging="360"/>
+      </w:pPr>
+      <w:rPr>
+        <w:rFonts w:ascii="Wingdings" w:hAnsi="Wingdings" w:hint="default"/>
+      </w:rPr>
+    </w:lvl>
+  </w:abstractNum>
+  <w:abstractNum w:abstractNumId="14" w15:restartNumberingAfterBreak="0">
     <w:nsid w:val="30B839E8"/>
     <w:multiLevelType w:val="multilevel"/>
     <w:tmpl w:val="5E7AEA9A"/>
@@ -18103,7 +18767,7 @@
       </w:rPr>
     </w:lvl>
   </w:abstractNum>
-  <w:abstractNum w:abstractNumId="11" w15:restartNumberingAfterBreak="0">
+  <w:abstractNum w:abstractNumId="15" w15:restartNumberingAfterBreak="0">
     <w:nsid w:val="3E963EEE"/>
     <w:multiLevelType w:val="multilevel"/>
     <w:tmpl w:val="D86AD1D4"/>
@@ -18216,7 +18880,7 @@
       </w:pPr>
     </w:lvl>
   </w:abstractNum>
-  <w:abstractNum w:abstractNumId="12" w15:restartNumberingAfterBreak="0">
+  <w:abstractNum w:abstractNumId="16" w15:restartNumberingAfterBreak="0">
     <w:nsid w:val="42863E6E"/>
     <w:multiLevelType w:val="multilevel"/>
     <w:tmpl w:val="02FCB5C0"/>
@@ -18361,10 +19025,10 @@
       </w:rPr>
     </w:lvl>
   </w:abstractNum>
-  <w:abstractNum w:abstractNumId="13" w15:restartNumberingAfterBreak="0">
+  <w:abstractNum w:abstractNumId="17" w15:restartNumberingAfterBreak="0">
     <w:nsid w:val="47DC79FB"/>
     <w:multiLevelType w:val="hybridMultilevel"/>
-    <w:tmpl w:val="7690E84E"/>
+    <w:tmpl w:val="84E24E00"/>
     <w:lvl w:ilvl="0" w:tplc="042A0001">
       <w:start w:val="1"/>
       <w:numFmt w:val="bullet"/>
@@ -18389,7 +19053,7 @@
         <w:rFonts w:ascii="Courier New" w:hAnsi="Courier New" w:cs="Courier New" w:hint="default"/>
       </w:rPr>
     </w:lvl>
-    <w:lvl w:ilvl="2" w:tplc="042A0005" w:tentative="1">
+    <w:lvl w:ilvl="2" w:tplc="042A0005">
       <w:start w:val="1"/>
       <w:numFmt w:val="bullet"/>
       <w:lvlText w:val=""/>
@@ -18474,7 +19138,7 @@
       </w:rPr>
     </w:lvl>
   </w:abstractNum>
-  <w:abstractNum w:abstractNumId="14" w15:restartNumberingAfterBreak="0">
+  <w:abstractNum w:abstractNumId="18" w15:restartNumberingAfterBreak="0">
     <w:nsid w:val="4BDD2346"/>
     <w:multiLevelType w:val="hybridMultilevel"/>
     <w:tmpl w:val="CF209146"/>
@@ -18587,7 +19251,7 @@
       </w:rPr>
     </w:lvl>
   </w:abstractNum>
-  <w:abstractNum w:abstractNumId="15" w15:restartNumberingAfterBreak="0">
+  <w:abstractNum w:abstractNumId="19" w15:restartNumberingAfterBreak="0">
     <w:nsid w:val="4C021AB3"/>
     <w:multiLevelType w:val="hybridMultilevel"/>
     <w:tmpl w:val="20BC4708"/>
@@ -18700,10 +19364,104 @@
       </w:rPr>
     </w:lvl>
   </w:abstractNum>
-  <w:abstractNum w:abstractNumId="16" w15:restartNumberingAfterBreak="0">
+  <w:abstractNum w:abstractNumId="20" w15:restartNumberingAfterBreak="0">
+    <w:nsid w:val="4F246B65"/>
+    <w:multiLevelType w:val="multilevel"/>
+    <w:tmpl w:val="78DAAC36"/>
+    <w:lvl w:ilvl="0">
+      <w:start w:val="1"/>
+      <w:numFmt w:val="decimal"/>
+      <w:lvlText w:val="%1."/>
+      <w:lvlJc w:val="left"/>
+      <w:pPr>
+        <w:ind w:left="1212" w:hanging="360"/>
+      </w:pPr>
+    </w:lvl>
+    <w:lvl w:ilvl="1">
+      <w:start w:val="1"/>
+      <w:numFmt w:val="decimal"/>
+      <w:isLgl/>
+      <w:lvlText w:val="%1.%2."/>
+      <w:lvlJc w:val="left"/>
+      <w:pPr>
+        <w:ind w:left="1932" w:hanging="720"/>
+      </w:pPr>
+    </w:lvl>
+    <w:lvl w:ilvl="2">
+      <w:start w:val="1"/>
+      <w:numFmt w:val="decimal"/>
+      <w:isLgl/>
+      <w:lvlText w:val="%1.%2.%3."/>
+      <w:lvlJc w:val="left"/>
+      <w:pPr>
+        <w:ind w:left="2292" w:hanging="720"/>
+      </w:pPr>
+    </w:lvl>
+    <w:lvl w:ilvl="3">
+      <w:start w:val="1"/>
+      <w:numFmt w:val="decimal"/>
+      <w:isLgl/>
+      <w:lvlText w:val="%1.%2.%3.%4."/>
+      <w:lvlJc w:val="left"/>
+      <w:pPr>
+        <w:ind w:left="3012" w:hanging="1080"/>
+      </w:pPr>
+    </w:lvl>
+    <w:lvl w:ilvl="4">
+      <w:start w:val="1"/>
+      <w:numFmt w:val="decimal"/>
+      <w:isLgl/>
+      <w:lvlText w:val="%1.%2.%3.%4.%5."/>
+      <w:lvlJc w:val="left"/>
+      <w:pPr>
+        <w:ind w:left="3372" w:hanging="1080"/>
+      </w:pPr>
+    </w:lvl>
+    <w:lvl w:ilvl="5">
+      <w:start w:val="1"/>
+      <w:numFmt w:val="decimal"/>
+      <w:isLgl/>
+      <w:lvlText w:val="%1.%2.%3.%4.%5.%6."/>
+      <w:lvlJc w:val="left"/>
+      <w:pPr>
+        <w:ind w:left="4092" w:hanging="1440"/>
+      </w:pPr>
+    </w:lvl>
+    <w:lvl w:ilvl="6">
+      <w:start w:val="1"/>
+      <w:numFmt w:val="decimal"/>
+      <w:isLgl/>
+      <w:lvlText w:val="%1.%2.%3.%4.%5.%6.%7."/>
+      <w:lvlJc w:val="left"/>
+      <w:pPr>
+        <w:ind w:left="4812" w:hanging="1800"/>
+      </w:pPr>
+    </w:lvl>
+    <w:lvl w:ilvl="7">
+      <w:start w:val="1"/>
+      <w:numFmt w:val="decimal"/>
+      <w:isLgl/>
+      <w:lvlText w:val="%1.%2.%3.%4.%5.%6.%7.%8."/>
+      <w:lvlJc w:val="left"/>
+      <w:pPr>
+        <w:ind w:left="5172" w:hanging="1800"/>
+      </w:pPr>
+    </w:lvl>
+    <w:lvl w:ilvl="8">
+      <w:start w:val="1"/>
+      <w:numFmt w:val="decimal"/>
+      <w:isLgl/>
+      <w:lvlText w:val="%1.%2.%3.%4.%5.%6.%7.%8.%9."/>
+      <w:lvlJc w:val="left"/>
+      <w:pPr>
+        <w:ind w:left="5892" w:hanging="2160"/>
+      </w:pPr>
+    </w:lvl>
+  </w:abstractNum>
+  <w:abstractNum w:abstractNumId="21" w15:restartNumberingAfterBreak="0">
     <w:nsid w:val="51D940AE"/>
     <w:multiLevelType w:val="hybridMultilevel"/>
-    <w:tmpl w:val="381A8EC4"/>
+    <w:tmpl w:val="597AF8C8"/>
     <w:lvl w:ilvl="0" w:tplc="042A0001">
       <w:start w:val="1"/>
       <w:numFmt w:val="bullet"/>
@@ -18716,104 +19474,104 @@
         <w:rFonts w:ascii="Symbol" w:hAnsi="Symbol" w:hint="default"/>
       </w:rPr>
     </w:lvl>
-    <w:lvl w:ilvl="1" w:tplc="042A0003" w:tentative="1">
+    <w:lvl w:ilvl="1" w:tplc="042A0001">
+      <w:start w:val="1"/>
+      <w:numFmt w:val="bullet"/>
+      <w:lvlText w:val=""/>
+      <w:lvlJc w:val="left"/>
+      <w:pPr>
+        <w:ind w:left="1440" w:hanging="360"/>
+      </w:pPr>
+      <w:rPr>
+        <w:rFonts w:ascii="Symbol" w:hAnsi="Symbol" w:hint="default"/>
+      </w:rPr>
+    </w:lvl>
+    <w:lvl w:ilvl="2" w:tplc="042A0001">
+      <w:start w:val="1"/>
+      <w:numFmt w:val="bullet"/>
+      <w:lvlText w:val=""/>
+      <w:lvlJc w:val="left"/>
+      <w:pPr>
+        <w:ind w:left="2160" w:hanging="360"/>
+      </w:pPr>
+      <w:rPr>
+        <w:rFonts w:ascii="Symbol" w:hAnsi="Symbol" w:hint="default"/>
+      </w:rPr>
+    </w:lvl>
+    <w:lvl w:ilvl="3" w:tplc="042A0001" w:tentative="1">
+      <w:start w:val="1"/>
+      <w:numFmt w:val="bullet"/>
+      <w:lvlText w:val=""/>
+      <w:lvlJc w:val="left"/>
+      <w:pPr>
+        <w:ind w:left="2880" w:hanging="360"/>
+      </w:pPr>
+      <w:rPr>
+        <w:rFonts w:ascii="Symbol" w:hAnsi="Symbol" w:hint="default"/>
+      </w:rPr>
+    </w:lvl>
+    <w:lvl w:ilvl="4" w:tplc="042A0003" w:tentative="1">
       <w:start w:val="1"/>
       <w:numFmt w:val="bullet"/>
       <w:lvlText w:val="o"/>
       <w:lvlJc w:val="left"/>
       <w:pPr>
-        <w:ind w:left="1440" w:hanging="360"/>
+        <w:ind w:left="3600" w:hanging="360"/>
       </w:pPr>
       <w:rPr>
         <w:rFonts w:ascii="Courier New" w:hAnsi="Courier New" w:cs="Courier New" w:hint="default"/>
       </w:rPr>
     </w:lvl>
-    <w:lvl w:ilvl="2" w:tplc="042A0005" w:tentative="1">
+    <w:lvl w:ilvl="5" w:tplc="042A0005" w:tentative="1">
       <w:start w:val="1"/>
       <w:numFmt w:val="bullet"/>
       <w:lvlText w:val=""/>
       <w:lvlJc w:val="left"/>
       <w:pPr>
-        <w:ind w:left="2160" w:hanging="360"/>
+        <w:ind w:left="4320" w:hanging="360"/>
       </w:pPr>
       <w:rPr>
         <w:rFonts w:ascii="Wingdings" w:hAnsi="Wingdings" w:hint="default"/>
       </w:rPr>
     </w:lvl>
-    <w:lvl w:ilvl="3" w:tplc="042A0001" w:tentative="1">
+    <w:lvl w:ilvl="6" w:tplc="042A0001" w:tentative="1">
       <w:start w:val="1"/>
       <w:numFmt w:val="bullet"/>
       <w:lvlText w:val=""/>
       <w:lvlJc w:val="left"/>
       <w:pPr>
-        <w:ind w:left="2880" w:hanging="360"/>
+        <w:ind w:left="5040" w:hanging="360"/>
       </w:pPr>
       <w:rPr>
         <w:rFonts w:ascii="Symbol" w:hAnsi="Symbol" w:hint="default"/>
       </w:rPr>
     </w:lvl>
-    <w:lvl w:ilvl="4" w:tplc="042A0003" w:tentative="1">
+    <w:lvl w:ilvl="7" w:tplc="042A0003" w:tentative="1">
       <w:start w:val="1"/>
       <w:numFmt w:val="bullet"/>
       <w:lvlText w:val="o"/>
       <w:lvlJc w:val="left"/>
       <w:pPr>
-        <w:ind w:left="3600" w:hanging="360"/>
+        <w:ind w:left="5760" w:hanging="360"/>
       </w:pPr>
       <w:rPr>
         <w:rFonts w:ascii="Courier New" w:hAnsi="Courier New" w:cs="Courier New" w:hint="default"/>
       </w:rPr>
     </w:lvl>
-    <w:lvl w:ilvl="5" w:tplc="042A0005" w:tentative="1">
+    <w:lvl w:ilvl="8" w:tplc="042A0005" w:tentative="1">
       <w:start w:val="1"/>
       <w:numFmt w:val="bullet"/>
       <w:lvlText w:val=""/>
       <w:lvlJc w:val="left"/>
       <w:pPr>
-        <w:ind w:left="4320" w:hanging="360"/>
+        <w:ind w:left="6480" w:hanging="360"/>
       </w:pPr>
       <w:rPr>
         <w:rFonts w:ascii="Wingdings" w:hAnsi="Wingdings" w:hint="default"/>
       </w:rPr>
     </w:lvl>
-    <w:lvl w:ilvl="6" w:tplc="042A0001" w:tentative="1">
-      <w:start w:val="1"/>
-      <w:numFmt w:val="bullet"/>
-      <w:lvlText w:val=""/>
-      <w:lvlJc w:val="left"/>
-      <w:pPr>
-        <w:ind w:left="5040" w:hanging="360"/>
-      </w:pPr>
-      <w:rPr>
-        <w:rFonts w:ascii="Symbol" w:hAnsi="Symbol" w:hint="default"/>
-      </w:rPr>
-    </w:lvl>
-    <w:lvl w:ilvl="7" w:tplc="042A0003" w:tentative="1">
-      <w:start w:val="1"/>
-      <w:numFmt w:val="bullet"/>
-      <w:lvlText w:val="o"/>
-      <w:lvlJc w:val="left"/>
-      <w:pPr>
-        <w:ind w:left="5760" w:hanging="360"/>
-      </w:pPr>
-      <w:rPr>
-        <w:rFonts w:ascii="Courier New" w:hAnsi="Courier New" w:cs="Courier New" w:hint="default"/>
-      </w:rPr>
-    </w:lvl>
-    <w:lvl w:ilvl="8" w:tplc="042A0005" w:tentative="1">
-      <w:start w:val="1"/>
-      <w:numFmt w:val="bullet"/>
-      <w:lvlText w:val=""/>
-      <w:lvlJc w:val="left"/>
-      <w:pPr>
-        <w:ind w:left="6480" w:hanging="360"/>
-      </w:pPr>
-      <w:rPr>
-        <w:rFonts w:ascii="Wingdings" w:hAnsi="Wingdings" w:hint="default"/>
-      </w:rPr>
-    </w:lvl>
   </w:abstractNum>
-  <w:abstractNum w:abstractNumId="17" w15:restartNumberingAfterBreak="0">
+  <w:abstractNum w:abstractNumId="22" w15:restartNumberingAfterBreak="0">
     <w:nsid w:val="5ADA22FF"/>
     <w:multiLevelType w:val="hybridMultilevel"/>
     <w:tmpl w:val="835AA926"/>
@@ -18926,7 +19684,7 @@
       </w:rPr>
     </w:lvl>
   </w:abstractNum>
-  <w:abstractNum w:abstractNumId="18" w15:restartNumberingAfterBreak="0">
+  <w:abstractNum w:abstractNumId="23" w15:restartNumberingAfterBreak="0">
     <w:nsid w:val="658A3134"/>
     <w:multiLevelType w:val="multilevel"/>
     <w:tmpl w:val="C966D8EE"/>
@@ -19075,7 +19833,7 @@
       </w:rPr>
     </w:lvl>
   </w:abstractNum>
-  <w:abstractNum w:abstractNumId="19" w15:restartNumberingAfterBreak="0">
+  <w:abstractNum w:abstractNumId="24" w15:restartNumberingAfterBreak="0">
     <w:nsid w:val="6C9E3461"/>
     <w:multiLevelType w:val="multilevel"/>
     <w:tmpl w:val="44EA4058"/>
@@ -19212,7 +19970,7 @@
       </w:rPr>
     </w:lvl>
   </w:abstractNum>
-  <w:abstractNum w:abstractNumId="20" w15:restartNumberingAfterBreak="0">
+  <w:abstractNum w:abstractNumId="25" w15:restartNumberingAfterBreak="0">
     <w:nsid w:val="6CD45B12"/>
     <w:multiLevelType w:val="multilevel"/>
     <w:tmpl w:val="B778074A"/>
@@ -19357,7 +20115,7 @@
       </w:rPr>
     </w:lvl>
   </w:abstractNum>
-  <w:abstractNum w:abstractNumId="21" w15:restartNumberingAfterBreak="0">
+  <w:abstractNum w:abstractNumId="26" w15:restartNumberingAfterBreak="0">
     <w:nsid w:val="6D56482A"/>
     <w:multiLevelType w:val="hybridMultilevel"/>
     <w:tmpl w:val="563A7C9A"/>
@@ -19470,7 +20228,7 @@
       </w:rPr>
     </w:lvl>
   </w:abstractNum>
-  <w:abstractNum w:abstractNumId="22" w15:restartNumberingAfterBreak="0">
+  <w:abstractNum w:abstractNumId="27" w15:restartNumberingAfterBreak="0">
     <w:nsid w:val="6F3A52C7"/>
     <w:multiLevelType w:val="multilevel"/>
     <w:tmpl w:val="BDDAFEEA"/>
@@ -19619,7 +20377,7 @@
       </w:rPr>
     </w:lvl>
   </w:abstractNum>
-  <w:abstractNum w:abstractNumId="23" w15:restartNumberingAfterBreak="0">
+  <w:abstractNum w:abstractNumId="28" w15:restartNumberingAfterBreak="0">
     <w:nsid w:val="715D58ED"/>
     <w:multiLevelType w:val="hybridMultilevel"/>
     <w:tmpl w:val="7D5CCE22"/>
@@ -19732,7 +20490,120 @@
       </w:rPr>
     </w:lvl>
   </w:abstractNum>
-  <w:abstractNum w:abstractNumId="24" w15:restartNumberingAfterBreak="0">
+  <w:abstractNum w:abstractNumId="29" w15:restartNumberingAfterBreak="0">
+    <w:nsid w:val="77FC4F84"/>
+    <w:multiLevelType w:val="hybridMultilevel"/>
+    <w:tmpl w:val="4ED0FABE"/>
+    <w:lvl w:ilvl="0" w:tplc="042A0001">
+      <w:start w:val="1"/>
+      <w:numFmt w:val="bullet"/>
+      <w:lvlText w:val=""/>
+      <w:lvlJc w:val="left"/>
+      <w:pPr>
+        <w:ind w:left="720" w:hanging="360"/>
+      </w:pPr>
+      <w:rPr>
+        <w:rFonts w:ascii="Symbol" w:hAnsi="Symbol" w:hint="default"/>
+      </w:rPr>
+    </w:lvl>
+    <w:lvl w:ilvl="1" w:tplc="042A0003">
+      <w:start w:val="1"/>
+      <w:numFmt w:val="bullet"/>
+      <w:lvlText w:val="o"/>
+      <w:lvlJc w:val="left"/>
+      <w:pPr>
+        <w:ind w:left="1440" w:hanging="360"/>
+      </w:pPr>
+      <w:rPr>
+        <w:rFonts w:ascii="Courier New" w:hAnsi="Courier New" w:cs="Courier New" w:hint="default"/>
+      </w:rPr>
+    </w:lvl>
+    <w:lvl w:ilvl="2" w:tplc="042A0005">
+      <w:start w:val="1"/>
+      <w:numFmt w:val="bullet"/>
+      <w:lvlText w:val=""/>
+      <w:lvlJc w:val="left"/>
+      <w:pPr>
+        <w:ind w:left="2160" w:hanging="360"/>
+      </w:pPr>
+      <w:rPr>
+        <w:rFonts w:ascii="Wingdings" w:hAnsi="Wingdings" w:hint="default"/>
+      </w:rPr>
+    </w:lvl>
+    <w:lvl w:ilvl="3" w:tplc="042A0001">
+      <w:start w:val="1"/>
+      <w:numFmt w:val="bullet"/>
+      <w:lvlText w:val=""/>
+      <w:lvlJc w:val="left"/>
+      <w:pPr>
+        <w:ind w:left="2880" w:hanging="360"/>
+      </w:pPr>
+      <w:rPr>
+        <w:rFonts w:ascii="Symbol" w:hAnsi="Symbol" w:hint="default"/>
+      </w:rPr>
+    </w:lvl>
+    <w:lvl w:ilvl="4" w:tplc="042A0003" w:tentative="1">
+      <w:start w:val="1"/>
+      <w:numFmt w:val="bullet"/>
+      <w:lvlText w:val="o"/>
+      <w:lvlJc w:val="left"/>
+      <w:pPr>
+        <w:ind w:left="3600" w:hanging="360"/>
+      </w:pPr>
+      <w:rPr>
+        <w:rFonts w:ascii="Courier New" w:hAnsi="Courier New" w:cs="Courier New" w:hint="default"/>
+      </w:rPr>
+    </w:lvl>
+    <w:lvl w:ilvl="5" w:tplc="042A0005" w:tentative="1">
+      <w:start w:val="1"/>
+      <w:numFmt w:val="bullet"/>
+      <w:lvlText w:val=""/>
+      <w:lvlJc w:val="left"/>
+      <w:pPr>
+        <w:ind w:left="4320" w:hanging="360"/>
+      </w:pPr>
+      <w:rPr>
+        <w:rFonts w:ascii="Wingdings" w:hAnsi="Wingdings" w:hint="default"/>
+      </w:rPr>
+    </w:lvl>
+    <w:lvl w:ilvl="6" w:tplc="042A0001" w:tentative="1">
+      <w:start w:val="1"/>
+      <w:numFmt w:val="bullet"/>
+      <w:lvlText w:val=""/>
+      <w:lvlJc w:val="left"/>
+      <w:pPr>
+        <w:ind w:left="5040" w:hanging="360"/>
+      </w:pPr>
+      <w:rPr>
+        <w:rFonts w:ascii="Symbol" w:hAnsi="Symbol" w:hint="default"/>
+      </w:rPr>
+    </w:lvl>
+    <w:lvl w:ilvl="7" w:tplc="042A0003" w:tentative="1">
+      <w:start w:val="1"/>
+      <w:numFmt w:val="bullet"/>
+      <w:lvlText w:val="o"/>
+      <w:lvlJc w:val="left"/>
+      <w:pPr>
+        <w:ind w:left="5760" w:hanging="360"/>
+      </w:pPr>
+      <w:rPr>
+        <w:rFonts w:ascii="Courier New" w:hAnsi="Courier New" w:cs="Courier New" w:hint="default"/>
+      </w:rPr>
+    </w:lvl>
+    <w:lvl w:ilvl="8" w:tplc="042A0005" w:tentative="1">
+      <w:start w:val="1"/>
+      <w:numFmt w:val="bullet"/>
+      <w:lvlText w:val=""/>
+      <w:lvlJc w:val="left"/>
+      <w:pPr>
+        <w:ind w:left="6480" w:hanging="360"/>
+      </w:pPr>
+      <w:rPr>
+        <w:rFonts w:ascii="Wingdings" w:hAnsi="Wingdings" w:hint="default"/>
+      </w:rPr>
+    </w:lvl>
+  </w:abstractNum>
+  <w:abstractNum w:abstractNumId="30" w15:restartNumberingAfterBreak="0">
     <w:nsid w:val="796972C2"/>
     <w:multiLevelType w:val="hybridMultilevel"/>
     <w:tmpl w:val="AE8847D2"/>
@@ -19846,64 +20717,64 @@
     </w:lvl>
   </w:abstractNum>
   <w:num w:numId="1" w16cid:durableId="863594731">
-    <w:abstractNumId w:val="5"/>
+    <w:abstractNumId w:val="6"/>
   </w:num>
   <w:num w:numId="2" w16cid:durableId="704870765">
-    <w:abstractNumId w:val="6"/>
+    <w:abstractNumId w:val="7"/>
   </w:num>
   <w:num w:numId="3" w16cid:durableId="581456284">
     <w:abstractNumId w:val="4"/>
   </w:num>
   <w:num w:numId="4" w16cid:durableId="183598632">
-    <w:abstractNumId w:val="19"/>
+    <w:abstractNumId w:val="24"/>
   </w:num>
   <w:num w:numId="5" w16cid:durableId="235286256">
-    <w:abstractNumId w:val="23"/>
+    <w:abstractNumId w:val="28"/>
   </w:num>
   <w:num w:numId="6" w16cid:durableId="1930305763">
-    <w:abstractNumId w:val="17"/>
+    <w:abstractNumId w:val="22"/>
   </w:num>
   <w:num w:numId="7" w16cid:durableId="2014987151">
-    <w:abstractNumId w:val="7"/>
+    <w:abstractNumId w:val="8"/>
   </w:num>
   <w:num w:numId="8" w16cid:durableId="1468473749">
-    <w:abstractNumId w:val="6"/>
+    <w:abstractNumId w:val="7"/>
     <w:lvlOverride w:ilvl="0">
       <w:startOverride w:val="3"/>
     </w:lvlOverride>
   </w:num>
   <w:num w:numId="9" w16cid:durableId="181483268">
-    <w:abstractNumId w:val="20"/>
+    <w:abstractNumId w:val="25"/>
   </w:num>
   <w:num w:numId="10" w16cid:durableId="1173034226">
-    <w:abstractNumId w:val="15"/>
+    <w:abstractNumId w:val="19"/>
   </w:num>
   <w:num w:numId="11" w16cid:durableId="2020348618">
-    <w:abstractNumId w:val="24"/>
+    <w:abstractNumId w:val="30"/>
   </w:num>
   <w:num w:numId="12" w16cid:durableId="1521774484">
-    <w:abstractNumId w:val="14"/>
+    <w:abstractNumId w:val="18"/>
   </w:num>
   <w:num w:numId="13" w16cid:durableId="1364019372">
-    <w:abstractNumId w:val="10"/>
+    <w:abstractNumId w:val="14"/>
   </w:num>
   <w:num w:numId="14" w16cid:durableId="348335973">
     <w:abstractNumId w:val="2"/>
   </w:num>
   <w:num w:numId="15" w16cid:durableId="887112640">
-    <w:abstractNumId w:val="11"/>
+    <w:abstractNumId w:val="15"/>
   </w:num>
   <w:num w:numId="16" w16cid:durableId="1693650824">
-    <w:abstractNumId w:val="18"/>
+    <w:abstractNumId w:val="23"/>
   </w:num>
   <w:num w:numId="17" w16cid:durableId="7608050">
-    <w:abstractNumId w:val="12"/>
+    <w:abstractNumId w:val="16"/>
   </w:num>
   <w:num w:numId="18" w16cid:durableId="1974552119">
-    <w:abstractNumId w:val="22"/>
+    <w:abstractNumId w:val="27"/>
   </w:num>
   <w:num w:numId="19" w16cid:durableId="622268549">
-    <w:abstractNumId w:val="21"/>
+    <w:abstractNumId w:val="26"/>
   </w:num>
   <w:num w:numId="20" w16cid:durableId="181363057">
     <w:abstractNumId w:val="3"/>
@@ -19912,19 +20783,73 @@
     <w:abstractNumId w:val="1"/>
   </w:num>
   <w:num w:numId="22" w16cid:durableId="1538005487">
-    <w:abstractNumId w:val="8"/>
+    <w:abstractNumId w:val="11"/>
   </w:num>
   <w:num w:numId="23" w16cid:durableId="703603231">
-    <w:abstractNumId w:val="9"/>
+    <w:abstractNumId w:val="12"/>
   </w:num>
   <w:num w:numId="24" w16cid:durableId="1606421200">
     <w:abstractNumId w:val="0"/>
   </w:num>
   <w:num w:numId="25" w16cid:durableId="51511744">
+    <w:abstractNumId w:val="17"/>
+  </w:num>
+  <w:num w:numId="26" w16cid:durableId="892349391">
+    <w:abstractNumId w:val="21"/>
+  </w:num>
+  <w:num w:numId="27" w16cid:durableId="1920751657">
+    <w:abstractNumId w:val="10"/>
+    <w:lvlOverride w:ilvl="0"/>
+    <w:lvlOverride w:ilvl="1"/>
+    <w:lvlOverride w:ilvl="2"/>
+    <w:lvlOverride w:ilvl="3"/>
+    <w:lvlOverride w:ilvl="4"/>
+    <w:lvlOverride w:ilvl="5"/>
+    <w:lvlOverride w:ilvl="6"/>
+    <w:lvlOverride w:ilvl="7"/>
+    <w:lvlOverride w:ilvl="8"/>
+  </w:num>
+  <w:num w:numId="28" w16cid:durableId="93402793">
+    <w:abstractNumId w:val="20"/>
+    <w:lvlOverride w:ilvl="0">
+      <w:startOverride w:val="1"/>
+    </w:lvlOverride>
+    <w:lvlOverride w:ilvl="1">
+      <w:startOverride w:val="1"/>
+    </w:lvlOverride>
+    <w:lvlOverride w:ilvl="2">
+      <w:startOverride w:val="1"/>
+    </w:lvlOverride>
+    <w:lvlOverride w:ilvl="3">
+      <w:startOverride w:val="1"/>
+    </w:lvlOverride>
+    <w:lvlOverride w:ilvl="4">
+      <w:startOverride w:val="1"/>
+    </w:lvlOverride>
+    <w:lvlOverride w:ilvl="5">
+      <w:startOverride w:val="1"/>
+    </w:lvlOverride>
+    <w:lvlOverride w:ilvl="6">
+      <w:startOverride w:val="1"/>
+    </w:lvlOverride>
+    <w:lvlOverride w:ilvl="7">
+      <w:startOverride w:val="1"/>
+    </w:lvlOverride>
+    <w:lvlOverride w:ilvl="8">
+      <w:startOverride w:val="1"/>
+    </w:lvlOverride>
+  </w:num>
+  <w:num w:numId="29" w16cid:durableId="637534355">
     <w:abstractNumId w:val="13"/>
   </w:num>
-  <w:num w:numId="26" w16cid:durableId="892349391">
-    <w:abstractNumId w:val="16"/>
+  <w:num w:numId="30" w16cid:durableId="468980607">
+    <w:abstractNumId w:val="9"/>
+  </w:num>
+  <w:num w:numId="31" w16cid:durableId="25521679">
+    <w:abstractNumId w:val="5"/>
+  </w:num>
+  <w:num w:numId="32" w16cid:durableId="442304581">
+    <w:abstractNumId w:val="29"/>
   </w:num>
   <w:numIdMacAtCleanup w:val="26"/>
 </w:numbering>
